--- a/documentacion/GUIA DE ESTILO PROYECTO FINAL.docx
+++ b/documentacion/GUIA DE ESTILO PROYECTO FINAL.docx
@@ -68,7 +68,7 @@
                     </pic:cNvPicPr>
                   </pic:nvPicPr>
                   <pic:blipFill>
-                    <a:blip r:embed="rId7">
+                    <a:blip r:embed="rId8">
                       <a:extLst>
                         <a:ext uri="{28A0092B-C50C-407E-A947-70E740481C1C}">
                           <a14:useLocalDpi xmlns:a14="http://schemas.microsoft.com/office/drawing/2010/main" val="0"/>
@@ -124,60 +124,22 @@
       </w:pPr>
     </w:p>
     <w:p>
-      <w:pPr>
-        <w:rPr>
-          <w:lang w:val="en-US"/>
-        </w:rPr>
-      </w:pPr>
-      <w:r>
-        <w:rPr>
-          <w:lang w:val="en-US"/>
-        </w:rPr>
-        <w:t>Daniel A</w:t>
-      </w:r>
-      <w:r>
-        <w:rPr>
-          <w:lang w:val="en-US"/>
-        </w:rPr>
-        <w:t>rastell</w:t>
-      </w:r>
-    </w:p>
-    <w:p>
-      <w:pPr>
-        <w:rPr>
-          <w:lang w:val="en-US"/>
-        </w:rPr>
-      </w:pPr>
-      <w:r>
-        <w:rPr>
-          <w:lang w:val="en-US"/>
-        </w:rPr>
+      <w:r>
+        <w:t>Daniel Arastell</w:t>
+      </w:r>
+    </w:p>
+    <w:p>
+      <w:r>
         <w:t>Carlos Fernandez</w:t>
       </w:r>
     </w:p>
     <w:p>
-      <w:pPr>
-        <w:rPr>
-          <w:lang w:val="en-US"/>
-        </w:rPr>
-      </w:pPr>
-      <w:r>
-        <w:rPr>
-          <w:lang w:val="en-US"/>
-        </w:rPr>
+      <w:r>
         <w:t>Josep Boronat</w:t>
       </w:r>
     </w:p>
     <w:p>
-      <w:pPr>
-        <w:rPr>
-          <w:lang w:val="en-US"/>
-        </w:rPr>
-      </w:pPr>
-      <w:r>
-        <w:rPr>
-          <w:lang w:val="en-US"/>
-        </w:rPr>
+      <w:r>
         <w:t>Victor Gimenez</w:t>
       </w:r>
     </w:p>
@@ -185,26 +147,981 @@
       <w:pPr>
         <w:jc w:val="center"/>
         <w:rPr>
-          <w:lang w:val="en-US"/>
-        </w:rPr>
-      </w:pPr>
+          <w:b/>
+          <w:bCs/>
+          <w:sz w:val="36"/>
+          <w:szCs w:val="36"/>
+        </w:rPr>
+      </w:pPr>
+      <w:r>
+        <w:rPr>
+          <w:b/>
+          <w:bCs/>
+          <w:sz w:val="36"/>
+          <w:szCs w:val="36"/>
+        </w:rPr>
+        <w:lastRenderedPageBreak/>
+        <w:t>INDEX</w:t>
+      </w:r>
     </w:p>
     <w:p>
       <w:pPr>
         <w:jc w:val="center"/>
         <w:rPr>
-          <w:lang w:val="en-US"/>
-        </w:rPr>
-      </w:pPr>
-    </w:p>
-    <w:p>
-      <w:pPr>
-        <w:jc w:val="center"/>
-        <w:rPr>
-          <w:lang w:val="en-US"/>
-        </w:rPr>
-      </w:pPr>
-    </w:p>
+          <w:b/>
+          <w:bCs/>
+          <w:sz w:val="36"/>
+          <w:szCs w:val="36"/>
+        </w:rPr>
+      </w:pPr>
+    </w:p>
+    <w:sdt>
+      <w:sdtPr>
+        <w:rPr>
+          <w:rFonts w:asciiTheme="minorHAnsi" w:eastAsiaTheme="minorHAnsi" w:hAnsiTheme="minorHAnsi" w:cstheme="minorBidi"/>
+          <w:b w:val="0"/>
+          <w:bCs w:val="0"/>
+          <w:color w:val="auto"/>
+          <w:kern w:val="2"/>
+          <w:sz w:val="24"/>
+          <w:szCs w:val="24"/>
+          <w:lang w:eastAsia="en-US"/>
+          <w14:ligatures w14:val="standardContextual"/>
+        </w:rPr>
+        <w:id w:val="-1159066498"/>
+        <w:docPartObj>
+          <w:docPartGallery w:val="Table of Contents"/>
+          <w:docPartUnique/>
+        </w:docPartObj>
+      </w:sdtPr>
+      <w:sdtEndPr>
+        <w:rPr>
+          <w:noProof/>
+        </w:rPr>
+      </w:sdtEndPr>
+      <w:sdtContent>
+        <w:p>
+          <w:pPr>
+            <w:pStyle w:val="TtuloTDC"/>
+          </w:pPr>
+          <w:r>
+            <w:t>Tabla de contenido</w:t>
+          </w:r>
+        </w:p>
+        <w:p>
+          <w:pPr>
+            <w:pStyle w:val="TDC1"/>
+            <w:tabs>
+              <w:tab w:val="right" w:leader="dot" w:pos="8494"/>
+            </w:tabs>
+            <w:rPr>
+              <w:noProof/>
+            </w:rPr>
+          </w:pPr>
+          <w:r>
+            <w:rPr>
+              <w:b w:val="0"/>
+              <w:bCs w:val="0"/>
+            </w:rPr>
+            <w:fldChar w:fldCharType="begin"/>
+          </w:r>
+          <w:r>
+            <w:instrText>TOC \o "1-3" \h \z \u</w:instrText>
+          </w:r>
+          <w:r>
+            <w:rPr>
+              <w:b w:val="0"/>
+              <w:bCs w:val="0"/>
+            </w:rPr>
+            <w:fldChar w:fldCharType="separate"/>
+          </w:r>
+          <w:hyperlink w:anchor="_Toc191136217" w:history="1">
+            <w:r>
+              <w:rPr>
+                <w:rStyle w:val="Hipervnculo"/>
+                <w:noProof/>
+                <w:lang w:val="en-US"/>
+              </w:rPr>
+              <w:t>WIREFRAME</w:t>
+            </w:r>
+            <w:r>
+              <w:rPr>
+                <w:noProof/>
+                <w:webHidden/>
+              </w:rPr>
+              <w:tab/>
+            </w:r>
+            <w:r>
+              <w:rPr>
+                <w:noProof/>
+                <w:webHidden/>
+              </w:rPr>
+              <w:fldChar w:fldCharType="begin"/>
+            </w:r>
+            <w:r>
+              <w:rPr>
+                <w:noProof/>
+                <w:webHidden/>
+              </w:rPr>
+              <w:instrText xml:space="preserve"> PAGEREF _Toc191136217 \h </w:instrText>
+            </w:r>
+            <w:r>
+              <w:rPr>
+                <w:noProof/>
+                <w:webHidden/>
+              </w:rPr>
+            </w:r>
+            <w:r>
+              <w:rPr>
+                <w:noProof/>
+                <w:webHidden/>
+              </w:rPr>
+              <w:fldChar w:fldCharType="separate"/>
+            </w:r>
+            <w:r>
+              <w:rPr>
+                <w:noProof/>
+                <w:webHidden/>
+              </w:rPr>
+              <w:t>3</w:t>
+            </w:r>
+            <w:r>
+              <w:rPr>
+                <w:noProof/>
+                <w:webHidden/>
+              </w:rPr>
+              <w:fldChar w:fldCharType="end"/>
+            </w:r>
+          </w:hyperlink>
+        </w:p>
+        <w:p>
+          <w:pPr>
+            <w:pStyle w:val="TDC1"/>
+            <w:tabs>
+              <w:tab w:val="right" w:leader="dot" w:pos="8494"/>
+            </w:tabs>
+            <w:rPr>
+              <w:noProof/>
+            </w:rPr>
+          </w:pPr>
+          <w:hyperlink w:anchor="_Toc191136218" w:history="1">
+            <w:r>
+              <w:rPr>
+                <w:rStyle w:val="Hipervnculo"/>
+                <w:noProof/>
+              </w:rPr>
+              <w:t>GUIA DE ESTILOS</w:t>
+            </w:r>
+            <w:r>
+              <w:rPr>
+                <w:noProof/>
+                <w:webHidden/>
+              </w:rPr>
+              <w:tab/>
+            </w:r>
+            <w:r>
+              <w:rPr>
+                <w:noProof/>
+                <w:webHidden/>
+              </w:rPr>
+              <w:fldChar w:fldCharType="begin"/>
+            </w:r>
+            <w:r>
+              <w:rPr>
+                <w:noProof/>
+                <w:webHidden/>
+              </w:rPr>
+              <w:instrText xml:space="preserve"> PAGEREF _Toc191136218 \h </w:instrText>
+            </w:r>
+            <w:r>
+              <w:rPr>
+                <w:noProof/>
+                <w:webHidden/>
+              </w:rPr>
+            </w:r>
+            <w:r>
+              <w:rPr>
+                <w:noProof/>
+                <w:webHidden/>
+              </w:rPr>
+              <w:fldChar w:fldCharType="separate"/>
+            </w:r>
+            <w:r>
+              <w:rPr>
+                <w:noProof/>
+                <w:webHidden/>
+              </w:rPr>
+              <w:t>8</w:t>
+            </w:r>
+            <w:r>
+              <w:rPr>
+                <w:noProof/>
+                <w:webHidden/>
+              </w:rPr>
+              <w:fldChar w:fldCharType="end"/>
+            </w:r>
+          </w:hyperlink>
+        </w:p>
+        <w:p>
+          <w:pPr>
+            <w:pStyle w:val="TDC2"/>
+            <w:tabs>
+              <w:tab w:val="right" w:leader="dot" w:pos="8494"/>
+            </w:tabs>
+            <w:rPr>
+              <w:noProof/>
+            </w:rPr>
+          </w:pPr>
+          <w:hyperlink w:anchor="_Toc191136219" w:history="1">
+            <w:r>
+              <w:rPr>
+                <w:rStyle w:val="Hipervnculo"/>
+                <w:noProof/>
+              </w:rPr>
+              <w:t>PROPOSITO</w:t>
+            </w:r>
+            <w:r>
+              <w:rPr>
+                <w:noProof/>
+                <w:webHidden/>
+              </w:rPr>
+              <w:tab/>
+            </w:r>
+            <w:r>
+              <w:rPr>
+                <w:noProof/>
+                <w:webHidden/>
+              </w:rPr>
+              <w:fldChar w:fldCharType="begin"/>
+            </w:r>
+            <w:r>
+              <w:rPr>
+                <w:noProof/>
+                <w:webHidden/>
+              </w:rPr>
+              <w:instrText xml:space="preserve"> PAGEREF _Toc191136219 \h </w:instrText>
+            </w:r>
+            <w:r>
+              <w:rPr>
+                <w:noProof/>
+                <w:webHidden/>
+              </w:rPr>
+            </w:r>
+            <w:r>
+              <w:rPr>
+                <w:noProof/>
+                <w:webHidden/>
+              </w:rPr>
+              <w:fldChar w:fldCharType="separate"/>
+            </w:r>
+            <w:r>
+              <w:rPr>
+                <w:noProof/>
+                <w:webHidden/>
+              </w:rPr>
+              <w:t>8</w:t>
+            </w:r>
+            <w:r>
+              <w:rPr>
+                <w:noProof/>
+                <w:webHidden/>
+              </w:rPr>
+              <w:fldChar w:fldCharType="end"/>
+            </w:r>
+          </w:hyperlink>
+        </w:p>
+        <w:p>
+          <w:pPr>
+            <w:pStyle w:val="TDC2"/>
+            <w:tabs>
+              <w:tab w:val="right" w:leader="dot" w:pos="8494"/>
+            </w:tabs>
+            <w:rPr>
+              <w:noProof/>
+            </w:rPr>
+          </w:pPr>
+          <w:hyperlink w:anchor="_Toc191136220" w:history="1">
+            <w:r>
+              <w:rPr>
+                <w:rStyle w:val="Hipervnculo"/>
+                <w:noProof/>
+              </w:rPr>
+              <w:t>ESTUDIO DE LOS ELEMENTOS A USAR</w:t>
+            </w:r>
+            <w:r>
+              <w:rPr>
+                <w:noProof/>
+                <w:webHidden/>
+              </w:rPr>
+              <w:tab/>
+            </w:r>
+            <w:r>
+              <w:rPr>
+                <w:noProof/>
+                <w:webHidden/>
+              </w:rPr>
+              <w:fldChar w:fldCharType="begin"/>
+            </w:r>
+            <w:r>
+              <w:rPr>
+                <w:noProof/>
+                <w:webHidden/>
+              </w:rPr>
+              <w:instrText xml:space="preserve"> PAGEREF _Toc191136220 \h </w:instrText>
+            </w:r>
+            <w:r>
+              <w:rPr>
+                <w:noProof/>
+                <w:webHidden/>
+              </w:rPr>
+            </w:r>
+            <w:r>
+              <w:rPr>
+                <w:noProof/>
+                <w:webHidden/>
+              </w:rPr>
+              <w:fldChar w:fldCharType="separate"/>
+            </w:r>
+            <w:r>
+              <w:rPr>
+                <w:noProof/>
+                <w:webHidden/>
+              </w:rPr>
+              <w:t>8</w:t>
+            </w:r>
+            <w:r>
+              <w:rPr>
+                <w:noProof/>
+                <w:webHidden/>
+              </w:rPr>
+              <w:fldChar w:fldCharType="end"/>
+            </w:r>
+          </w:hyperlink>
+        </w:p>
+        <w:p>
+          <w:pPr>
+            <w:pStyle w:val="TDC2"/>
+            <w:tabs>
+              <w:tab w:val="right" w:leader="dot" w:pos="8494"/>
+            </w:tabs>
+            <w:rPr>
+              <w:noProof/>
+            </w:rPr>
+          </w:pPr>
+          <w:hyperlink w:anchor="_Toc191136221" w:history="1">
+            <w:r>
+              <w:rPr>
+                <w:rStyle w:val="Hipervnculo"/>
+                <w:noProof/>
+              </w:rPr>
+              <w:t>ESTRUCTURA DE NAVEGACION</w:t>
+            </w:r>
+            <w:r>
+              <w:rPr>
+                <w:noProof/>
+                <w:webHidden/>
+              </w:rPr>
+              <w:tab/>
+            </w:r>
+            <w:r>
+              <w:rPr>
+                <w:noProof/>
+                <w:webHidden/>
+              </w:rPr>
+              <w:fldChar w:fldCharType="begin"/>
+            </w:r>
+            <w:r>
+              <w:rPr>
+                <w:noProof/>
+                <w:webHidden/>
+              </w:rPr>
+              <w:instrText xml:space="preserve"> PAGEREF _Toc191136221 \h </w:instrText>
+            </w:r>
+            <w:r>
+              <w:rPr>
+                <w:noProof/>
+                <w:webHidden/>
+              </w:rPr>
+            </w:r>
+            <w:r>
+              <w:rPr>
+                <w:noProof/>
+                <w:webHidden/>
+              </w:rPr>
+              <w:fldChar w:fldCharType="separate"/>
+            </w:r>
+            <w:r>
+              <w:rPr>
+                <w:noProof/>
+                <w:webHidden/>
+              </w:rPr>
+              <w:t>13</w:t>
+            </w:r>
+            <w:r>
+              <w:rPr>
+                <w:noProof/>
+                <w:webHidden/>
+              </w:rPr>
+              <w:fldChar w:fldCharType="end"/>
+            </w:r>
+          </w:hyperlink>
+        </w:p>
+        <w:p>
+          <w:pPr>
+            <w:pStyle w:val="TDC2"/>
+            <w:tabs>
+              <w:tab w:val="right" w:leader="dot" w:pos="8494"/>
+            </w:tabs>
+            <w:rPr>
+              <w:noProof/>
+            </w:rPr>
+          </w:pPr>
+          <w:hyperlink w:anchor="_Toc191136222" w:history="1">
+            <w:r>
+              <w:rPr>
+                <w:rStyle w:val="Hipervnculo"/>
+                <w:noProof/>
+              </w:rPr>
+              <w:t>COLOR</w:t>
+            </w:r>
+            <w:r>
+              <w:rPr>
+                <w:noProof/>
+                <w:webHidden/>
+              </w:rPr>
+              <w:tab/>
+            </w:r>
+            <w:r>
+              <w:rPr>
+                <w:noProof/>
+                <w:webHidden/>
+              </w:rPr>
+              <w:fldChar w:fldCharType="begin"/>
+            </w:r>
+            <w:r>
+              <w:rPr>
+                <w:noProof/>
+                <w:webHidden/>
+              </w:rPr>
+              <w:instrText xml:space="preserve"> PAGEREF _Toc191136222 \h </w:instrText>
+            </w:r>
+            <w:r>
+              <w:rPr>
+                <w:noProof/>
+                <w:webHidden/>
+              </w:rPr>
+            </w:r>
+            <w:r>
+              <w:rPr>
+                <w:noProof/>
+                <w:webHidden/>
+              </w:rPr>
+              <w:fldChar w:fldCharType="separate"/>
+            </w:r>
+            <w:r>
+              <w:rPr>
+                <w:noProof/>
+                <w:webHidden/>
+              </w:rPr>
+              <w:t>14</w:t>
+            </w:r>
+            <w:r>
+              <w:rPr>
+                <w:noProof/>
+                <w:webHidden/>
+              </w:rPr>
+              <w:fldChar w:fldCharType="end"/>
+            </w:r>
+          </w:hyperlink>
+        </w:p>
+        <w:p>
+          <w:pPr>
+            <w:pStyle w:val="TDC2"/>
+            <w:tabs>
+              <w:tab w:val="right" w:leader="dot" w:pos="8494"/>
+            </w:tabs>
+            <w:rPr>
+              <w:noProof/>
+            </w:rPr>
+          </w:pPr>
+          <w:hyperlink w:anchor="_Toc191136223" w:history="1">
+            <w:r>
+              <w:rPr>
+                <w:rStyle w:val="Hipervnculo"/>
+                <w:noProof/>
+              </w:rPr>
+              <w:t>CABECERA</w:t>
+            </w:r>
+            <w:r>
+              <w:rPr>
+                <w:noProof/>
+                <w:webHidden/>
+              </w:rPr>
+              <w:tab/>
+            </w:r>
+            <w:r>
+              <w:rPr>
+                <w:noProof/>
+                <w:webHidden/>
+              </w:rPr>
+              <w:fldChar w:fldCharType="begin"/>
+            </w:r>
+            <w:r>
+              <w:rPr>
+                <w:noProof/>
+                <w:webHidden/>
+              </w:rPr>
+              <w:instrText xml:space="preserve"> PAGEREF _Toc191136223 \h </w:instrText>
+            </w:r>
+            <w:r>
+              <w:rPr>
+                <w:noProof/>
+                <w:webHidden/>
+              </w:rPr>
+            </w:r>
+            <w:r>
+              <w:rPr>
+                <w:noProof/>
+                <w:webHidden/>
+              </w:rPr>
+              <w:fldChar w:fldCharType="separate"/>
+            </w:r>
+            <w:r>
+              <w:rPr>
+                <w:noProof/>
+                <w:webHidden/>
+              </w:rPr>
+              <w:t>18</w:t>
+            </w:r>
+            <w:r>
+              <w:rPr>
+                <w:noProof/>
+                <w:webHidden/>
+              </w:rPr>
+              <w:fldChar w:fldCharType="end"/>
+            </w:r>
+          </w:hyperlink>
+        </w:p>
+        <w:p>
+          <w:pPr>
+            <w:pStyle w:val="TDC2"/>
+            <w:tabs>
+              <w:tab w:val="right" w:leader="dot" w:pos="8494"/>
+            </w:tabs>
+            <w:rPr>
+              <w:noProof/>
+            </w:rPr>
+          </w:pPr>
+          <w:hyperlink w:anchor="_Toc191136224" w:history="1">
+            <w:r>
+              <w:rPr>
+                <w:rStyle w:val="Hipervnculo"/>
+                <w:noProof/>
+              </w:rPr>
+              <w:t>LOGOS Y IMÁGENES</w:t>
+            </w:r>
+            <w:r>
+              <w:rPr>
+                <w:noProof/>
+                <w:webHidden/>
+              </w:rPr>
+              <w:tab/>
+            </w:r>
+            <w:r>
+              <w:rPr>
+                <w:noProof/>
+                <w:webHidden/>
+              </w:rPr>
+              <w:fldChar w:fldCharType="begin"/>
+            </w:r>
+            <w:r>
+              <w:rPr>
+                <w:noProof/>
+                <w:webHidden/>
+              </w:rPr>
+              <w:instrText xml:space="preserve"> PAGEREF _Toc191136224 \h </w:instrText>
+            </w:r>
+            <w:r>
+              <w:rPr>
+                <w:noProof/>
+                <w:webHidden/>
+              </w:rPr>
+            </w:r>
+            <w:r>
+              <w:rPr>
+                <w:noProof/>
+                <w:webHidden/>
+              </w:rPr>
+              <w:fldChar w:fldCharType="separate"/>
+            </w:r>
+            <w:r>
+              <w:rPr>
+                <w:noProof/>
+                <w:webHidden/>
+              </w:rPr>
+              <w:t>18</w:t>
+            </w:r>
+            <w:r>
+              <w:rPr>
+                <w:noProof/>
+                <w:webHidden/>
+              </w:rPr>
+              <w:fldChar w:fldCharType="end"/>
+            </w:r>
+          </w:hyperlink>
+        </w:p>
+        <w:p>
+          <w:pPr>
+            <w:pStyle w:val="TDC2"/>
+            <w:tabs>
+              <w:tab w:val="right" w:leader="dot" w:pos="8494"/>
+            </w:tabs>
+            <w:rPr>
+              <w:noProof/>
+            </w:rPr>
+          </w:pPr>
+          <w:hyperlink w:anchor="_Toc191136225" w:history="1">
+            <w:r>
+              <w:rPr>
+                <w:rStyle w:val="Hipervnculo"/>
+                <w:noProof/>
+              </w:rPr>
+              <w:t>ESTRUCTURA DE LA WEB</w:t>
+            </w:r>
+            <w:r>
+              <w:rPr>
+                <w:noProof/>
+                <w:webHidden/>
+              </w:rPr>
+              <w:tab/>
+            </w:r>
+            <w:r>
+              <w:rPr>
+                <w:noProof/>
+                <w:webHidden/>
+              </w:rPr>
+              <w:fldChar w:fldCharType="begin"/>
+            </w:r>
+            <w:r>
+              <w:rPr>
+                <w:noProof/>
+                <w:webHidden/>
+              </w:rPr>
+              <w:instrText xml:space="preserve"> PAGEREF _Toc191136225 \h </w:instrText>
+            </w:r>
+            <w:r>
+              <w:rPr>
+                <w:noProof/>
+                <w:webHidden/>
+              </w:rPr>
+            </w:r>
+            <w:r>
+              <w:rPr>
+                <w:noProof/>
+                <w:webHidden/>
+              </w:rPr>
+              <w:fldChar w:fldCharType="separate"/>
+            </w:r>
+            <w:r>
+              <w:rPr>
+                <w:noProof/>
+                <w:webHidden/>
+              </w:rPr>
+              <w:t>19</w:t>
+            </w:r>
+            <w:r>
+              <w:rPr>
+                <w:noProof/>
+                <w:webHidden/>
+              </w:rPr>
+              <w:fldChar w:fldCharType="end"/>
+            </w:r>
+          </w:hyperlink>
+        </w:p>
+        <w:p>
+          <w:pPr>
+            <w:pStyle w:val="TDC2"/>
+            <w:tabs>
+              <w:tab w:val="right" w:leader="dot" w:pos="8494"/>
+            </w:tabs>
+            <w:rPr>
+              <w:noProof/>
+            </w:rPr>
+          </w:pPr>
+          <w:hyperlink w:anchor="_Toc191136226" w:history="1">
+            <w:r>
+              <w:rPr>
+                <w:rStyle w:val="Hipervnculo"/>
+                <w:noProof/>
+              </w:rPr>
+              <w:t>CUMPLIMIENTO DE LAS PAUTAS DEL W3C</w:t>
+            </w:r>
+            <w:r>
+              <w:rPr>
+                <w:noProof/>
+                <w:webHidden/>
+              </w:rPr>
+              <w:tab/>
+            </w:r>
+            <w:r>
+              <w:rPr>
+                <w:noProof/>
+                <w:webHidden/>
+              </w:rPr>
+              <w:fldChar w:fldCharType="begin"/>
+            </w:r>
+            <w:r>
+              <w:rPr>
+                <w:noProof/>
+                <w:webHidden/>
+              </w:rPr>
+              <w:instrText xml:space="preserve"> PAGEREF _Toc191136226 \h </w:instrText>
+            </w:r>
+            <w:r>
+              <w:rPr>
+                <w:noProof/>
+                <w:webHidden/>
+              </w:rPr>
+            </w:r>
+            <w:r>
+              <w:rPr>
+                <w:noProof/>
+                <w:webHidden/>
+              </w:rPr>
+              <w:fldChar w:fldCharType="separate"/>
+            </w:r>
+            <w:r>
+              <w:rPr>
+                <w:noProof/>
+                <w:webHidden/>
+              </w:rPr>
+              <w:t>20</w:t>
+            </w:r>
+            <w:r>
+              <w:rPr>
+                <w:noProof/>
+                <w:webHidden/>
+              </w:rPr>
+              <w:fldChar w:fldCharType="end"/>
+            </w:r>
+          </w:hyperlink>
+        </w:p>
+        <w:p>
+          <w:pPr>
+            <w:pStyle w:val="TDC2"/>
+            <w:tabs>
+              <w:tab w:val="right" w:leader="dot" w:pos="8494"/>
+            </w:tabs>
+            <w:rPr>
+              <w:noProof/>
+            </w:rPr>
+          </w:pPr>
+          <w:hyperlink w:anchor="_Toc191136227" w:history="1">
+            <w:r>
+              <w:rPr>
+                <w:rStyle w:val="Hipervnculo"/>
+                <w:noProof/>
+              </w:rPr>
+              <w:t>ESTRUCTURA DE LA PAGINA</w:t>
+            </w:r>
+            <w:r>
+              <w:rPr>
+                <w:noProof/>
+                <w:webHidden/>
+              </w:rPr>
+              <w:tab/>
+            </w:r>
+            <w:r>
+              <w:rPr>
+                <w:noProof/>
+                <w:webHidden/>
+              </w:rPr>
+              <w:fldChar w:fldCharType="begin"/>
+            </w:r>
+            <w:r>
+              <w:rPr>
+                <w:noProof/>
+                <w:webHidden/>
+              </w:rPr>
+              <w:instrText xml:space="preserve"> PAGEREF _Toc191136227 \h </w:instrText>
+            </w:r>
+            <w:r>
+              <w:rPr>
+                <w:noProof/>
+                <w:webHidden/>
+              </w:rPr>
+            </w:r>
+            <w:r>
+              <w:rPr>
+                <w:noProof/>
+                <w:webHidden/>
+              </w:rPr>
+              <w:fldChar w:fldCharType="separate"/>
+            </w:r>
+            <w:r>
+              <w:rPr>
+                <w:noProof/>
+                <w:webHidden/>
+              </w:rPr>
+              <w:t>21</w:t>
+            </w:r>
+            <w:r>
+              <w:rPr>
+                <w:noProof/>
+                <w:webHidden/>
+              </w:rPr>
+              <w:fldChar w:fldCharType="end"/>
+            </w:r>
+          </w:hyperlink>
+        </w:p>
+        <w:p>
+          <w:pPr>
+            <w:pStyle w:val="TDC2"/>
+            <w:tabs>
+              <w:tab w:val="right" w:leader="dot" w:pos="8494"/>
+            </w:tabs>
+            <w:rPr>
+              <w:noProof/>
+            </w:rPr>
+          </w:pPr>
+          <w:hyperlink w:anchor="_Toc191136228" w:history="1">
+            <w:r>
+              <w:rPr>
+                <w:rStyle w:val="Hipervnculo"/>
+                <w:noProof/>
+              </w:rPr>
+              <w:t>LOGO</w:t>
+            </w:r>
+            <w:r>
+              <w:rPr>
+                <w:noProof/>
+                <w:webHidden/>
+              </w:rPr>
+              <w:tab/>
+            </w:r>
+            <w:r>
+              <w:rPr>
+                <w:noProof/>
+                <w:webHidden/>
+              </w:rPr>
+              <w:fldChar w:fldCharType="begin"/>
+            </w:r>
+            <w:r>
+              <w:rPr>
+                <w:noProof/>
+                <w:webHidden/>
+              </w:rPr>
+              <w:instrText xml:space="preserve"> PAGEREF _Toc191136228 \h </w:instrText>
+            </w:r>
+            <w:r>
+              <w:rPr>
+                <w:noProof/>
+                <w:webHidden/>
+              </w:rPr>
+            </w:r>
+            <w:r>
+              <w:rPr>
+                <w:noProof/>
+                <w:webHidden/>
+              </w:rPr>
+              <w:fldChar w:fldCharType="separate"/>
+            </w:r>
+            <w:r>
+              <w:rPr>
+                <w:noProof/>
+                <w:webHidden/>
+              </w:rPr>
+              <w:t>25</w:t>
+            </w:r>
+            <w:r>
+              <w:rPr>
+                <w:noProof/>
+                <w:webHidden/>
+              </w:rPr>
+              <w:fldChar w:fldCharType="end"/>
+            </w:r>
+          </w:hyperlink>
+        </w:p>
+        <w:p>
+          <w:pPr>
+            <w:pStyle w:val="TDC2"/>
+            <w:tabs>
+              <w:tab w:val="right" w:leader="dot" w:pos="8494"/>
+            </w:tabs>
+            <w:rPr>
+              <w:noProof/>
+            </w:rPr>
+          </w:pPr>
+          <w:hyperlink w:anchor="_Toc191136229" w:history="1">
+            <w:r>
+              <w:rPr>
+                <w:rStyle w:val="Hipervnculo"/>
+                <w:noProof/>
+              </w:rPr>
+              <w:t>TEXTOS</w:t>
+            </w:r>
+            <w:r>
+              <w:rPr>
+                <w:noProof/>
+                <w:webHidden/>
+              </w:rPr>
+              <w:tab/>
+            </w:r>
+            <w:r>
+              <w:rPr>
+                <w:noProof/>
+                <w:webHidden/>
+              </w:rPr>
+              <w:fldChar w:fldCharType="begin"/>
+            </w:r>
+            <w:r>
+              <w:rPr>
+                <w:noProof/>
+                <w:webHidden/>
+              </w:rPr>
+              <w:instrText xml:space="preserve"> PAGEREF _Toc191136229 \h </w:instrText>
+            </w:r>
+            <w:r>
+              <w:rPr>
+                <w:noProof/>
+                <w:webHidden/>
+              </w:rPr>
+            </w:r>
+            <w:r>
+              <w:rPr>
+                <w:noProof/>
+                <w:webHidden/>
+              </w:rPr>
+              <w:fldChar w:fldCharType="separate"/>
+            </w:r>
+            <w:r>
+              <w:rPr>
+                <w:noProof/>
+                <w:webHidden/>
+              </w:rPr>
+              <w:t>25</w:t>
+            </w:r>
+            <w:r>
+              <w:rPr>
+                <w:noProof/>
+                <w:webHidden/>
+              </w:rPr>
+              <w:fldChar w:fldCharType="end"/>
+            </w:r>
+          </w:hyperlink>
+        </w:p>
+        <w:p>
+          <w:r>
+            <w:rPr>
+              <w:b/>
+              <w:bCs/>
+              <w:noProof/>
+            </w:rPr>
+            <w:fldChar w:fldCharType="end"/>
+          </w:r>
+        </w:p>
+      </w:sdtContent>
+    </w:sdt>
     <w:p>
       <w:pPr>
         <w:jc w:val="center"/>
@@ -216,7 +1133,10 @@
           <w:lang w:val="en-US"/>
         </w:rPr>
       </w:pPr>
-      <w:r>
+    </w:p>
+    <w:p>
+      <w:pPr>
+        <w:jc w:val="center"/>
         <w:rPr>
           <w:b/>
           <w:bCs/>
@@ -224,8 +1144,7 @@
           <w:szCs w:val="36"/>
           <w:lang w:val="en-US"/>
         </w:rPr>
-        <w:t>INDEX</w:t>
-      </w:r>
+      </w:pPr>
     </w:p>
     <w:p>
       <w:pPr>
@@ -361,7 +1280,6 @@
     </w:p>
     <w:p>
       <w:pPr>
-        <w:jc w:val="center"/>
         <w:rPr>
           <w:b/>
           <w:bCs/>
@@ -373,203 +1291,13 @@
     </w:p>
     <w:p>
       <w:pPr>
-        <w:jc w:val="center"/>
-        <w:rPr>
-          <w:b/>
-          <w:bCs/>
-          <w:sz w:val="36"/>
-          <w:szCs w:val="36"/>
-          <w:lang w:val="en-US"/>
-        </w:rPr>
-      </w:pPr>
-    </w:p>
-    <w:p>
-      <w:pPr>
-        <w:jc w:val="center"/>
-        <w:rPr>
-          <w:b/>
-          <w:bCs/>
-          <w:sz w:val="36"/>
-          <w:szCs w:val="36"/>
-          <w:lang w:val="en-US"/>
-        </w:rPr>
-      </w:pPr>
-    </w:p>
-    <w:p>
-      <w:pPr>
-        <w:jc w:val="center"/>
-        <w:rPr>
-          <w:b/>
-          <w:bCs/>
-          <w:sz w:val="36"/>
-          <w:szCs w:val="36"/>
-          <w:lang w:val="en-US"/>
-        </w:rPr>
-      </w:pPr>
-    </w:p>
-    <w:p>
-      <w:pPr>
-        <w:jc w:val="center"/>
-        <w:rPr>
-          <w:b/>
-          <w:bCs/>
-          <w:sz w:val="36"/>
-          <w:szCs w:val="36"/>
-          <w:lang w:val="en-US"/>
-        </w:rPr>
-      </w:pPr>
-    </w:p>
-    <w:p>
-      <w:pPr>
-        <w:jc w:val="center"/>
-        <w:rPr>
-          <w:b/>
-          <w:bCs/>
-          <w:sz w:val="36"/>
-          <w:szCs w:val="36"/>
-          <w:lang w:val="en-US"/>
-        </w:rPr>
-      </w:pPr>
-    </w:p>
-    <w:p>
-      <w:pPr>
-        <w:jc w:val="center"/>
-        <w:rPr>
-          <w:b/>
-          <w:bCs/>
-          <w:sz w:val="36"/>
-          <w:szCs w:val="36"/>
-          <w:lang w:val="en-US"/>
-        </w:rPr>
-      </w:pPr>
-    </w:p>
-    <w:p>
-      <w:pPr>
-        <w:jc w:val="center"/>
-        <w:rPr>
-          <w:b/>
-          <w:bCs/>
-          <w:sz w:val="36"/>
-          <w:szCs w:val="36"/>
-          <w:lang w:val="en-US"/>
-        </w:rPr>
-      </w:pPr>
-    </w:p>
-    <w:p>
-      <w:pPr>
-        <w:jc w:val="center"/>
-        <w:rPr>
-          <w:b/>
-          <w:bCs/>
-          <w:sz w:val="36"/>
-          <w:szCs w:val="36"/>
-          <w:lang w:val="en-US"/>
-        </w:rPr>
-      </w:pPr>
-    </w:p>
-    <w:p>
-      <w:pPr>
-        <w:jc w:val="center"/>
-        <w:rPr>
-          <w:b/>
-          <w:bCs/>
-          <w:sz w:val="36"/>
-          <w:szCs w:val="36"/>
-          <w:lang w:val="en-US"/>
-        </w:rPr>
-      </w:pPr>
-    </w:p>
-    <w:p>
-      <w:pPr>
-        <w:jc w:val="center"/>
-        <w:rPr>
-          <w:b/>
-          <w:bCs/>
-          <w:sz w:val="36"/>
-          <w:szCs w:val="36"/>
-          <w:lang w:val="en-US"/>
-        </w:rPr>
-      </w:pPr>
-    </w:p>
-    <w:p>
-      <w:pPr>
-        <w:jc w:val="center"/>
-        <w:rPr>
-          <w:b/>
-          <w:bCs/>
-          <w:sz w:val="36"/>
-          <w:szCs w:val="36"/>
-          <w:lang w:val="en-US"/>
-        </w:rPr>
-      </w:pPr>
-    </w:p>
-    <w:p>
-      <w:pPr>
-        <w:jc w:val="center"/>
-        <w:rPr>
-          <w:b/>
-          <w:bCs/>
-          <w:sz w:val="36"/>
-          <w:szCs w:val="36"/>
-          <w:lang w:val="en-US"/>
-        </w:rPr>
-      </w:pPr>
-    </w:p>
-    <w:p>
-      <w:pPr>
-        <w:jc w:val="center"/>
-        <w:rPr>
-          <w:b/>
-          <w:bCs/>
-          <w:sz w:val="36"/>
-          <w:szCs w:val="36"/>
-          <w:lang w:val="en-US"/>
-        </w:rPr>
-      </w:pPr>
-    </w:p>
-    <w:p>
-      <w:pPr>
-        <w:jc w:val="center"/>
-        <w:rPr>
-          <w:b/>
-          <w:bCs/>
-          <w:sz w:val="36"/>
-          <w:szCs w:val="36"/>
-          <w:lang w:val="en-US"/>
-        </w:rPr>
-      </w:pPr>
-    </w:p>
-    <w:p>
-      <w:pPr>
-        <w:jc w:val="center"/>
-        <w:rPr>
-          <w:b/>
-          <w:bCs/>
-          <w:sz w:val="36"/>
-          <w:szCs w:val="36"/>
-          <w:lang w:val="en-US"/>
-        </w:rPr>
-      </w:pPr>
-    </w:p>
-    <w:p>
-      <w:pPr>
-        <w:rPr>
-          <w:b/>
-          <w:bCs/>
-          <w:sz w:val="36"/>
-          <w:szCs w:val="36"/>
-          <w:lang w:val="en-US"/>
-        </w:rPr>
-      </w:pPr>
-    </w:p>
-    <w:p>
-      <w:pPr>
         <w:pStyle w:val="Ttulo1"/>
         <w:jc w:val="center"/>
         <w:rPr>
           <w:lang w:val="en-US"/>
         </w:rPr>
       </w:pPr>
+      <w:bookmarkStart w:id="0" w:name="_Toc191136217"/>
       <w:r>
         <w:rPr>
           <w:lang w:val="en-US"/>
@@ -577,6 +1305,7 @@
         <w:lastRenderedPageBreak/>
         <w:t>WIREFRAME</w:t>
       </w:r>
+      <w:bookmarkEnd w:id="0"/>
     </w:p>
     <w:p>
       <w:pPr>
@@ -614,7 +1343,7 @@
           <w:noProof/>
         </w:rPr>
         <w:drawing>
-          <wp:inline distT="0" distB="0" distL="0" distR="0" wp14:anchorId="63E94439" wp14:editId="5B00811E">
+          <wp:inline distT="0" distB="0" distL="0" distR="0" wp14:anchorId="63E94439" wp14:editId="6BB84902">
             <wp:extent cx="3099816" cy="8295398"/>
             <wp:effectExtent l="0" t="0" r="0" b="0"/>
             <wp:docPr id="1331907909" name="Imagen 3" descr="Interfaz de usuario gráfica, Aplicación&#10;&#10;El contenido generado por IA puede ser incorrecto."/>
@@ -631,7 +1360,7 @@
                     </pic:cNvPicPr>
                   </pic:nvPicPr>
                   <pic:blipFill>
-                    <a:blip r:embed="rId8" cstate="print">
+                    <a:blip r:embed="rId9" cstate="print">
                       <a:extLst>
                         <a:ext uri="{28A0092B-C50C-407E-A947-70E740481C1C}">
                           <a14:useLocalDpi xmlns:a14="http://schemas.microsoft.com/office/drawing/2010/main" val="0"/>
@@ -699,7 +1428,7 @@
                     <pic:cNvPicPr/>
                   </pic:nvPicPr>
                   <pic:blipFill>
-                    <a:blip r:embed="rId9"/>
+                    <a:blip r:embed="rId10"/>
                     <a:stretch>
                       <a:fillRect/>
                     </a:stretch>
@@ -753,7 +1482,7 @@
                     <pic:cNvPicPr/>
                   </pic:nvPicPr>
                   <pic:blipFill>
-                    <a:blip r:embed="rId10"/>
+                    <a:blip r:embed="rId11"/>
                     <a:stretch>
                       <a:fillRect/>
                     </a:stretch>
@@ -862,7 +1591,7 @@
                     <pic:cNvPicPr/>
                   </pic:nvPicPr>
                   <pic:blipFill>
-                    <a:blip r:embed="rId11"/>
+                    <a:blip r:embed="rId12"/>
                     <a:stretch>
                       <a:fillRect/>
                     </a:stretch>
@@ -916,7 +1645,7 @@
                     <pic:cNvPicPr/>
                   </pic:nvPicPr>
                   <pic:blipFill>
-                    <a:blip r:embed="rId12"/>
+                    <a:blip r:embed="rId13"/>
                     <a:stretch>
                       <a:fillRect/>
                     </a:stretch>
@@ -977,18 +1706,25 @@
         <w:pStyle w:val="Ttulo1"/>
         <w:jc w:val="center"/>
       </w:pPr>
+      <w:bookmarkStart w:id="1" w:name="_Toc191136218"/>
       <w:r>
         <w:lastRenderedPageBreak/>
         <w:t>GUIA DE ESTILOS</w:t>
       </w:r>
+      <w:bookmarkEnd w:id="1"/>
     </w:p>
     <w:p/>
     <w:p>
       <w:pPr>
         <w:pStyle w:val="Ttulo2"/>
       </w:pPr>
-      <w:r>
-        <w:t xml:space="preserve">PROPOSITO </w:t>
+      <w:bookmarkStart w:id="2" w:name="_Toc191136219"/>
+      <w:r>
+        <w:t>PROPOSITO</w:t>
+      </w:r>
+      <w:bookmarkEnd w:id="2"/>
+      <w:r>
+        <w:t xml:space="preserve"> </w:t>
       </w:r>
     </w:p>
     <w:p/>
@@ -1010,7 +1746,7 @@
       </w:r>
       <w:proofErr w:type="gramEnd"/>
       <w:r>
-        <w:t xml:space="preserve"> de servicios como compras de productos. La web gestionara tanto los clientes como los empleados, los clientes tendrán una cuenta donde saldrán todas sus reservas/compras y los empleados podrán ver </w:t>
+        <w:t xml:space="preserve"> de servicios como compras de productos. La web gestionara tanto los clientes como los empleados, los clientes tendrán una cuenta donde saldrán todas sus reservas y los empleados podrán ver </w:t>
       </w:r>
       <w:proofErr w:type="spellStart"/>
       <w:r>
@@ -1038,8 +1774,13 @@
       <w:pPr>
         <w:pStyle w:val="Ttulo2"/>
       </w:pPr>
-      <w:r>
-        <w:t xml:space="preserve">ESTUDIO DE LOS ELEMENTOS A USAR </w:t>
+      <w:bookmarkStart w:id="3" w:name="_Toc191136220"/>
+      <w:r>
+        <w:t>ESTUDIO DE LOS ELEMENTOS A USAR</w:t>
+      </w:r>
+      <w:bookmarkEnd w:id="3"/>
+      <w:r>
+        <w:t xml:space="preserve"> </w:t>
       </w:r>
     </w:p>
     <w:p/>
@@ -1126,7 +1867,7 @@
                     <pic:cNvPicPr/>
                   </pic:nvPicPr>
                   <pic:blipFill>
-                    <a:blip r:embed="rId13"/>
+                    <a:blip r:embed="rId14"/>
                     <a:stretch>
                       <a:fillRect/>
                     </a:stretch>
@@ -1187,7 +1928,7 @@
                     <pic:cNvPicPr/>
                   </pic:nvPicPr>
                   <pic:blipFill>
-                    <a:blip r:embed="rId14"/>
+                    <a:blip r:embed="rId15"/>
                     <a:stretch>
                       <a:fillRect/>
                     </a:stretch>
@@ -1235,7 +1976,7 @@
                     <pic:cNvPicPr/>
                   </pic:nvPicPr>
                   <pic:blipFill>
-                    <a:blip r:embed="rId15"/>
+                    <a:blip r:embed="rId16"/>
                     <a:stretch>
                       <a:fillRect/>
                     </a:stretch>
@@ -1290,7 +2031,7 @@
                     <pic:cNvPicPr/>
                   </pic:nvPicPr>
                   <pic:blipFill>
-                    <a:blip r:embed="rId16"/>
+                    <a:blip r:embed="rId17"/>
                     <a:stretch>
                       <a:fillRect/>
                     </a:stretch>
@@ -1367,7 +2108,7 @@
                     <pic:cNvPicPr/>
                   </pic:nvPicPr>
                   <pic:blipFill>
-                    <a:blip r:embed="rId17"/>
+                    <a:blip r:embed="rId18"/>
                     <a:stretch>
                       <a:fillRect/>
                     </a:stretch>
@@ -1444,7 +2185,7 @@
                     <pic:cNvPicPr/>
                   </pic:nvPicPr>
                   <pic:blipFill>
-                    <a:blip r:embed="rId18"/>
+                    <a:blip r:embed="rId19"/>
                     <a:stretch>
                       <a:fillRect/>
                     </a:stretch>
@@ -1510,7 +2251,7 @@
                     <pic:cNvPicPr/>
                   </pic:nvPicPr>
                   <pic:blipFill>
-                    <a:blip r:embed="rId19"/>
+                    <a:blip r:embed="rId20"/>
                     <a:stretch>
                       <a:fillRect/>
                     </a:stretch>
@@ -1581,7 +2322,7 @@
                     <pic:cNvPicPr/>
                   </pic:nvPicPr>
                   <pic:blipFill>
-                    <a:blip r:embed="rId20"/>
+                    <a:blip r:embed="rId21"/>
                     <a:stretch>
                       <a:fillRect/>
                     </a:stretch>
@@ -1637,7 +2378,7 @@
                     <pic:cNvPicPr/>
                   </pic:nvPicPr>
                   <pic:blipFill>
-                    <a:blip r:embed="rId21"/>
+                    <a:blip r:embed="rId22"/>
                     <a:stretch>
                       <a:fillRect/>
                     </a:stretch>
@@ -1762,7 +2503,7 @@
                     <pic:cNvPicPr/>
                   </pic:nvPicPr>
                   <pic:blipFill>
-                    <a:blip r:embed="rId22"/>
+                    <a:blip r:embed="rId23"/>
                     <a:stretch>
                       <a:fillRect/>
                     </a:stretch>
@@ -1839,7 +2580,7 @@
                     <pic:cNvPicPr/>
                   </pic:nvPicPr>
                   <pic:blipFill>
-                    <a:blip r:embed="rId23"/>
+                    <a:blip r:embed="rId24"/>
                     <a:stretch>
                       <a:fillRect/>
                     </a:stretch>
@@ -1916,7 +2657,7 @@
                     <pic:cNvPicPr/>
                   </pic:nvPicPr>
                   <pic:blipFill>
-                    <a:blip r:embed="rId24"/>
+                    <a:blip r:embed="rId25"/>
                     <a:stretch>
                       <a:fillRect/>
                     </a:stretch>
@@ -2095,7 +2836,7 @@
                     <pic:cNvPicPr/>
                   </pic:nvPicPr>
                   <pic:blipFill>
-                    <a:blip r:embed="rId23"/>
+                    <a:blip r:embed="rId24"/>
                     <a:stretch>
                       <a:fillRect/>
                     </a:stretch>
@@ -2191,7 +2932,7 @@
                     <pic:cNvPicPr/>
                   </pic:nvPicPr>
                   <pic:blipFill>
-                    <a:blip r:embed="rId25"/>
+                    <a:blip r:embed="rId26"/>
                     <a:stretch>
                       <a:fillRect/>
                     </a:stretch>
@@ -2239,7 +2980,7 @@
                     <pic:cNvPicPr/>
                   </pic:nvPicPr>
                   <pic:blipFill>
-                    <a:blip r:embed="rId26"/>
+                    <a:blip r:embed="rId27"/>
                     <a:stretch>
                       <a:fillRect/>
                     </a:stretch>
@@ -2302,7 +3043,7 @@
                     <pic:cNvPicPr/>
                   </pic:nvPicPr>
                   <pic:blipFill>
-                    <a:blip r:embed="rId27"/>
+                    <a:blip r:embed="rId28"/>
                     <a:stretch>
                       <a:fillRect/>
                     </a:stretch>
@@ -2402,7 +3143,7 @@
                     <pic:cNvPicPr/>
                   </pic:nvPicPr>
                   <pic:blipFill>
-                    <a:blip r:embed="rId23"/>
+                    <a:blip r:embed="rId24"/>
                     <a:stretch>
                       <a:fillRect/>
                     </a:stretch>
@@ -2474,7 +3215,7 @@
                     <pic:cNvPicPr/>
                   </pic:nvPicPr>
                   <pic:blipFill>
-                    <a:blip r:embed="rId28"/>
+                    <a:blip r:embed="rId29"/>
                     <a:stretch>
                       <a:fillRect/>
                     </a:stretch>
@@ -2537,7 +3278,7 @@
                     <pic:cNvPicPr/>
                   </pic:nvPicPr>
                   <pic:blipFill>
-                    <a:blip r:embed="rId29"/>
+                    <a:blip r:embed="rId30"/>
                     <a:stretch>
                       <a:fillRect/>
                     </a:stretch>
@@ -2638,7 +3379,7 @@
                     <pic:cNvPicPr/>
                   </pic:nvPicPr>
                   <pic:blipFill>
-                    <a:blip r:embed="rId23"/>
+                    <a:blip r:embed="rId24"/>
                     <a:stretch>
                       <a:fillRect/>
                     </a:stretch>
@@ -2739,7 +3480,7 @@
                     <pic:cNvPicPr/>
                   </pic:nvPicPr>
                   <pic:blipFill>
-                    <a:blip r:embed="rId30"/>
+                    <a:blip r:embed="rId31"/>
                     <a:stretch>
                       <a:fillRect/>
                     </a:stretch>
@@ -2821,7 +3562,7 @@
                     <pic:cNvPicPr/>
                   </pic:nvPicPr>
                   <pic:blipFill>
-                    <a:blip r:embed="rId31"/>
+                    <a:blip r:embed="rId32"/>
                     <a:stretch>
                       <a:fillRect/>
                     </a:stretch>
@@ -2893,7 +3634,7 @@
                     <pic:cNvPicPr/>
                   </pic:nvPicPr>
                   <pic:blipFill>
-                    <a:blip r:embed="rId32"/>
+                    <a:blip r:embed="rId33"/>
                     <a:stretch>
                       <a:fillRect/>
                     </a:stretch>
@@ -2919,12 +3660,14 @@
         <w:pStyle w:val="Ttulo2"/>
         <w:jc w:val="center"/>
       </w:pPr>
-      <w:bookmarkStart w:id="0" w:name="_Toc188553797"/>
+      <w:bookmarkStart w:id="4" w:name="_Toc188553797"/>
+      <w:bookmarkStart w:id="5" w:name="_Toc191136221"/>
       <w:r>
         <w:lastRenderedPageBreak/>
         <w:t>ESTRUCTURA DE NAVEGACION</w:t>
       </w:r>
-      <w:bookmarkEnd w:id="0"/>
+      <w:bookmarkEnd w:id="4"/>
+      <w:bookmarkEnd w:id="5"/>
     </w:p>
     <w:p>
       <w:pPr>
@@ -3076,7 +3819,7 @@
                     <pic:cNvPicPr/>
                   </pic:nvPicPr>
                   <pic:blipFill>
-                    <a:blip r:embed="rId33"/>
+                    <a:blip r:embed="rId34"/>
                     <a:stretch>
                       <a:fillRect/>
                     </a:stretch>
@@ -3182,10 +3925,12 @@
         <w:pStyle w:val="Ttulo2"/>
         <w:jc w:val="center"/>
       </w:pPr>
+      <w:bookmarkStart w:id="6" w:name="_Toc191136222"/>
       <w:r>
         <w:lastRenderedPageBreak/>
         <w:t>COLOR</w:t>
       </w:r>
+      <w:bookmarkEnd w:id="6"/>
     </w:p>
     <w:p>
       <w:pPr>
@@ -3205,7 +3950,7 @@
           <w:lang w:eastAsia="es-ES_tradnl"/>
           <w14:ligatures w14:val="none"/>
         </w:rPr>
-        <w:t>Se han elegido los siguientes colores para crear la paleta de</w:t>
+        <w:t xml:space="preserve">Se ha elegido usar una paleta sencilla para los colores de la web en la que se mezclan colores claros y oscuros para generar contraste en los diferentes apartados de la pagina </w:t>
       </w:r>
     </w:p>
     <w:p>
@@ -3218,7 +3963,9 @@
           <w14:ligatures w14:val="none"/>
         </w:rPr>
       </w:pPr>
-      <w:r>
+    </w:p>
+    <w:p>
+      <w:pPr>
         <w:rPr>
           <w:rFonts w:ascii="Helvetica" w:eastAsia="Times New Roman" w:hAnsi="Helvetica" w:cs="Times New Roman"/>
           <w:color w:val="000000"/>
@@ -3226,8 +3973,7 @@
           <w:lang w:eastAsia="es-ES_tradnl"/>
           <w14:ligatures w14:val="none"/>
         </w:rPr>
-        <w:t>la web</w:t>
-      </w:r>
+      </w:pPr>
       <w:r>
         <w:rPr>
           <w:rFonts w:ascii="Helvetica" w:eastAsia="Times New Roman" w:hAnsi="Helvetica" w:cs="Times New Roman"/>
@@ -3236,10 +3982,20 @@
           <w:lang w:eastAsia="es-ES_tradnl"/>
           <w14:ligatures w14:val="none"/>
         </w:rPr>
-        <w:t>:</w:t>
-      </w:r>
-    </w:p>
-    <w:p/>
+        <w:t>Paleta:</w:t>
+      </w:r>
+    </w:p>
+    <w:p>
+      <w:pPr>
+        <w:rPr>
+          <w:rFonts w:ascii="Helvetica" w:eastAsia="Times New Roman" w:hAnsi="Helvetica" w:cs="Times New Roman"/>
+          <w:color w:val="000000"/>
+          <w:kern w:val="0"/>
+          <w:lang w:eastAsia="es-ES_tradnl"/>
+          <w14:ligatures w14:val="none"/>
+        </w:rPr>
+      </w:pPr>
+    </w:p>
     <w:p>
       <w:pPr>
         <w:jc w:val="center"/>
@@ -3249,10 +4005,10 @@
           <w:noProof/>
         </w:rPr>
         <w:drawing>
-          <wp:inline distT="0" distB="0" distL="0" distR="0" wp14:anchorId="5411F3D2" wp14:editId="1519E221">
-            <wp:extent cx="3517751" cy="996696"/>
-            <wp:effectExtent l="0" t="0" r="635" b="0"/>
-            <wp:docPr id="1453886811" name="Imagen 1" descr="Interfaz de usuario gráfica, Aplicación&#10;&#10;El contenido generado por IA puede ser incorrecto."/>
+          <wp:inline distT="0" distB="0" distL="0" distR="0" wp14:anchorId="0835CBD6" wp14:editId="2CFE6CC6">
+            <wp:extent cx="3022600" cy="1143000"/>
+            <wp:effectExtent l="0" t="0" r="0" b="0"/>
+            <wp:docPr id="1454878339" name="Imagen 1" descr="Texto&#10;&#10;El contenido generado por IA puede ser incorrecto."/>
             <wp:cNvGraphicFramePr>
               <a:graphicFrameLocks xmlns:a="http://schemas.openxmlformats.org/drawingml/2006/main" noChangeAspect="1"/>
             </wp:cNvGraphicFramePr>
@@ -3260,52 +4016,7 @@
               <a:graphicData uri="http://schemas.openxmlformats.org/drawingml/2006/picture">
                 <pic:pic xmlns:pic="http://schemas.openxmlformats.org/drawingml/2006/picture">
                   <pic:nvPicPr>
-                    <pic:cNvPr id="1453886811" name="Imagen 1" descr="Interfaz de usuario gráfica, Aplicación&#10;&#10;El contenido generado por IA puede ser incorrecto."/>
-                    <pic:cNvPicPr/>
-                  </pic:nvPicPr>
-                  <pic:blipFill>
-                    <a:blip r:embed="rId34"/>
-                    <a:stretch>
-                      <a:fillRect/>
-                    </a:stretch>
-                  </pic:blipFill>
-                  <pic:spPr>
-                    <a:xfrm>
-                      <a:off x="0" y="0"/>
-                      <a:ext cx="3568541" cy="1011087"/>
-                    </a:xfrm>
-                    <a:prstGeom prst="rect">
-                      <a:avLst/>
-                    </a:prstGeom>
-                  </pic:spPr>
-                </pic:pic>
-              </a:graphicData>
-            </a:graphic>
-          </wp:inline>
-        </w:drawing>
-      </w:r>
-    </w:p>
-    <w:p>
-      <w:pPr>
-        <w:jc w:val="center"/>
-      </w:pPr>
-      <w:r>
-        <w:rPr>
-          <w:noProof/>
-        </w:rPr>
-        <w:drawing>
-          <wp:inline distT="0" distB="0" distL="0" distR="0" wp14:anchorId="1FFCAE02" wp14:editId="11973AB1">
-            <wp:extent cx="3517265" cy="1024120"/>
-            <wp:effectExtent l="0" t="0" r="635" b="5080"/>
-            <wp:docPr id="187616974" name="Imagen 1" descr="Imagen que contiene Texto&#10;&#10;El contenido generado por IA puede ser incorrecto."/>
-            <wp:cNvGraphicFramePr>
-              <a:graphicFrameLocks xmlns:a="http://schemas.openxmlformats.org/drawingml/2006/main" noChangeAspect="1"/>
-            </wp:cNvGraphicFramePr>
-            <a:graphic xmlns:a="http://schemas.openxmlformats.org/drawingml/2006/main">
-              <a:graphicData uri="http://schemas.openxmlformats.org/drawingml/2006/picture">
-                <pic:pic xmlns:pic="http://schemas.openxmlformats.org/drawingml/2006/picture">
-                  <pic:nvPicPr>
-                    <pic:cNvPr id="187616974" name="Imagen 1" descr="Imagen que contiene Texto&#10;&#10;El contenido generado por IA puede ser incorrecto."/>
+                    <pic:cNvPr id="1454878339" name="Imagen 1" descr="Texto&#10;&#10;El contenido generado por IA puede ser incorrecto."/>
                     <pic:cNvPicPr/>
                   </pic:nvPicPr>
                   <pic:blipFill>
@@ -3317,7 +4028,7 @@
                   <pic:spPr>
                     <a:xfrm>
                       <a:off x="0" y="0"/>
-                      <a:ext cx="3572394" cy="1040172"/>
+                      <a:ext cx="3022600" cy="1143000"/>
                     </a:xfrm>
                     <a:prstGeom prst="rect">
                       <a:avLst/>
@@ -3339,10 +4050,10 @@
           <w:noProof/>
         </w:rPr>
         <w:drawing>
-          <wp:inline distT="0" distB="0" distL="0" distR="0" wp14:anchorId="434BC3B9" wp14:editId="708BFA40">
-            <wp:extent cx="3517265" cy="982148"/>
-            <wp:effectExtent l="0" t="0" r="635" b="0"/>
-            <wp:docPr id="1864825989" name="Imagen 1" descr="Imagen que contiene Texto&#10;&#10;El contenido generado por IA puede ser incorrecto."/>
+          <wp:inline distT="0" distB="0" distL="0" distR="0" wp14:anchorId="6B31D454" wp14:editId="05149542">
+            <wp:extent cx="3015488" cy="1168400"/>
+            <wp:effectExtent l="0" t="0" r="0" b="0"/>
+            <wp:docPr id="1932173146" name="Imagen 1" descr="Interfaz de usuario gráfica, Aplicación&#10;&#10;El contenido generado por IA puede ser incorrecto."/>
             <wp:cNvGraphicFramePr>
               <a:graphicFrameLocks xmlns:a="http://schemas.openxmlformats.org/drawingml/2006/main" noChangeAspect="1"/>
             </wp:cNvGraphicFramePr>
@@ -3350,7 +4061,7 @@
               <a:graphicData uri="http://schemas.openxmlformats.org/drawingml/2006/picture">
                 <pic:pic xmlns:pic="http://schemas.openxmlformats.org/drawingml/2006/picture">
                   <pic:nvPicPr>
-                    <pic:cNvPr id="1864825989" name="Imagen 1" descr="Imagen que contiene Texto&#10;&#10;El contenido generado por IA puede ser incorrecto."/>
+                    <pic:cNvPr id="1932173146" name="Imagen 1" descr="Interfaz de usuario gráfica, Aplicación&#10;&#10;El contenido generado por IA puede ser incorrecto."/>
                     <pic:cNvPicPr/>
                   </pic:nvPicPr>
                   <pic:blipFill>
@@ -3362,7 +4073,7 @@
                   <pic:spPr>
                     <a:xfrm>
                       <a:off x="0" y="0"/>
-                      <a:ext cx="3586649" cy="1001523"/>
+                      <a:ext cx="3017513" cy="1169185"/>
                     </a:xfrm>
                     <a:prstGeom prst="rect">
                       <a:avLst/>
@@ -3384,10 +4095,10 @@
           <w:noProof/>
         </w:rPr>
         <w:drawing>
-          <wp:inline distT="0" distB="0" distL="0" distR="0" wp14:anchorId="1C105548" wp14:editId="0F97E896">
-            <wp:extent cx="3517265" cy="973754"/>
-            <wp:effectExtent l="0" t="0" r="635" b="4445"/>
-            <wp:docPr id="947168461" name="Imagen 1" descr="Imagen que contiene Interfaz de usuario gráfica&#10;&#10;El contenido generado por IA puede ser incorrecto."/>
+          <wp:inline distT="0" distB="0" distL="0" distR="0" wp14:anchorId="60E503B9" wp14:editId="66CA8048">
+            <wp:extent cx="2997200" cy="1155700"/>
+            <wp:effectExtent l="0" t="0" r="0" b="0"/>
+            <wp:docPr id="1221861226" name="Imagen 1" descr="Interfaz de usuario gráfica, Aplicación&#10;&#10;El contenido generado por IA puede ser incorrecto."/>
             <wp:cNvGraphicFramePr>
               <a:graphicFrameLocks xmlns:a="http://schemas.openxmlformats.org/drawingml/2006/main" noChangeAspect="1"/>
             </wp:cNvGraphicFramePr>
@@ -3395,7 +4106,7 @@
               <a:graphicData uri="http://schemas.openxmlformats.org/drawingml/2006/picture">
                 <pic:pic xmlns:pic="http://schemas.openxmlformats.org/drawingml/2006/picture">
                   <pic:nvPicPr>
-                    <pic:cNvPr id="947168461" name="Imagen 1" descr="Imagen que contiene Interfaz de usuario gráfica&#10;&#10;El contenido generado por IA puede ser incorrecto."/>
+                    <pic:cNvPr id="1221861226" name="Imagen 1" descr="Interfaz de usuario gráfica, Aplicación&#10;&#10;El contenido generado por IA puede ser incorrecto."/>
                     <pic:cNvPicPr/>
                   </pic:nvPicPr>
                   <pic:blipFill>
@@ -3407,7 +4118,7 @@
                   <pic:spPr>
                     <a:xfrm>
                       <a:off x="0" y="0"/>
-                      <a:ext cx="3600184" cy="996710"/>
+                      <a:ext cx="2997200" cy="1155700"/>
                     </a:xfrm>
                     <a:prstGeom prst="rect">
                       <a:avLst/>
@@ -3422,592 +4133,17 @@
     </w:p>
     <w:p>
       <w:pPr>
-        <w:pStyle w:val="p1"/>
-      </w:pPr>
-    </w:p>
-    <w:p>
-      <w:pPr>
-        <w:pStyle w:val="p1"/>
-        <w:rPr>
-          <w:b/>
-          <w:bCs/>
-          <w:sz w:val="28"/>
-          <w:szCs w:val="28"/>
-        </w:rPr>
-      </w:pPr>
-    </w:p>
-    <w:p>
-      <w:pPr>
-        <w:pStyle w:val="p1"/>
-        <w:rPr>
-          <w:rFonts w:asciiTheme="minorHAnsi" w:hAnsiTheme="minorHAnsi"/>
-          <w:b/>
-          <w:bCs/>
-          <w:sz w:val="28"/>
-          <w:szCs w:val="28"/>
-        </w:rPr>
-      </w:pPr>
-      <w:r>
-        <w:rPr>
-          <w:rFonts w:asciiTheme="minorHAnsi" w:hAnsiTheme="minorHAnsi"/>
-          <w:b/>
-          <w:bCs/>
-          <w:sz w:val="28"/>
-          <w:szCs w:val="28"/>
-        </w:rPr>
-        <w:t>CRITERIOS CON LOS QUE SE HAN ELEGIDO</w:t>
-      </w:r>
-    </w:p>
-    <w:p>
-      <w:pPr>
-        <w:pStyle w:val="p1"/>
-        <w:rPr>
-          <w:b/>
-          <w:bCs/>
-          <w:sz w:val="28"/>
-          <w:szCs w:val="28"/>
-        </w:rPr>
-      </w:pPr>
-    </w:p>
-    <w:p>
-      <w:pPr>
-        <w:pStyle w:val="p1"/>
-        <w:rPr>
-          <w:rFonts w:asciiTheme="minorHAnsi" w:hAnsiTheme="minorHAnsi"/>
-          <w:sz w:val="24"/>
-          <w:szCs w:val="24"/>
-        </w:rPr>
-      </w:pPr>
-      <w:r>
-        <w:rPr>
-          <w:rFonts w:asciiTheme="minorHAnsi" w:hAnsiTheme="minorHAnsi"/>
-          <w:sz w:val="24"/>
-          <w:szCs w:val="24"/>
-        </w:rPr>
-        <w:t>Semejanza con el logo: Se han usado colores próximos en la tabla</w:t>
-      </w:r>
-    </w:p>
-    <w:p>
-      <w:pPr>
-        <w:pStyle w:val="p1"/>
-        <w:rPr>
-          <w:rFonts w:asciiTheme="minorHAnsi" w:hAnsiTheme="minorHAnsi"/>
-          <w:sz w:val="24"/>
-          <w:szCs w:val="24"/>
-        </w:rPr>
-      </w:pPr>
-      <w:r>
-        <w:rPr>
-          <w:rFonts w:asciiTheme="minorHAnsi" w:hAnsiTheme="minorHAnsi"/>
-          <w:sz w:val="24"/>
-          <w:szCs w:val="24"/>
-        </w:rPr>
-        <w:t>cromática con el logo para una mejor integración de este en la pagina</w:t>
-      </w:r>
-    </w:p>
-    <w:p>
-      <w:pPr>
-        <w:pStyle w:val="NormalWeb"/>
-        <w:rPr>
-          <w:rFonts w:asciiTheme="majorHAnsi" w:hAnsiTheme="majorHAnsi"/>
-        </w:rPr>
-      </w:pPr>
-      <w:r>
-        <w:rPr>
-          <w:rFonts w:asciiTheme="majorHAnsi" w:hAnsiTheme="majorHAnsi"/>
-        </w:rPr>
-        <w:t>La combinación de estos colores transmite</w:t>
-      </w:r>
-      <w:r>
-        <w:rPr>
-          <w:rFonts w:asciiTheme="majorHAnsi" w:hAnsiTheme="majorHAnsi"/>
-        </w:rPr>
-        <w:t xml:space="preserve"> una sensación cálida y de relajación</w:t>
-      </w:r>
-      <w:r>
-        <w:rPr>
-          <w:rFonts w:asciiTheme="majorHAnsi" w:hAnsiTheme="majorHAnsi"/>
-        </w:rPr>
-        <w:t xml:space="preserve"> además de conexión con lo natural debido a l</w:t>
-      </w:r>
-      <w:r>
-        <w:rPr>
-          <w:rFonts w:asciiTheme="majorHAnsi" w:hAnsiTheme="majorHAnsi"/>
-        </w:rPr>
-        <w:t xml:space="preserve">os tonos terrosos y beige </w:t>
-      </w:r>
-      <w:r>
-        <w:rPr>
-          <w:rFonts w:asciiTheme="majorHAnsi" w:hAnsiTheme="majorHAnsi"/>
-        </w:rPr>
-        <w:t xml:space="preserve">que </w:t>
-      </w:r>
-      <w:r>
-        <w:rPr>
-          <w:rFonts w:asciiTheme="majorHAnsi" w:hAnsiTheme="majorHAnsi"/>
-        </w:rPr>
-        <w:t>evocan naturalidad</w:t>
-      </w:r>
-      <w:r>
-        <w:rPr>
-          <w:rFonts w:asciiTheme="majorHAnsi" w:hAnsiTheme="majorHAnsi"/>
-        </w:rPr>
-        <w:t>, lo que es perfecto para una clínica estética</w:t>
-      </w:r>
-      <w:r>
-        <w:rPr>
-          <w:rFonts w:asciiTheme="majorHAnsi" w:hAnsiTheme="majorHAnsi"/>
-        </w:rPr>
-        <w:t xml:space="preserve">. A </w:t>
-      </w:r>
-      <w:r>
-        <w:rPr>
-          <w:rFonts w:asciiTheme="majorHAnsi" w:hAnsiTheme="majorHAnsi"/>
-        </w:rPr>
-        <w:t xml:space="preserve">demás de esto cada color transmite </w:t>
-      </w:r>
-      <w:r>
-        <w:rPr>
-          <w:rFonts w:asciiTheme="majorHAnsi" w:hAnsiTheme="majorHAnsi"/>
-        </w:rPr>
-        <w:t>las siguientes relaciones:</w:t>
-      </w:r>
-    </w:p>
-    <w:p>
-      <w:pPr>
-        <w:autoSpaceDE w:val="0"/>
-        <w:autoSpaceDN w:val="0"/>
-        <w:adjustRightInd w:val="0"/>
-        <w:rPr>
-          <w:rFonts w:ascii="AppleSystemUIFont" w:hAnsi="AppleSystemUIFont" w:cs="AppleSystemUIFont"/>
-          <w:kern w:val="0"/>
-          <w:lang w:val="es-ES_tradnl"/>
-        </w:rPr>
-      </w:pPr>
-      <w:r>
-        <w:rPr>
-          <w:rFonts w:ascii="AppleSystemUIFont" w:hAnsi="AppleSystemUIFont" w:cs="AppleSystemUIFont"/>
-          <w:b/>
-          <w:bCs/>
-          <w:kern w:val="0"/>
-          <w:lang w:val="es-ES_tradnl"/>
-        </w:rPr>
-        <w:t>#594D4F</w:t>
-      </w:r>
-      <w:r>
-        <w:rPr>
-          <w:rFonts w:ascii="AppleSystemUIFont" w:hAnsi="AppleSystemUIFont" w:cs="AppleSystemUIFont"/>
-          <w:kern w:val="0"/>
-          <w:lang w:val="es-ES_tradnl"/>
-        </w:rPr>
-        <w:t>: Elegancia, sofisticación, seriedad y profesionalismo.</w:t>
-      </w:r>
-    </w:p>
-    <w:p>
-      <w:pPr>
-        <w:autoSpaceDE w:val="0"/>
-        <w:autoSpaceDN w:val="0"/>
-        <w:adjustRightInd w:val="0"/>
-        <w:rPr>
-          <w:rFonts w:ascii="AppleSystemUIFont" w:hAnsi="AppleSystemUIFont" w:cs="AppleSystemUIFont"/>
-          <w:kern w:val="0"/>
-          <w:lang w:val="es-ES_tradnl"/>
-        </w:rPr>
-      </w:pPr>
-    </w:p>
-    <w:p>
-      <w:pPr>
-        <w:autoSpaceDE w:val="0"/>
-        <w:autoSpaceDN w:val="0"/>
-        <w:adjustRightInd w:val="0"/>
-        <w:rPr>
-          <w:rFonts w:ascii="AppleSystemUIFont" w:hAnsi="AppleSystemUIFont" w:cs="AppleSystemUIFont"/>
-          <w:kern w:val="0"/>
-          <w:lang w:val="es-ES_tradnl"/>
-        </w:rPr>
-      </w:pPr>
-      <w:r>
-        <w:rPr>
-          <w:rFonts w:ascii="AppleSystemUIFont" w:hAnsi="AppleSystemUIFont" w:cs="AppleSystemUIFont"/>
-          <w:b/>
-          <w:bCs/>
-          <w:kern w:val="0"/>
-          <w:lang w:val="es-ES_tradnl"/>
-        </w:rPr>
-        <w:t>#D9B88F</w:t>
-      </w:r>
-      <w:r>
-        <w:rPr>
-          <w:rFonts w:ascii="AppleSystemUIFont" w:hAnsi="AppleSystemUIFont" w:cs="AppleSystemUIFont"/>
-          <w:b/>
-          <w:bCs/>
-          <w:kern w:val="0"/>
-          <w:lang w:val="es-ES_tradnl"/>
-        </w:rPr>
-        <w:t xml:space="preserve">: </w:t>
-      </w:r>
-      <w:r>
-        <w:rPr>
-          <w:rFonts w:ascii="AppleSystemUIFont" w:hAnsi="AppleSystemUIFont" w:cs="AppleSystemUIFont"/>
-          <w:kern w:val="0"/>
-          <w:lang w:val="es-ES_tradnl"/>
-        </w:rPr>
-        <w:t>Calidez, tranquilidad, naturalidad y bienestar.</w:t>
-      </w:r>
-    </w:p>
-    <w:p>
-      <w:pPr>
-        <w:autoSpaceDE w:val="0"/>
-        <w:autoSpaceDN w:val="0"/>
-        <w:adjustRightInd w:val="0"/>
-        <w:rPr>
-          <w:rFonts w:ascii="AppleSystemUIFont" w:hAnsi="AppleSystemUIFont" w:cs="AppleSystemUIFont"/>
-          <w:b/>
-          <w:bCs/>
-          <w:kern w:val="0"/>
-          <w:lang w:val="es-ES_tradnl"/>
-        </w:rPr>
-      </w:pPr>
-    </w:p>
-    <w:p>
-      <w:pPr>
-        <w:autoSpaceDE w:val="0"/>
-        <w:autoSpaceDN w:val="0"/>
-        <w:adjustRightInd w:val="0"/>
-        <w:rPr>
-          <w:rFonts w:ascii="AppleSystemUIFont" w:hAnsi="AppleSystemUIFont" w:cs="AppleSystemUIFont"/>
-          <w:kern w:val="0"/>
-          <w:lang w:val="es-ES_tradnl"/>
-        </w:rPr>
-      </w:pPr>
-      <w:r>
-        <w:rPr>
-          <w:rFonts w:ascii="AppleSystemUIFont" w:hAnsi="AppleSystemUIFont" w:cs="AppleSystemUIFont"/>
-          <w:b/>
-          <w:bCs/>
-          <w:kern w:val="0"/>
-          <w:lang w:val="es-ES_tradnl"/>
-        </w:rPr>
-        <w:t>#BFA78A</w:t>
-      </w:r>
-      <w:r>
-        <w:rPr>
-          <w:rFonts w:ascii="AppleSystemUIFont" w:hAnsi="AppleSystemUIFont" w:cs="AppleSystemUIFont"/>
-          <w:b/>
-          <w:bCs/>
-          <w:kern w:val="0"/>
-          <w:lang w:val="es-ES_tradnl"/>
-        </w:rPr>
-        <w:t xml:space="preserve">: </w:t>
-      </w:r>
-      <w:r>
-        <w:rPr>
-          <w:rFonts w:ascii="AppleSystemUIFont" w:hAnsi="AppleSystemUIFont" w:cs="AppleSystemUIFont"/>
-          <w:kern w:val="0"/>
-          <w:lang w:val="es-ES_tradnl"/>
-        </w:rPr>
-        <w:t>Estabilidad, confort y equilibrio.</w:t>
-      </w:r>
-    </w:p>
-    <w:p>
-      <w:pPr>
-        <w:autoSpaceDE w:val="0"/>
-        <w:autoSpaceDN w:val="0"/>
-        <w:adjustRightInd w:val="0"/>
-        <w:rPr>
-          <w:rFonts w:ascii="AppleSystemUIFont" w:hAnsi="AppleSystemUIFont" w:cs="AppleSystemUIFont"/>
-          <w:b/>
-          <w:bCs/>
-          <w:kern w:val="0"/>
-          <w:lang w:val="es-ES_tradnl"/>
-        </w:rPr>
-      </w:pPr>
-    </w:p>
-    <w:p>
-      <w:pPr>
-        <w:autoSpaceDE w:val="0"/>
-        <w:autoSpaceDN w:val="0"/>
-        <w:adjustRightInd w:val="0"/>
-        <w:rPr>
-          <w:rFonts w:ascii="AppleSystemUIFont" w:hAnsi="AppleSystemUIFont" w:cs="AppleSystemUIFont"/>
-          <w:kern w:val="0"/>
-          <w:lang w:val="es-ES_tradnl"/>
-        </w:rPr>
-      </w:pPr>
-      <w:r>
-        <w:rPr>
-          <w:rFonts w:ascii="AppleSystemUIFont" w:hAnsi="AppleSystemUIFont" w:cs="AppleSystemUIFont"/>
-          <w:b/>
-          <w:bCs/>
-          <w:kern w:val="0"/>
-          <w:lang w:val="es-ES_tradnl"/>
-        </w:rPr>
-        <w:t>#594A3E</w:t>
-      </w:r>
-      <w:r>
-        <w:rPr>
-          <w:rFonts w:ascii="AppleSystemUIFont" w:hAnsi="AppleSystemUIFont" w:cs="AppleSystemUIFont"/>
-          <w:b/>
-          <w:bCs/>
-          <w:kern w:val="0"/>
-          <w:lang w:val="es-ES_tradnl"/>
-        </w:rPr>
-        <w:t xml:space="preserve">: </w:t>
-      </w:r>
-      <w:r>
-        <w:rPr>
-          <w:rFonts w:ascii="AppleSystemUIFont" w:hAnsi="AppleSystemUIFont" w:cs="AppleSystemUIFont"/>
-          <w:kern w:val="0"/>
-          <w:lang w:val="es-ES_tradnl"/>
-        </w:rPr>
-        <w:t>Seriedad, lujo, naturalidad y profundidad.</w:t>
-      </w:r>
-    </w:p>
-    <w:p>
-      <w:pPr>
-        <w:autoSpaceDE w:val="0"/>
-        <w:autoSpaceDN w:val="0"/>
-        <w:adjustRightInd w:val="0"/>
-        <w:rPr>
-          <w:rFonts w:ascii="AppleSystemUIFont" w:hAnsi="AppleSystemUIFont" w:cs="AppleSystemUIFont"/>
-          <w:kern w:val="0"/>
-          <w:lang w:val="es-ES_tradnl"/>
-        </w:rPr>
-      </w:pPr>
-    </w:p>
-    <w:p>
-      <w:pPr>
-        <w:autoSpaceDE w:val="0"/>
-        <w:autoSpaceDN w:val="0"/>
-        <w:adjustRightInd w:val="0"/>
-        <w:rPr>
-          <w:rFonts w:ascii="AppleSystemUIFont" w:hAnsi="AppleSystemUIFont" w:cs="AppleSystemUIFont"/>
-          <w:kern w:val="0"/>
-          <w:lang w:val="es-ES_tradnl"/>
-        </w:rPr>
-      </w:pPr>
-    </w:p>
-    <w:p>
-      <w:pPr>
-        <w:autoSpaceDE w:val="0"/>
-        <w:autoSpaceDN w:val="0"/>
-        <w:adjustRightInd w:val="0"/>
-        <w:rPr>
-          <w:rFonts w:ascii="AppleSystemUIFont" w:hAnsi="AppleSystemUIFont" w:cs="AppleSystemUIFont"/>
-          <w:kern w:val="0"/>
-          <w:lang w:val="es-ES_tradnl"/>
-        </w:rPr>
-      </w:pPr>
-    </w:p>
-    <w:p>
-      <w:pPr>
-        <w:autoSpaceDE w:val="0"/>
-        <w:autoSpaceDN w:val="0"/>
-        <w:adjustRightInd w:val="0"/>
-        <w:rPr>
-          <w:rFonts w:ascii="AppleSystemUIFont" w:hAnsi="AppleSystemUIFont" w:cs="AppleSystemUIFont"/>
-          <w:kern w:val="0"/>
-          <w:lang w:val="es-ES_tradnl"/>
-        </w:rPr>
-      </w:pPr>
-    </w:p>
-    <w:p>
-      <w:pPr>
-        <w:autoSpaceDE w:val="0"/>
-        <w:autoSpaceDN w:val="0"/>
-        <w:adjustRightInd w:val="0"/>
-        <w:rPr>
-          <w:rFonts w:ascii="AppleSystemUIFont" w:hAnsi="AppleSystemUIFont" w:cs="AppleSystemUIFont"/>
-          <w:b/>
-          <w:bCs/>
-          <w:kern w:val="0"/>
-          <w:sz w:val="26"/>
-          <w:szCs w:val="26"/>
-          <w:lang w:val="es-ES_tradnl"/>
-        </w:rPr>
-      </w:pPr>
-      <w:r>
-        <w:rPr>
-          <w:rFonts w:ascii="AppleSystemUIFont" w:hAnsi="AppleSystemUIFont" w:cs="AppleSystemUIFont"/>
-          <w:b/>
-          <w:bCs/>
-          <w:kern w:val="0"/>
-          <w:sz w:val="26"/>
-          <w:szCs w:val="26"/>
-          <w:lang w:val="es-ES_tradnl"/>
-        </w:rPr>
-        <w:t>RUEDA DE COLOR</w:t>
-      </w:r>
-    </w:p>
-    <w:p>
-      <w:pPr>
-        <w:autoSpaceDE w:val="0"/>
-        <w:autoSpaceDN w:val="0"/>
-        <w:adjustRightInd w:val="0"/>
-        <w:rPr>
-          <w:rFonts w:ascii="AppleSystemUIFont" w:hAnsi="AppleSystemUIFont" w:cs="AppleSystemUIFont"/>
-          <w:kern w:val="0"/>
-          <w:lang w:val="es-ES_tradnl"/>
-        </w:rPr>
-      </w:pPr>
-    </w:p>
-    <w:p>
-      <w:pPr>
-        <w:pStyle w:val="p1"/>
-        <w:rPr>
-          <w:rFonts w:asciiTheme="minorHAnsi" w:hAnsiTheme="minorHAnsi"/>
-          <w:sz w:val="24"/>
-          <w:szCs w:val="24"/>
-        </w:rPr>
-      </w:pPr>
-      <w:r>
-        <w:rPr>
-          <w:rFonts w:asciiTheme="minorHAnsi" w:hAnsiTheme="minorHAnsi"/>
-          <w:sz w:val="24"/>
-          <w:szCs w:val="24"/>
-        </w:rPr>
-        <w:t>Los colores elegidos</w:t>
-      </w:r>
-      <w:r>
-        <w:rPr>
-          <w:rFonts w:asciiTheme="minorHAnsi" w:hAnsiTheme="minorHAnsi"/>
-          <w:sz w:val="24"/>
-          <w:szCs w:val="24"/>
-        </w:rPr>
-        <w:t xml:space="preserve"> son análogos en la rueda de color, de esta forma</w:t>
-      </w:r>
-    </w:p>
-    <w:p>
-      <w:pPr>
-        <w:pStyle w:val="p1"/>
-        <w:rPr>
-          <w:rFonts w:asciiTheme="minorHAnsi" w:hAnsiTheme="minorHAnsi"/>
-          <w:sz w:val="24"/>
-          <w:szCs w:val="24"/>
-        </w:rPr>
-      </w:pPr>
-      <w:r>
-        <w:rPr>
-          <w:rFonts w:asciiTheme="minorHAnsi" w:hAnsiTheme="minorHAnsi"/>
-          <w:sz w:val="24"/>
-          <w:szCs w:val="24"/>
-        </w:rPr>
-        <w:t xml:space="preserve">creamos una armonía de color y nos será </w:t>
-      </w:r>
-      <w:proofErr w:type="spellStart"/>
-      <w:r>
-        <w:rPr>
-          <w:rFonts w:asciiTheme="minorHAnsi" w:hAnsiTheme="minorHAnsi"/>
-          <w:sz w:val="24"/>
-          <w:szCs w:val="24"/>
-        </w:rPr>
-        <w:t>mas</w:t>
-      </w:r>
-      <w:proofErr w:type="spellEnd"/>
-      <w:r>
-        <w:rPr>
-          <w:rFonts w:asciiTheme="minorHAnsi" w:hAnsiTheme="minorHAnsi"/>
-          <w:sz w:val="24"/>
-          <w:szCs w:val="24"/>
-        </w:rPr>
-        <w:t xml:space="preserve"> fácil la implementación</w:t>
-      </w:r>
-    </w:p>
-    <w:p>
-      <w:pPr>
-        <w:pStyle w:val="p1"/>
-        <w:rPr>
-          <w:rFonts w:asciiTheme="minorHAnsi" w:hAnsiTheme="minorHAnsi"/>
-          <w:sz w:val="24"/>
-          <w:szCs w:val="24"/>
-        </w:rPr>
-      </w:pPr>
-      <w:r>
-        <w:rPr>
-          <w:rFonts w:asciiTheme="minorHAnsi" w:hAnsiTheme="minorHAnsi"/>
-          <w:sz w:val="24"/>
-          <w:szCs w:val="24"/>
-        </w:rPr>
-        <w:t>de estos en la web</w:t>
-      </w:r>
-    </w:p>
-    <w:p>
-      <w:pPr>
-        <w:pStyle w:val="p1"/>
-        <w:rPr>
-          <w:rFonts w:asciiTheme="minorHAnsi" w:hAnsiTheme="minorHAnsi"/>
-          <w:sz w:val="24"/>
-          <w:szCs w:val="24"/>
-        </w:rPr>
-      </w:pPr>
-    </w:p>
-    <w:p>
-      <w:pPr>
-        <w:pStyle w:val="p1"/>
-        <w:rPr>
-          <w:rFonts w:asciiTheme="minorHAnsi" w:hAnsiTheme="minorHAnsi"/>
-          <w:sz w:val="24"/>
-          <w:szCs w:val="24"/>
-        </w:rPr>
-      </w:pPr>
-      <w:r>
-        <w:rPr>
-          <w:rFonts w:asciiTheme="minorHAnsi" w:hAnsiTheme="minorHAnsi"/>
-          <w:sz w:val="24"/>
-          <w:szCs w:val="24"/>
-        </w:rPr>
-        <w:t>En la siguiente imagen podemos ver la ubicación de los colores en el</w:t>
-      </w:r>
-    </w:p>
-    <w:p>
-      <w:pPr>
-        <w:pStyle w:val="p1"/>
-        <w:rPr>
-          <w:rFonts w:asciiTheme="minorHAnsi" w:hAnsiTheme="minorHAnsi"/>
-          <w:sz w:val="24"/>
-          <w:szCs w:val="24"/>
-        </w:rPr>
-      </w:pPr>
-      <w:r>
-        <w:rPr>
-          <w:rFonts w:asciiTheme="minorHAnsi" w:hAnsiTheme="minorHAnsi"/>
-          <w:sz w:val="24"/>
-          <w:szCs w:val="24"/>
-        </w:rPr>
-        <w:t>circulo cromático</w:t>
-      </w:r>
-    </w:p>
-    <w:p>
-      <w:pPr>
-        <w:pStyle w:val="p1"/>
-        <w:rPr>
-          <w:rFonts w:asciiTheme="minorHAnsi" w:hAnsiTheme="minorHAnsi"/>
-          <w:sz w:val="24"/>
-          <w:szCs w:val="24"/>
-        </w:rPr>
-      </w:pPr>
-    </w:p>
-    <w:p>
-      <w:pPr>
-        <w:pStyle w:val="p1"/>
-        <w:rPr>
-          <w:rFonts w:asciiTheme="minorHAnsi" w:hAnsiTheme="minorHAnsi"/>
-          <w:sz w:val="24"/>
-          <w:szCs w:val="24"/>
-        </w:rPr>
-      </w:pPr>
-      <w:r>
-        <w:rPr>
-          <w:rFonts w:asciiTheme="minorHAnsi" w:hAnsiTheme="minorHAnsi"/>
+        <w:jc w:val="center"/>
+      </w:pPr>
+      <w:r>
+        <w:rPr>
           <w:noProof/>
-          <w:sz w:val="24"/>
-          <w:szCs w:val="24"/>
         </w:rPr>
         <w:drawing>
-          <wp:inline distT="0" distB="0" distL="0" distR="0" wp14:anchorId="273715F2" wp14:editId="00588C1E">
-            <wp:extent cx="2421235" cy="2139696"/>
-            <wp:effectExtent l="0" t="0" r="5080" b="0"/>
-            <wp:docPr id="1391241774" name="Imagen 1" descr="Dibujo de una persona&#10;&#10;El contenido generado por IA puede ser incorrecto."/>
+          <wp:inline distT="0" distB="0" distL="0" distR="0" wp14:anchorId="51F0CF8E" wp14:editId="196281BC">
+            <wp:extent cx="3009900" cy="1130300"/>
+            <wp:effectExtent l="0" t="0" r="0" b="0"/>
+            <wp:docPr id="921434427" name="Imagen 1" descr="Imagen que contiene Logotipo&#10;&#10;El contenido generado por IA puede ser incorrecto."/>
             <wp:cNvGraphicFramePr>
               <a:graphicFrameLocks xmlns:a="http://schemas.openxmlformats.org/drawingml/2006/main" noChangeAspect="1"/>
             </wp:cNvGraphicFramePr>
@@ -4015,7 +4151,7 @@
               <a:graphicData uri="http://schemas.openxmlformats.org/drawingml/2006/picture">
                 <pic:pic xmlns:pic="http://schemas.openxmlformats.org/drawingml/2006/picture">
                   <pic:nvPicPr>
-                    <pic:cNvPr id="1391241774" name="Imagen 1" descr="Dibujo de una persona&#10;&#10;El contenido generado por IA puede ser incorrecto."/>
+                    <pic:cNvPr id="921434427" name="Imagen 1" descr="Imagen que contiene Logotipo&#10;&#10;El contenido generado por IA puede ser incorrecto."/>
                     <pic:cNvPicPr/>
                   </pic:nvPicPr>
                   <pic:blipFill>
@@ -4027,7 +4163,7 @@
                   <pic:spPr>
                     <a:xfrm>
                       <a:off x="0" y="0"/>
-                      <a:ext cx="2441200" cy="2157340"/>
+                      <a:ext cx="3009900" cy="1130300"/>
                     </a:xfrm>
                     <a:prstGeom prst="rect">
                       <a:avLst/>
@@ -4042,6 +4178,219 @@
     </w:p>
     <w:p>
       <w:pPr>
+        <w:jc w:val="center"/>
+      </w:pPr>
+    </w:p>
+    <w:p>
+      <w:pPr>
+        <w:pStyle w:val="p1"/>
+        <w:rPr>
+          <w:b/>
+          <w:bCs/>
+          <w:sz w:val="28"/>
+          <w:szCs w:val="28"/>
+        </w:rPr>
+      </w:pPr>
+    </w:p>
+    <w:p>
+      <w:pPr>
+        <w:pStyle w:val="p1"/>
+        <w:rPr>
+          <w:b/>
+          <w:bCs/>
+          <w:sz w:val="28"/>
+          <w:szCs w:val="28"/>
+        </w:rPr>
+      </w:pPr>
+    </w:p>
+    <w:p>
+      <w:pPr>
+        <w:pStyle w:val="p1"/>
+        <w:rPr>
+          <w:rFonts w:asciiTheme="minorHAnsi" w:hAnsiTheme="minorHAnsi"/>
+          <w:b/>
+          <w:bCs/>
+          <w:sz w:val="28"/>
+          <w:szCs w:val="28"/>
+        </w:rPr>
+      </w:pPr>
+      <w:r>
+        <w:rPr>
+          <w:rFonts w:asciiTheme="minorHAnsi" w:hAnsiTheme="minorHAnsi"/>
+          <w:b/>
+          <w:bCs/>
+          <w:sz w:val="28"/>
+          <w:szCs w:val="28"/>
+        </w:rPr>
+        <w:t>CRITERIOS CON LOS QUE SE HAN ELEGIDO</w:t>
+      </w:r>
+    </w:p>
+    <w:p>
+      <w:pPr>
+        <w:pStyle w:val="NormalWeb"/>
+        <w:rPr>
+          <w:rFonts w:asciiTheme="minorHAnsi" w:hAnsiTheme="minorHAnsi"/>
+        </w:rPr>
+      </w:pPr>
+      <w:r>
+        <w:rPr>
+          <w:rFonts w:asciiTheme="minorHAnsi" w:hAnsiTheme="minorHAnsi"/>
+        </w:rPr>
+        <w:t>La combinación de estos colores transmite una sensación de elegancia moderna y sofisticación. Los tonos neutros y oscuros aportan profundidad y seriedad, mientras que los tonos claros y terrosos evocan calidez, tranquilidad y cercanía. Esta paleta es ideal para una clínica estética, ya que sugiere confianza, bienestar y estilo contemporáneo.</w:t>
+      </w:r>
+    </w:p>
+    <w:p>
+      <w:r>
+        <w:t xml:space="preserve">Además, el color </w:t>
+      </w:r>
+      <w:r>
+        <w:rPr>
+          <w:rStyle w:val="Textoennegrita"/>
+          <w:b w:val="0"/>
+          <w:bCs w:val="0"/>
+        </w:rPr>
+        <w:t>#C4A98C</w:t>
+      </w:r>
+      <w:r>
+        <w:t xml:space="preserve"> del logo genera un excelente contraste con el resto de la paleta, ya que siempre se mostrará sobre fondos oscuros. Esto permite que el logo resalte captando la atención. La combinación logra un equilibrio visual atractivo que refuerza la identidad de marca.</w:t>
+      </w:r>
+    </w:p>
+    <w:p>
+      <w:r>
+        <w:lastRenderedPageBreak/>
+        <w:t>Análisis individual de cada color:</w:t>
+      </w:r>
+    </w:p>
+    <w:p>
+      <w:pPr>
+        <w:pStyle w:val="NormalWeb"/>
+        <w:numPr>
+          <w:ilvl w:val="0"/>
+          <w:numId w:val="12"/>
+        </w:numPr>
+        <w:spacing w:line="360" w:lineRule="auto"/>
+        <w:rPr>
+          <w:rFonts w:asciiTheme="minorHAnsi" w:hAnsiTheme="minorHAnsi"/>
+        </w:rPr>
+      </w:pPr>
+      <w:r>
+        <w:rPr>
+          <w:rStyle w:val="Textoennegrita"/>
+          <w:rFonts w:asciiTheme="minorHAnsi" w:eastAsiaTheme="majorEastAsia" w:hAnsiTheme="minorHAnsi"/>
+        </w:rPr>
+        <w:t>#C4A98C:</w:t>
+      </w:r>
+      <w:r>
+        <w:rPr>
+          <w:rFonts w:asciiTheme="minorHAnsi" w:hAnsiTheme="minorHAnsi"/>
+        </w:rPr>
+        <w:t xml:space="preserve"> Calidez, naturalidad, confort y sofisticación. </w:t>
+      </w:r>
+    </w:p>
+    <w:p>
+      <w:pPr>
+        <w:pStyle w:val="NormalWeb"/>
+        <w:numPr>
+          <w:ilvl w:val="0"/>
+          <w:numId w:val="12"/>
+        </w:numPr>
+        <w:spacing w:line="360" w:lineRule="auto"/>
+        <w:rPr>
+          <w:rFonts w:asciiTheme="minorHAnsi" w:hAnsiTheme="minorHAnsi"/>
+        </w:rPr>
+      </w:pPr>
+      <w:r>
+        <w:rPr>
+          <w:rStyle w:val="Textoennegrita"/>
+          <w:rFonts w:asciiTheme="minorHAnsi" w:eastAsiaTheme="majorEastAsia" w:hAnsiTheme="minorHAnsi"/>
+        </w:rPr>
+        <w:t>#343434:</w:t>
+      </w:r>
+      <w:r>
+        <w:rPr>
+          <w:rFonts w:asciiTheme="minorHAnsi" w:hAnsiTheme="minorHAnsi"/>
+        </w:rPr>
+        <w:t xml:space="preserve"> Seriedad, profesionalismo</w:t>
+      </w:r>
+      <w:r>
+        <w:rPr>
+          <w:rFonts w:asciiTheme="minorHAnsi" w:hAnsiTheme="minorHAnsi"/>
+        </w:rPr>
+        <w:t xml:space="preserve"> y elegancia</w:t>
+      </w:r>
+    </w:p>
+    <w:p>
+      <w:pPr>
+        <w:pStyle w:val="NormalWeb"/>
+        <w:numPr>
+          <w:ilvl w:val="0"/>
+          <w:numId w:val="12"/>
+        </w:numPr>
+        <w:spacing w:line="360" w:lineRule="auto"/>
+        <w:rPr>
+          <w:rFonts w:asciiTheme="minorHAnsi" w:hAnsiTheme="minorHAnsi"/>
+        </w:rPr>
+      </w:pPr>
+      <w:r>
+        <w:rPr>
+          <w:rStyle w:val="Textoennegrita"/>
+          <w:rFonts w:asciiTheme="minorHAnsi" w:eastAsiaTheme="majorEastAsia" w:hAnsiTheme="minorHAnsi"/>
+        </w:rPr>
+        <w:t>#E7DFDF:</w:t>
+      </w:r>
+      <w:r>
+        <w:rPr>
+          <w:rFonts w:asciiTheme="minorHAnsi" w:hAnsiTheme="minorHAnsi"/>
+        </w:rPr>
+        <w:t xml:space="preserve"> Pureza, claridad</w:t>
+      </w:r>
+      <w:r>
+        <w:rPr>
+          <w:rFonts w:asciiTheme="minorHAnsi" w:hAnsiTheme="minorHAnsi"/>
+        </w:rPr>
+        <w:t xml:space="preserve"> y minimalismo</w:t>
+      </w:r>
+    </w:p>
+    <w:p>
+      <w:pPr>
+        <w:pStyle w:val="NormalWeb"/>
+        <w:numPr>
+          <w:ilvl w:val="0"/>
+          <w:numId w:val="12"/>
+        </w:numPr>
+        <w:spacing w:line="360" w:lineRule="auto"/>
+        <w:rPr>
+          <w:rFonts w:asciiTheme="minorHAnsi" w:hAnsiTheme="minorHAnsi"/>
+        </w:rPr>
+      </w:pPr>
+      <w:r>
+        <w:rPr>
+          <w:rStyle w:val="Textoennegrita"/>
+          <w:rFonts w:asciiTheme="minorHAnsi" w:eastAsiaTheme="majorEastAsia" w:hAnsiTheme="minorHAnsi"/>
+        </w:rPr>
+        <w:t>#24242C:</w:t>
+      </w:r>
+      <w:r>
+        <w:rPr>
+          <w:rFonts w:asciiTheme="minorHAnsi" w:hAnsiTheme="minorHAnsi"/>
+        </w:rPr>
+        <w:t xml:space="preserve"> Sofisticación</w:t>
+      </w:r>
+      <w:r>
+        <w:rPr>
+          <w:rFonts w:asciiTheme="minorHAnsi" w:hAnsiTheme="minorHAnsi"/>
+        </w:rPr>
+        <w:t xml:space="preserve"> y</w:t>
+      </w:r>
+      <w:r>
+        <w:rPr>
+          <w:rFonts w:asciiTheme="minorHAnsi" w:hAnsiTheme="minorHAnsi"/>
+        </w:rPr>
+        <w:t xml:space="preserve"> modernidad </w:t>
+      </w:r>
+    </w:p>
+    <w:p>
+      <w:pPr>
         <w:autoSpaceDE w:val="0"/>
         <w:autoSpaceDN w:val="0"/>
         <w:adjustRightInd w:val="0"/>
@@ -4059,10 +4408,26 @@
         <w:adjustRightInd w:val="0"/>
         <w:rPr>
           <w:rFonts w:ascii="AppleSystemUIFont" w:hAnsi="AppleSystemUIFont" w:cs="AppleSystemUIFont"/>
+          <w:b/>
+          <w:bCs/>
           <w:kern w:val="0"/>
+          <w:sz w:val="26"/>
+          <w:szCs w:val="26"/>
           <w:lang w:val="es-ES_tradnl"/>
         </w:rPr>
       </w:pPr>
+      <w:r>
+        <w:rPr>
+          <w:rFonts w:ascii="AppleSystemUIFont" w:hAnsi="AppleSystemUIFont" w:cs="AppleSystemUIFont"/>
+          <w:b/>
+          <w:bCs/>
+          <w:kern w:val="0"/>
+          <w:sz w:val="26"/>
+          <w:szCs w:val="26"/>
+          <w:lang w:val="es-ES_tradnl"/>
+        </w:rPr>
+        <w:t>RUEDA DE COLOR</w:t>
+      </w:r>
     </w:p>
     <w:p>
       <w:pPr>
@@ -4078,199 +4443,99 @@
     </w:p>
     <w:p>
       <w:pPr>
-        <w:autoSpaceDE w:val="0"/>
-        <w:autoSpaceDN w:val="0"/>
-        <w:adjustRightInd w:val="0"/>
-        <w:rPr>
-          <w:rFonts w:cs="AppleSystemUIFont"/>
-          <w:b/>
-          <w:bCs/>
-          <w:kern w:val="0"/>
-          <w:sz w:val="28"/>
-          <w:szCs w:val="26"/>
-          <w:lang w:val="es-ES_tradnl"/>
-        </w:rPr>
-      </w:pPr>
-      <w:r>
-        <w:rPr>
-          <w:rFonts w:cs="AppleSystemUIFont"/>
-          <w:b/>
-          <w:bCs/>
-          <w:kern w:val="0"/>
-          <w:sz w:val="28"/>
-          <w:szCs w:val="26"/>
-          <w:lang w:val="es-ES_tradnl"/>
-        </w:rPr>
-        <w:t xml:space="preserve">COLORES DE LOS ELEMENTOS DE LA PAGINA </w:t>
-      </w:r>
-    </w:p>
-    <w:p>
-      <w:pPr>
-        <w:autoSpaceDE w:val="0"/>
-        <w:autoSpaceDN w:val="0"/>
-        <w:adjustRightInd w:val="0"/>
-        <w:rPr>
-          <w:rFonts w:cs="AppleSystemUIFont"/>
-          <w:kern w:val="0"/>
-          <w:lang w:val="es-ES_tradnl"/>
-        </w:rPr>
-      </w:pPr>
-    </w:p>
-    <w:p>
-      <w:pPr>
-        <w:autoSpaceDE w:val="0"/>
-        <w:autoSpaceDN w:val="0"/>
-        <w:adjustRightInd w:val="0"/>
-        <w:rPr>
-          <w:rFonts w:cs="AppleSystemUIFont"/>
-          <w:kern w:val="0"/>
-          <w:lang w:val="es-ES_tradnl"/>
-        </w:rPr>
-      </w:pPr>
-      <w:r>
-        <w:rPr>
-          <w:rFonts w:cs="AppleSystemUIFont"/>
-          <w:kern w:val="0"/>
-          <w:lang w:val="es-ES_tradnl"/>
-        </w:rPr>
-        <w:t xml:space="preserve">COLOR DE FONDO DE LAS PAGINAS </w:t>
-      </w:r>
-    </w:p>
-    <w:p>
-      <w:pPr>
-        <w:autoSpaceDE w:val="0"/>
-        <w:autoSpaceDN w:val="0"/>
-        <w:adjustRightInd w:val="0"/>
-        <w:rPr>
-          <w:rFonts w:cs="AppleSystemUIFont"/>
-          <w:kern w:val="0"/>
-          <w:lang w:val="es-ES_tradnl"/>
-        </w:rPr>
-      </w:pPr>
-    </w:p>
-    <w:p>
-      <w:pPr>
-        <w:autoSpaceDE w:val="0"/>
-        <w:autoSpaceDN w:val="0"/>
-        <w:adjustRightInd w:val="0"/>
-        <w:rPr>
-          <w:rFonts w:cs="AppleSystemUIFont"/>
-          <w:kern w:val="0"/>
-          <w:lang w:val="es-ES_tradnl"/>
-        </w:rPr>
-      </w:pPr>
-      <w:r>
-        <w:rPr>
-          <w:rFonts w:cs="AppleSystemUIFont"/>
-          <w:kern w:val="0"/>
-          <w:lang w:val="es-ES_tradnl"/>
-        </w:rPr>
-        <w:t>Para el color de fondo de la página se ha elegido el tono </w:t>
-      </w:r>
-      <w:r>
-        <w:rPr>
-          <w:rFonts w:cs="AppleSystemUIFont"/>
-          <w:b/>
-          <w:bCs/>
-          <w:kern w:val="0"/>
-          <w:lang w:val="es-ES_tradnl"/>
-        </w:rPr>
-        <w:t>#</w:t>
-      </w:r>
-      <w:r>
-        <w:rPr>
-          <w:rFonts w:cs="AppleSystemUIFont"/>
-          <w:kern w:val="0"/>
-          <w:lang w:val="es-ES_tradnl"/>
-        </w:rPr>
-        <w:t>BFA78A. Este color se aplicará en el fondo de todas las páginas para crear una experiencia visual coherente y agradable.</w:t>
-      </w:r>
-      <w:r>
-        <w:rPr>
-          <w:rFonts w:cs="AppleSystemUIFont"/>
-          <w:kern w:val="0"/>
-          <w:lang w:val="es-ES_tradnl"/>
-        </w:rPr>
-        <w:t xml:space="preserve"> </w:t>
-      </w:r>
-      <w:r>
-        <w:rPr>
-          <w:rFonts w:cs="AppleSystemUIFont"/>
-          <w:kern w:val="0"/>
-          <w:lang w:val="es-ES_tradnl"/>
-        </w:rPr>
-        <w:t>Se ha elegido este color porque genera una sensación cálida y acogedora, aportando elegancia y sofisticación sin ser demasiado intenso o frío para la vista.</w:t>
-      </w:r>
-    </w:p>
-    <w:p>
-      <w:pPr>
-        <w:autoSpaceDE w:val="0"/>
-        <w:autoSpaceDN w:val="0"/>
-        <w:adjustRightInd w:val="0"/>
-        <w:rPr>
-          <w:rFonts w:cs="AppleSystemUIFont"/>
-          <w:kern w:val="0"/>
-          <w:lang w:val="es-ES_tradnl"/>
-        </w:rPr>
-      </w:pPr>
-    </w:p>
-    <w:p>
-      <w:pPr>
-        <w:autoSpaceDE w:val="0"/>
-        <w:autoSpaceDN w:val="0"/>
-        <w:adjustRightInd w:val="0"/>
-        <w:rPr>
-          <w:rFonts w:cs="AppleSystemUIFont"/>
-          <w:kern w:val="0"/>
-          <w:lang w:val="es-ES_tradnl"/>
-        </w:rPr>
-      </w:pPr>
-      <w:proofErr w:type="gramStart"/>
-      <w:r>
-        <w:rPr>
-          <w:rFonts w:cs="AppleSystemUIFont"/>
-          <w:kern w:val="0"/>
-          <w:lang w:val="es-ES_tradnl"/>
-        </w:rPr>
-        <w:t xml:space="preserve">Este </w:t>
-      </w:r>
-      <w:r>
-        <w:rPr>
-          <w:rFonts w:cs="AppleSystemUIFont"/>
-          <w:kern w:val="0"/>
-          <w:lang w:val="es-ES_tradnl"/>
-        </w:rPr>
-        <w:t xml:space="preserve"> color</w:t>
-      </w:r>
-      <w:proofErr w:type="gramEnd"/>
-      <w:r>
-        <w:rPr>
-          <w:rFonts w:cs="AppleSystemUIFont"/>
-          <w:kern w:val="0"/>
-          <w:lang w:val="es-ES_tradnl"/>
-        </w:rPr>
-        <w:t xml:space="preserve"> es menos agresivo visualmente que un fondo blanco puro, lo que reduce la fatiga visual y hace que la experiencia de navegación sea más placentera y duradera para los usuarios.</w:t>
-      </w:r>
-    </w:p>
-    <w:p>
-      <w:pPr>
-        <w:pStyle w:val="NormalWeb"/>
-        <w:rPr>
-          <w:rFonts w:asciiTheme="majorHAnsi" w:hAnsiTheme="majorHAnsi"/>
-          <w:lang w:val="es-ES_tradnl"/>
-        </w:rPr>
-      </w:pPr>
-      <w:r>
-        <w:rPr>
-          <w:rFonts w:asciiTheme="majorHAnsi" w:hAnsiTheme="majorHAnsi"/>
+        <w:pStyle w:val="p1"/>
+        <w:rPr>
+          <w:rFonts w:asciiTheme="minorHAnsi" w:hAnsiTheme="minorHAnsi"/>
+          <w:sz w:val="24"/>
+          <w:szCs w:val="24"/>
+        </w:rPr>
+      </w:pPr>
+      <w:r>
+        <w:rPr>
+          <w:rFonts w:asciiTheme="minorHAnsi" w:hAnsiTheme="minorHAnsi"/>
+          <w:sz w:val="24"/>
+          <w:szCs w:val="24"/>
+        </w:rPr>
+        <w:t xml:space="preserve">Los colores forman una paleta neutra ya que predominan colores claros y oscuros como el blanco, gris y negro </w:t>
+      </w:r>
+    </w:p>
+    <w:p>
+      <w:pPr>
+        <w:pStyle w:val="p1"/>
+        <w:rPr>
+          <w:rFonts w:asciiTheme="minorHAnsi" w:hAnsiTheme="minorHAnsi"/>
+          <w:sz w:val="24"/>
+          <w:szCs w:val="24"/>
+        </w:rPr>
+      </w:pPr>
+    </w:p>
+    <w:p>
+      <w:pPr>
+        <w:pStyle w:val="p1"/>
+        <w:rPr>
+          <w:rFonts w:asciiTheme="minorHAnsi" w:hAnsiTheme="minorHAnsi"/>
+          <w:sz w:val="24"/>
+          <w:szCs w:val="24"/>
+        </w:rPr>
+      </w:pPr>
+      <w:r>
+        <w:rPr>
+          <w:rFonts w:asciiTheme="minorHAnsi" w:hAnsiTheme="minorHAnsi"/>
+          <w:sz w:val="24"/>
+          <w:szCs w:val="24"/>
+        </w:rPr>
+        <w:t>En la siguiente imagen podemos ver la ubicación de los colores en el</w:t>
+      </w:r>
+    </w:p>
+    <w:p>
+      <w:pPr>
+        <w:pStyle w:val="p1"/>
+        <w:rPr>
+          <w:rFonts w:asciiTheme="minorHAnsi" w:hAnsiTheme="minorHAnsi"/>
+          <w:sz w:val="24"/>
+          <w:szCs w:val="24"/>
+        </w:rPr>
+      </w:pPr>
+      <w:r>
+        <w:rPr>
+          <w:rFonts w:asciiTheme="minorHAnsi" w:hAnsiTheme="minorHAnsi"/>
+          <w:sz w:val="24"/>
+          <w:szCs w:val="24"/>
+        </w:rPr>
+        <w:t>circulo cromático</w:t>
+      </w:r>
+    </w:p>
+    <w:p>
+      <w:pPr>
+        <w:pStyle w:val="p1"/>
+        <w:rPr>
+          <w:rFonts w:asciiTheme="minorHAnsi" w:hAnsiTheme="minorHAnsi"/>
+          <w:sz w:val="24"/>
+          <w:szCs w:val="24"/>
+        </w:rPr>
+      </w:pPr>
+    </w:p>
+    <w:p>
+      <w:pPr>
+        <w:pStyle w:val="p1"/>
+        <w:rPr>
+          <w:rFonts w:asciiTheme="minorHAnsi" w:hAnsiTheme="minorHAnsi"/>
+          <w:sz w:val="24"/>
+          <w:szCs w:val="24"/>
+        </w:rPr>
+      </w:pPr>
+      <w:r>
+        <w:rPr>
+          <w:rFonts w:asciiTheme="minorHAnsi" w:hAnsiTheme="minorHAnsi"/>
           <w:noProof/>
-          <w:lang w:val="es-ES_tradnl"/>
+          <w:sz w:val="24"/>
+          <w:szCs w:val="24"/>
         </w:rPr>
         <w:drawing>
-          <wp:inline distT="0" distB="0" distL="0" distR="0" wp14:anchorId="32232D37" wp14:editId="27B87028">
-            <wp:extent cx="2697480" cy="700451"/>
+          <wp:inline distT="0" distB="0" distL="0" distR="0" wp14:anchorId="64E753E0" wp14:editId="52DF9E6C">
+            <wp:extent cx="4508500" cy="3975100"/>
             <wp:effectExtent l="0" t="0" r="0" b="0"/>
-            <wp:docPr id="1669321382" name="Imagen 1" descr="Imagen que contiene Texto&#10;&#10;El contenido generado por IA puede ser incorrecto."/>
+            <wp:docPr id="2024153123" name="Imagen 1" descr="Forma, Círculo&#10;&#10;El contenido generado por IA puede ser incorrecto."/>
             <wp:cNvGraphicFramePr>
               <a:graphicFrameLocks xmlns:a="http://schemas.openxmlformats.org/drawingml/2006/main" noChangeAspect="1"/>
             </wp:cNvGraphicFramePr>
@@ -4278,7 +4543,7 @@
               <a:graphicData uri="http://schemas.openxmlformats.org/drawingml/2006/picture">
                 <pic:pic xmlns:pic="http://schemas.openxmlformats.org/drawingml/2006/picture">
                   <pic:nvPicPr>
-                    <pic:cNvPr id="1669321382" name="Imagen 1" descr="Imagen que contiene Texto&#10;&#10;El contenido generado por IA puede ser incorrecto."/>
+                    <pic:cNvPr id="2024153123" name="Imagen 1" descr="Forma, Círculo&#10;&#10;El contenido generado por IA puede ser incorrecto."/>
                     <pic:cNvPicPr/>
                   </pic:nvPicPr>
                   <pic:blipFill>
@@ -4290,7 +4555,7 @@
                   <pic:spPr>
                     <a:xfrm>
                       <a:off x="0" y="0"/>
-                      <a:ext cx="2781589" cy="722291"/>
+                      <a:ext cx="4508500" cy="3975100"/>
                     </a:xfrm>
                     <a:prstGeom prst="rect">
                       <a:avLst/>
@@ -4305,225 +4570,112 @@
     </w:p>
     <w:p>
       <w:pPr>
-        <w:pStyle w:val="NormalWeb"/>
-        <w:rPr>
-          <w:rFonts w:asciiTheme="majorHAnsi" w:hAnsiTheme="majorHAnsi"/>
-          <w:lang w:val="es-ES_tradnl"/>
-        </w:rPr>
-      </w:pPr>
-    </w:p>
-    <w:p>
-      <w:pPr>
-        <w:pStyle w:val="NormalWeb"/>
-        <w:rPr>
-          <w:rFonts w:asciiTheme="majorHAnsi" w:hAnsiTheme="majorHAnsi"/>
-          <w:lang w:val="es-ES_tradnl"/>
-        </w:rPr>
-      </w:pPr>
-    </w:p>
-    <w:p>
-      <w:pPr>
-        <w:pStyle w:val="NormalWeb"/>
-        <w:rPr>
-          <w:rFonts w:asciiTheme="majorHAnsi" w:hAnsiTheme="majorHAnsi"/>
-          <w:lang w:val="es-ES_tradnl"/>
-        </w:rPr>
-      </w:pPr>
-      <w:r>
-        <w:rPr>
-          <w:rFonts w:asciiTheme="majorHAnsi" w:hAnsiTheme="majorHAnsi"/>
-          <w:lang w:val="es-ES_tradnl"/>
-        </w:rPr>
-        <w:lastRenderedPageBreak/>
-        <w:t xml:space="preserve">COLOR DE LAS CARDS </w:t>
-      </w:r>
-    </w:p>
-    <w:p>
-      <w:pPr>
-        <w:pStyle w:val="NormalWeb"/>
-        <w:rPr>
-          <w:rFonts w:asciiTheme="majorHAnsi" w:hAnsiTheme="majorHAnsi"/>
-          <w:lang w:val="es-ES_tradnl"/>
-        </w:rPr>
-      </w:pPr>
-      <w:r>
-        <w:rPr>
-          <w:rFonts w:asciiTheme="majorHAnsi" w:hAnsiTheme="majorHAnsi"/>
-          <w:lang w:val="es-ES_tradnl"/>
-        </w:rPr>
-        <w:t xml:space="preserve">Para realizar las cards se ha tomado la decisión de hacer un fondo transparente, no se le aplicara un color en si </w:t>
-      </w:r>
-    </w:p>
-    <w:p>
-      <w:pPr>
-        <w:pStyle w:val="NormalWeb"/>
-        <w:rPr>
-          <w:rFonts w:asciiTheme="majorHAnsi" w:hAnsiTheme="majorHAnsi"/>
-          <w:lang w:val="es-ES_tradnl"/>
-        </w:rPr>
-      </w:pPr>
-    </w:p>
-    <w:p>
-      <w:pPr>
-        <w:pStyle w:val="NormalWeb"/>
-        <w:rPr>
-          <w:rFonts w:asciiTheme="majorHAnsi" w:hAnsiTheme="majorHAnsi"/>
-          <w:lang w:val="es-ES_tradnl"/>
-        </w:rPr>
-      </w:pPr>
-      <w:r>
-        <w:rPr>
-          <w:rFonts w:asciiTheme="majorHAnsi" w:hAnsiTheme="majorHAnsi"/>
-          <w:lang w:val="es-ES_tradnl"/>
-        </w:rPr>
-        <w:t xml:space="preserve">COLOR DE LOS BOTONES </w:t>
-      </w:r>
-    </w:p>
-    <w:p>
-      <w:pPr>
-        <w:pStyle w:val="NormalWeb"/>
-        <w:rPr>
-          <w:rFonts w:asciiTheme="majorHAnsi" w:hAnsiTheme="majorHAnsi"/>
-          <w:color w:val="FF0000"/>
-          <w:lang w:val="es-ES_tradnl"/>
-        </w:rPr>
-      </w:pPr>
-      <w:proofErr w:type="gramStart"/>
-      <w:r>
-        <w:rPr>
-          <w:rFonts w:asciiTheme="majorHAnsi" w:hAnsiTheme="majorHAnsi"/>
-          <w:color w:val="FF0000"/>
-          <w:lang w:val="es-ES_tradnl"/>
-        </w:rPr>
-        <w:t>FALTA TERMINAR!!!!!!!!!!!!!!!!!!!!!!!!!!!!!!!!!!!!!</w:t>
-      </w:r>
-      <w:proofErr w:type="gramEnd"/>
-    </w:p>
-    <w:p>
-      <w:pPr>
-        <w:pStyle w:val="NormalWeb"/>
-        <w:rPr>
-          <w:rFonts w:asciiTheme="majorHAnsi" w:hAnsiTheme="majorHAnsi"/>
-          <w:color w:val="FF0000"/>
-          <w:lang w:val="es-ES_tradnl"/>
-        </w:rPr>
-      </w:pPr>
-    </w:p>
-    <w:p>
-      <w:pPr>
-        <w:pStyle w:val="NormalWeb"/>
-        <w:rPr>
-          <w:rFonts w:asciiTheme="majorHAnsi" w:hAnsiTheme="majorHAnsi"/>
-          <w:lang w:val="es-ES_tradnl"/>
-        </w:rPr>
-      </w:pPr>
-      <w:r>
-        <w:rPr>
-          <w:rFonts w:asciiTheme="majorHAnsi" w:hAnsiTheme="majorHAnsi"/>
-          <w:lang w:val="es-ES_tradnl"/>
-        </w:rPr>
-        <w:t xml:space="preserve">COLOR DEL TEXTO </w:t>
-      </w:r>
-    </w:p>
-    <w:p>
-      <w:pPr>
         <w:autoSpaceDE w:val="0"/>
         <w:autoSpaceDN w:val="0"/>
         <w:adjustRightInd w:val="0"/>
         <w:rPr>
-          <w:rFonts w:cs="AppleSystemUIFont"/>
+          <w:rFonts w:ascii="AppleSystemUIFont" w:hAnsi="AppleSystemUIFont" w:cs="AppleSystemUIFont"/>
           <w:kern w:val="0"/>
           <w:lang w:val="es-ES_tradnl"/>
         </w:rPr>
       </w:pPr>
-      <w:r>
-        <w:rPr>
-          <w:rFonts w:cs="AppleSystemUIFont"/>
+    </w:p>
+    <w:p>
+      <w:pPr>
+        <w:autoSpaceDE w:val="0"/>
+        <w:autoSpaceDN w:val="0"/>
+        <w:adjustRightInd w:val="0"/>
+        <w:rPr>
+          <w:rFonts w:ascii="AppleSystemUIFont" w:hAnsi="AppleSystemUIFont" w:cs="AppleSystemUIFont"/>
           <w:kern w:val="0"/>
           <w:lang w:val="es-ES_tradnl"/>
         </w:rPr>
-        <w:t>Se ha elegido usar el color negro predeterminado para el texto, ya que ofrece un </w:t>
-      </w:r>
-      <w:r>
-        <w:rPr>
-          <w:rFonts w:cs="AppleSystemUIFont"/>
+      </w:pPr>
+    </w:p>
+    <w:p>
+      <w:pPr>
+        <w:autoSpaceDE w:val="0"/>
+        <w:autoSpaceDN w:val="0"/>
+        <w:adjustRightInd w:val="0"/>
+        <w:rPr>
+          <w:rFonts w:ascii="AppleSystemUIFont" w:hAnsi="AppleSystemUIFont" w:cs="AppleSystemUIFont"/>
           <w:kern w:val="0"/>
           <w:lang w:val="es-ES_tradnl"/>
         </w:rPr>
-        <w:t xml:space="preserve">buen </w:t>
-      </w:r>
-      <w:r>
-        <w:rPr>
-          <w:rFonts w:cs="AppleSystemUIFont"/>
+      </w:pPr>
+    </w:p>
+    <w:p>
+      <w:pPr>
+        <w:autoSpaceDE w:val="0"/>
+        <w:autoSpaceDN w:val="0"/>
+        <w:adjustRightInd w:val="0"/>
+        <w:rPr>
+          <w:rFonts w:ascii="AppleSystemUIFont" w:hAnsi="AppleSystemUIFont" w:cs="AppleSystemUIFont"/>
           <w:kern w:val="0"/>
           <w:lang w:val="es-ES_tradnl"/>
         </w:rPr>
-        <w:t>contraste</w:t>
-      </w:r>
-      <w:r>
+      </w:pPr>
+    </w:p>
+    <w:p>
+      <w:pPr>
+        <w:autoSpaceDE w:val="0"/>
+        <w:autoSpaceDN w:val="0"/>
+        <w:adjustRightInd w:val="0"/>
+        <w:rPr>
+          <w:rFonts w:ascii="AppleSystemUIFont" w:hAnsi="AppleSystemUIFont" w:cs="AppleSystemUIFont"/>
+          <w:kern w:val="0"/>
+          <w:lang w:val="es-ES_tradnl"/>
+        </w:rPr>
+      </w:pPr>
+    </w:p>
+    <w:p>
+      <w:pPr>
+        <w:autoSpaceDE w:val="0"/>
+        <w:autoSpaceDN w:val="0"/>
+        <w:adjustRightInd w:val="0"/>
+        <w:rPr>
+          <w:rFonts w:ascii="AppleSystemUIFont" w:hAnsi="AppleSystemUIFont" w:cs="AppleSystemUIFont"/>
+          <w:kern w:val="0"/>
+          <w:lang w:val="es-ES_tradnl"/>
+        </w:rPr>
+      </w:pPr>
+    </w:p>
+    <w:p>
+      <w:pPr>
+        <w:autoSpaceDE w:val="0"/>
+        <w:autoSpaceDN w:val="0"/>
+        <w:adjustRightInd w:val="0"/>
+        <w:rPr>
+          <w:rFonts w:ascii="AppleSystemUIFont" w:hAnsi="AppleSystemUIFont" w:cs="AppleSystemUIFont"/>
+          <w:kern w:val="0"/>
+          <w:lang w:val="es-ES_tradnl"/>
+        </w:rPr>
+      </w:pPr>
+    </w:p>
+    <w:p>
+      <w:pPr>
+        <w:autoSpaceDE w:val="0"/>
+        <w:autoSpaceDN w:val="0"/>
+        <w:adjustRightInd w:val="0"/>
+        <w:rPr>
+          <w:rFonts w:ascii="AppleSystemUIFont" w:hAnsi="AppleSystemUIFont" w:cs="AppleSystemUIFont"/>
+          <w:kern w:val="0"/>
+          <w:lang w:val="es-ES_tradnl"/>
+        </w:rPr>
+      </w:pPr>
+    </w:p>
+    <w:p>
+      <w:pPr>
+        <w:autoSpaceDE w:val="0"/>
+        <w:autoSpaceDN w:val="0"/>
+        <w:adjustRightInd w:val="0"/>
         <w:rPr>
           <w:rFonts w:cs="AppleSystemUIFont"/>
           <w:b/>
           <w:bCs/>
           <w:kern w:val="0"/>
-          <w:lang w:val="es-ES_tradnl"/>
-        </w:rPr>
-        <w:t xml:space="preserve"> </w:t>
-      </w:r>
-      <w:r>
-        <w:rPr>
-          <w:rFonts w:cs="AppleSystemUIFont"/>
-          <w:kern w:val="0"/>
-          <w:lang w:val="es-ES_tradnl"/>
-        </w:rPr>
-        <w:t>con el fondo, garantizando que el contenido sea fácilmente legible y accesible para todos los usuarios.</w:t>
-      </w:r>
-    </w:p>
-    <w:p>
-      <w:pPr>
-        <w:autoSpaceDE w:val="0"/>
-        <w:autoSpaceDN w:val="0"/>
-        <w:adjustRightInd w:val="0"/>
-        <w:rPr>
-          <w:rFonts w:cs="AppleSystemUIFont"/>
-          <w:kern w:val="0"/>
-          <w:lang w:val="es-ES_tradnl"/>
-        </w:rPr>
-      </w:pPr>
-    </w:p>
-    <w:p>
-      <w:pPr>
-        <w:autoSpaceDE w:val="0"/>
-        <w:autoSpaceDN w:val="0"/>
-        <w:adjustRightInd w:val="0"/>
-        <w:rPr>
-          <w:rFonts w:cs="AppleSystemUIFont"/>
-          <w:kern w:val="0"/>
-          <w:lang w:val="es-ES_tradnl"/>
-        </w:rPr>
-      </w:pPr>
-      <w:r>
-        <w:rPr>
-          <w:rFonts w:cs="AppleSystemUIFont"/>
-          <w:kern w:val="0"/>
-          <w:lang w:val="es-ES_tradnl"/>
-        </w:rPr>
-        <w:t>Este color transmite las siguientes ventajas:</w:t>
-      </w:r>
-    </w:p>
-    <w:p>
-      <w:pPr>
-        <w:pStyle w:val="Prrafodelista"/>
-        <w:numPr>
-          <w:ilvl w:val="0"/>
-          <w:numId w:val="9"/>
-        </w:numPr>
-        <w:autoSpaceDE w:val="0"/>
-        <w:autoSpaceDN w:val="0"/>
-        <w:adjustRightInd w:val="0"/>
-        <w:rPr>
-          <w:rFonts w:cs="AppleSystemUIFont"/>
-          <w:kern w:val="0"/>
+          <w:sz w:val="28"/>
+          <w:szCs w:val="26"/>
           <w:lang w:val="es-ES_tradnl"/>
         </w:rPr>
       </w:pPr>
@@ -4533,214 +4685,110 @@
           <w:b/>
           <w:bCs/>
           <w:kern w:val="0"/>
+          <w:sz w:val="28"/>
+          <w:szCs w:val="26"/>
           <w:lang w:val="es-ES_tradnl"/>
         </w:rPr>
-        <w:t>Claridad y legibilidad</w:t>
-      </w:r>
-      <w:r>
+        <w:lastRenderedPageBreak/>
+        <w:t xml:space="preserve">COLORES DE LOS ELEMENTOS DE LA PAGINA </w:t>
+      </w:r>
+    </w:p>
+    <w:p>
+      <w:pPr>
+        <w:autoSpaceDE w:val="0"/>
+        <w:autoSpaceDN w:val="0"/>
+        <w:adjustRightInd w:val="0"/>
         <w:rPr>
           <w:rFonts w:cs="AppleSystemUIFont"/>
           <w:kern w:val="0"/>
           <w:lang w:val="es-ES_tradnl"/>
         </w:rPr>
-        <w:t xml:space="preserve">: </w:t>
-      </w:r>
-      <w:r>
+      </w:pPr>
+    </w:p>
+    <w:p>
+      <w:pPr>
+        <w:autoSpaceDE w:val="0"/>
+        <w:autoSpaceDN w:val="0"/>
+        <w:adjustRightInd w:val="0"/>
         <w:rPr>
           <w:rFonts w:cs="AppleSystemUIFont"/>
           <w:kern w:val="0"/>
           <w:lang w:val="es-ES_tradnl"/>
         </w:rPr>
-        <w:t>El color negro</w:t>
-      </w:r>
+      </w:pPr>
       <w:r>
         <w:rPr>
           <w:rFonts w:cs="AppleSystemUIFont"/>
           <w:kern w:val="0"/>
           <w:lang w:val="es-ES_tradnl"/>
         </w:rPr>
-        <w:t xml:space="preserve"> permite una lectura cómoda y sin esfuerzo</w:t>
-      </w:r>
-      <w:r>
+        <w:t xml:space="preserve">COLOR DE FONDO DE LAS PAGINAS </w:t>
+      </w:r>
+    </w:p>
+    <w:p>
+      <w:pPr>
+        <w:pStyle w:val="NormalWeb"/>
+        <w:rPr>
+          <w:rFonts w:asciiTheme="minorHAnsi" w:hAnsiTheme="minorHAnsi"/>
+        </w:rPr>
+      </w:pPr>
+      <w:r>
+        <w:rPr>
+          <w:rFonts w:asciiTheme="minorHAnsi" w:hAnsiTheme="minorHAnsi" w:cs="AppleSystemUIFont"/>
+          <w:lang w:val="es-ES_tradnl"/>
+        </w:rPr>
+        <w:t>Para el color de fondo de la página se ha elegido el tono </w:t>
+      </w:r>
+      <w:r>
+        <w:rPr>
+          <w:rFonts w:asciiTheme="minorHAnsi" w:hAnsiTheme="minorHAnsi"/>
+        </w:rPr>
+        <w:t>#e7dfdf</w:t>
+      </w:r>
+      <w:r>
+        <w:rPr>
+          <w:rFonts w:asciiTheme="minorHAnsi" w:hAnsiTheme="minorHAnsi" w:cs="AppleSystemUIFont"/>
+          <w:lang w:val="es-ES_tradnl"/>
+        </w:rPr>
+        <w:t>. Este color se aplicará en el fondo de todas las páginas para crear una experiencia visual coherente y agradable. Se ha elegido este color porque genera una sensación cálida y acogedora, aportando elegancia y sofisticación sin ser demasiado intenso o frío para la vista.</w:t>
+      </w:r>
+    </w:p>
+    <w:p>
+      <w:pPr>
+        <w:autoSpaceDE w:val="0"/>
+        <w:autoSpaceDN w:val="0"/>
+        <w:adjustRightInd w:val="0"/>
         <w:rPr>
           <w:rFonts w:cs="AppleSystemUIFont"/>
           <w:kern w:val="0"/>
           <w:lang w:val="es-ES_tradnl"/>
         </w:rPr>
-        <w:t>.</w:t>
-      </w:r>
-    </w:p>
-    <w:p>
-      <w:pPr>
-        <w:autoSpaceDE w:val="0"/>
-        <w:autoSpaceDN w:val="0"/>
-        <w:adjustRightInd w:val="0"/>
+      </w:pPr>
+      <w:proofErr w:type="gramStart"/>
+      <w:r>
         <w:rPr>
           <w:rFonts w:cs="AppleSystemUIFont"/>
           <w:kern w:val="0"/>
           <w:lang w:val="es-ES_tradnl"/>
         </w:rPr>
-      </w:pPr>
-    </w:p>
-    <w:p>
-      <w:pPr>
-        <w:pStyle w:val="Prrafodelista"/>
-        <w:numPr>
-          <w:ilvl w:val="0"/>
-          <w:numId w:val="9"/>
-        </w:numPr>
-        <w:autoSpaceDE w:val="0"/>
-        <w:autoSpaceDN w:val="0"/>
-        <w:adjustRightInd w:val="0"/>
+        <w:t xml:space="preserve">Este </w:t>
+      </w:r>
+      <w:r>
         <w:rPr>
           <w:rFonts w:cs="AppleSystemUIFont"/>
           <w:kern w:val="0"/>
           <w:lang w:val="es-ES_tradnl"/>
         </w:rPr>
-      </w:pPr>
-      <w:r>
-        <w:rPr>
-          <w:rFonts w:cs="AppleSystemUIFont"/>
-          <w:b/>
-          <w:bCs/>
-          <w:kern w:val="0"/>
-          <w:lang w:val="es-ES_tradnl"/>
-        </w:rPr>
-        <w:t>Contraste equilibrado</w:t>
-      </w:r>
+        <w:t xml:space="preserve"> color</w:t>
+      </w:r>
+      <w:proofErr w:type="gramEnd"/>
       <w:r>
         <w:rPr>
           <w:rFonts w:cs="AppleSystemUIFont"/>
           <w:kern w:val="0"/>
           <w:lang w:val="es-ES_tradnl"/>
         </w:rPr>
-        <w:t>: Al ser un color oscuro sobre un fondo claro, el texto destaca sin generar fatiga visual, lo que mejora la experiencia de usuario.</w:t>
-      </w:r>
-    </w:p>
-    <w:p>
-      <w:pPr>
-        <w:autoSpaceDE w:val="0"/>
-        <w:autoSpaceDN w:val="0"/>
-        <w:adjustRightInd w:val="0"/>
-        <w:rPr>
-          <w:rFonts w:cs="AppleSystemUIFont"/>
-          <w:kern w:val="0"/>
-          <w:lang w:val="es-ES_tradnl"/>
-        </w:rPr>
-      </w:pPr>
-    </w:p>
-    <w:p>
-      <w:pPr>
-        <w:pStyle w:val="Prrafodelista"/>
-        <w:numPr>
-          <w:ilvl w:val="0"/>
-          <w:numId w:val="9"/>
-        </w:numPr>
-        <w:autoSpaceDE w:val="0"/>
-        <w:autoSpaceDN w:val="0"/>
-        <w:adjustRightInd w:val="0"/>
-        <w:rPr>
-          <w:rFonts w:cs="AppleSystemUIFont"/>
-          <w:kern w:val="0"/>
-          <w:lang w:val="es-ES_tradnl"/>
-        </w:rPr>
-      </w:pPr>
-      <w:r>
-        <w:rPr>
-          <w:rFonts w:cs="AppleSystemUIFont"/>
-          <w:b/>
-          <w:bCs/>
-          <w:kern w:val="0"/>
-          <w:lang w:val="es-ES_tradnl"/>
-        </w:rPr>
-        <w:t>Profesionalismo y elegancia</w:t>
-      </w:r>
-      <w:r>
-        <w:rPr>
-          <w:rFonts w:cs="AppleSystemUIFont"/>
-          <w:kern w:val="0"/>
-          <w:lang w:val="es-ES_tradnl"/>
-        </w:rPr>
-        <w:t>: El negro es un color asociado con la seriedad y la sofisticación, lo que refuerza la imagen de una clínica estética profesional y confiable.</w:t>
-      </w:r>
-    </w:p>
-    <w:p>
-      <w:pPr>
-        <w:autoSpaceDE w:val="0"/>
-        <w:autoSpaceDN w:val="0"/>
-        <w:adjustRightInd w:val="0"/>
-        <w:rPr>
-          <w:rFonts w:cs="AppleSystemUIFont"/>
-          <w:kern w:val="0"/>
-          <w:lang w:val="es-ES_tradnl"/>
-        </w:rPr>
-      </w:pPr>
-    </w:p>
-    <w:p>
-      <w:pPr>
-        <w:pStyle w:val="Prrafodelista"/>
-        <w:numPr>
-          <w:ilvl w:val="0"/>
-          <w:numId w:val="9"/>
-        </w:numPr>
-        <w:autoSpaceDE w:val="0"/>
-        <w:autoSpaceDN w:val="0"/>
-        <w:adjustRightInd w:val="0"/>
-        <w:rPr>
-          <w:rFonts w:cs="AppleSystemUIFont"/>
-          <w:kern w:val="0"/>
-          <w:lang w:val="es-ES_tradnl"/>
-        </w:rPr>
-      </w:pPr>
-      <w:r>
-        <w:rPr>
-          <w:rFonts w:cs="AppleSystemUIFont"/>
-          <w:b/>
-          <w:bCs/>
-          <w:kern w:val="0"/>
-          <w:lang w:val="es-ES_tradnl"/>
-        </w:rPr>
-        <w:t>Versatilidad</w:t>
-      </w:r>
-      <w:r>
-        <w:rPr>
-          <w:rFonts w:cs="AppleSystemUIFont"/>
-          <w:kern w:val="0"/>
-          <w:lang w:val="es-ES_tradnl"/>
-        </w:rPr>
-        <w:t>: Funciona bien con cualquier otro color de la paleta, permitiendo que otros elementos visuales, como botones o imágenes, destaquen sin interferir con la lectura.</w:t>
-      </w:r>
-    </w:p>
-    <w:p>
-      <w:pPr>
-        <w:autoSpaceDE w:val="0"/>
-        <w:autoSpaceDN w:val="0"/>
-        <w:adjustRightInd w:val="0"/>
-        <w:rPr>
-          <w:rFonts w:cs="AppleSystemUIFont"/>
-          <w:kern w:val="0"/>
-          <w:lang w:val="es-ES_tradnl"/>
-        </w:rPr>
-      </w:pPr>
-    </w:p>
-    <w:p>
-      <w:pPr>
-        <w:autoSpaceDE w:val="0"/>
-        <w:autoSpaceDN w:val="0"/>
-        <w:adjustRightInd w:val="0"/>
-        <w:rPr>
-          <w:rFonts w:cs="AppleSystemUIFont"/>
-          <w:kern w:val="0"/>
-          <w:lang w:val="es-ES_tradnl"/>
-        </w:rPr>
-      </w:pPr>
-      <w:r>
-        <w:rPr>
-          <w:rFonts w:cs="AppleSystemUIFont"/>
-          <w:kern w:val="0"/>
-          <w:lang w:val="es-ES_tradnl"/>
-        </w:rPr>
-        <w:t>Además, el uso del negro para el texto es una elección segura y efectiva, ya que cumple con los estándares de accesibilidad web WCAG, asegurando que el contenido sea accesible para personas con dificultades visuales o daltonismo.</w:t>
+        <w:t xml:space="preserve"> es menos agresivo visualmente que un fondo blanco puro, lo que reduce la fatiga visual y hace que la experiencia de navegación sea más placentera y duradera para los usuarios.</w:t>
       </w:r>
     </w:p>
     <w:p>
@@ -4753,15 +4801,13 @@
       </w:pPr>
       <w:r>
         <w:rPr>
-          <w:rFonts w:asciiTheme="majorHAnsi" w:hAnsiTheme="majorHAnsi"/>
           <w:noProof/>
-          <w:lang w:val="es-ES_tradnl"/>
         </w:rPr>
         <w:drawing>
-          <wp:inline distT="0" distB="0" distL="0" distR="0" wp14:anchorId="2A4F422A" wp14:editId="3D369047">
-            <wp:extent cx="1968500" cy="1511300"/>
+          <wp:inline distT="0" distB="0" distL="0" distR="0" wp14:anchorId="249EE859" wp14:editId="6FFCC982">
+            <wp:extent cx="1728216" cy="648993"/>
             <wp:effectExtent l="0" t="0" r="0" b="0"/>
-            <wp:docPr id="1675633269" name="Imagen 1" descr="Forma, Rectángulo&#10;&#10;El contenido generado por IA puede ser incorrecto."/>
+            <wp:docPr id="1788754725" name="Imagen 1" descr="Imagen que contiene Logotipo&#10;&#10;El contenido generado por IA puede ser incorrecto."/>
             <wp:cNvGraphicFramePr>
               <a:graphicFrameLocks xmlns:a="http://schemas.openxmlformats.org/drawingml/2006/main" noChangeAspect="1"/>
             </wp:cNvGraphicFramePr>
@@ -4769,7 +4815,170 @@
               <a:graphicData uri="http://schemas.openxmlformats.org/drawingml/2006/picture">
                 <pic:pic xmlns:pic="http://schemas.openxmlformats.org/drawingml/2006/picture">
                   <pic:nvPicPr>
-                    <pic:cNvPr id="1675633269" name="Imagen 1" descr="Forma, Rectángulo&#10;&#10;El contenido generado por IA puede ser incorrecto."/>
+                    <pic:cNvPr id="921434427" name="Imagen 1" descr="Imagen que contiene Logotipo&#10;&#10;El contenido generado por IA puede ser incorrecto."/>
+                    <pic:cNvPicPr/>
+                  </pic:nvPicPr>
+                  <pic:blipFill>
+                    <a:blip r:embed="rId38"/>
+                    <a:stretch>
+                      <a:fillRect/>
+                    </a:stretch>
+                  </pic:blipFill>
+                  <pic:spPr>
+                    <a:xfrm>
+                      <a:off x="0" y="0"/>
+                      <a:ext cx="1784088" cy="669975"/>
+                    </a:xfrm>
+                    <a:prstGeom prst="rect">
+                      <a:avLst/>
+                    </a:prstGeom>
+                  </pic:spPr>
+                </pic:pic>
+              </a:graphicData>
+            </a:graphic>
+          </wp:inline>
+        </w:drawing>
+      </w:r>
+    </w:p>
+    <w:p>
+      <w:pPr>
+        <w:pStyle w:val="NormalWeb"/>
+        <w:rPr>
+          <w:rFonts w:asciiTheme="majorHAnsi" w:hAnsiTheme="majorHAnsi"/>
+          <w:lang w:val="es-ES_tradnl"/>
+        </w:rPr>
+      </w:pPr>
+    </w:p>
+    <w:p>
+      <w:pPr>
+        <w:pStyle w:val="NormalWeb"/>
+        <w:rPr>
+          <w:rFonts w:asciiTheme="majorHAnsi" w:hAnsiTheme="majorHAnsi"/>
+          <w:lang w:val="es-ES_tradnl"/>
+        </w:rPr>
+      </w:pPr>
+      <w:r>
+        <w:rPr>
+          <w:rFonts w:asciiTheme="majorHAnsi" w:hAnsiTheme="majorHAnsi"/>
+          <w:lang w:val="es-ES_tradnl"/>
+        </w:rPr>
+        <w:t xml:space="preserve">COLOR DE LAS CARDS </w:t>
+      </w:r>
+    </w:p>
+    <w:p>
+      <w:pPr>
+        <w:pStyle w:val="NormalWeb"/>
+        <w:rPr>
+          <w:rFonts w:asciiTheme="minorHAnsi" w:hAnsiTheme="minorHAnsi"/>
+        </w:rPr>
+      </w:pPr>
+      <w:r>
+        <w:rPr>
+          <w:rStyle w:val="Textoennegrita"/>
+          <w:rFonts w:asciiTheme="minorHAnsi" w:eastAsiaTheme="majorEastAsia" w:hAnsiTheme="minorHAnsi"/>
+          <w:b w:val="0"/>
+          <w:bCs w:val="0"/>
+        </w:rPr>
+        <w:t xml:space="preserve">Para las </w:t>
+      </w:r>
+      <w:r>
+        <w:rPr>
+          <w:rStyle w:val="nfasis"/>
+          <w:rFonts w:asciiTheme="minorHAnsi" w:eastAsiaTheme="majorEastAsia" w:hAnsiTheme="minorHAnsi"/>
+          <w:i w:val="0"/>
+          <w:iCs w:val="0"/>
+        </w:rPr>
+        <w:t>cards</w:t>
+      </w:r>
+      <w:r>
+        <w:rPr>
+          <w:rStyle w:val="Textoennegrita"/>
+          <w:rFonts w:asciiTheme="minorHAnsi" w:eastAsiaTheme="majorEastAsia" w:hAnsiTheme="minorHAnsi"/>
+          <w:b w:val="0"/>
+          <w:bCs w:val="0"/>
+        </w:rPr>
+        <w:t xml:space="preserve"> se ha elegido el color blanco</w:t>
+      </w:r>
+      <w:r>
+        <w:rPr>
+          <w:rStyle w:val="Textoennegrita"/>
+          <w:rFonts w:asciiTheme="minorHAnsi" w:eastAsiaTheme="majorEastAsia" w:hAnsiTheme="minorHAnsi"/>
+        </w:rPr>
+        <w:t xml:space="preserve"> </w:t>
+      </w:r>
+      <w:r>
+        <w:rPr>
+          <w:rFonts w:asciiTheme="minorHAnsi" w:hAnsiTheme="minorHAnsi"/>
+        </w:rPr>
+        <w:t xml:space="preserve">#FFFFFF, lo que permite crear un contraste sutil pero elegante con el fondo de la </w:t>
+      </w:r>
+      <w:proofErr w:type="gramStart"/>
+      <w:r>
+        <w:rPr>
+          <w:rFonts w:asciiTheme="minorHAnsi" w:hAnsiTheme="minorHAnsi"/>
+        </w:rPr>
+        <w:t>página .</w:t>
+      </w:r>
+      <w:proofErr w:type="gramEnd"/>
+      <w:r>
+        <w:rPr>
+          <w:rFonts w:asciiTheme="minorHAnsi" w:hAnsiTheme="minorHAnsi"/>
+        </w:rPr>
+        <w:t xml:space="preserve"> </w:t>
+      </w:r>
+      <w:r>
+        <w:rPr>
+          <w:rFonts w:asciiTheme="minorHAnsi" w:hAnsiTheme="minorHAnsi"/>
+        </w:rPr>
+        <w:t>A</w:t>
+      </w:r>
+      <w:r>
+        <w:rPr>
+          <w:rFonts w:asciiTheme="minorHAnsi" w:hAnsiTheme="minorHAnsi"/>
+        </w:rPr>
+        <w:t xml:space="preserve">l tratarse de un color claro sobre otro tono claro, es necesario aplicar sombras y efectos de profundidad para que el contraste sea más notorio. Esto garantiza el cumplimiento de los estándares de accesibilidad del </w:t>
+      </w:r>
+      <w:r>
+        <w:rPr>
+          <w:rStyle w:val="Textoennegrita"/>
+          <w:rFonts w:asciiTheme="minorHAnsi" w:eastAsiaTheme="majorEastAsia" w:hAnsiTheme="minorHAnsi"/>
+          <w:b w:val="0"/>
+          <w:bCs w:val="0"/>
+        </w:rPr>
+        <w:t>W3C</w:t>
+      </w:r>
+      <w:r>
+        <w:rPr>
+          <w:rFonts w:asciiTheme="minorHAnsi" w:hAnsiTheme="minorHAnsi"/>
+        </w:rPr>
+        <w:t>, asegurando que todos los usuarios puedan interactuar con la información de manera clara y efectiva.</w:t>
+      </w:r>
+    </w:p>
+    <w:p>
+      <w:pPr>
+        <w:pStyle w:val="NormalWeb"/>
+        <w:rPr>
+          <w:rFonts w:asciiTheme="majorHAnsi" w:hAnsiTheme="majorHAnsi"/>
+        </w:rPr>
+      </w:pPr>
+      <w:r>
+        <w:rPr>
+          <w:rFonts w:asciiTheme="majorHAnsi" w:hAnsiTheme="majorHAnsi"/>
+          <w:noProof/>
+        </w:rPr>
+        <w:drawing>
+          <wp:inline distT="0" distB="0" distL="0" distR="0" wp14:anchorId="738CF24E" wp14:editId="6658E671">
+            <wp:extent cx="1732531" cy="667512"/>
+            <wp:effectExtent l="0" t="0" r="0" b="5715"/>
+            <wp:docPr id="1673332771" name="Imagen 1" descr="Imagen que contiene Texto&#10;&#10;El contenido generado por IA puede ser incorrecto."/>
+            <wp:cNvGraphicFramePr>
+              <a:graphicFrameLocks xmlns:a="http://schemas.openxmlformats.org/drawingml/2006/main" noChangeAspect="1"/>
+            </wp:cNvGraphicFramePr>
+            <a:graphic xmlns:a="http://schemas.openxmlformats.org/drawingml/2006/main">
+              <a:graphicData uri="http://schemas.openxmlformats.org/drawingml/2006/picture">
+                <pic:pic xmlns:pic="http://schemas.openxmlformats.org/drawingml/2006/picture">
+                  <pic:nvPicPr>
+                    <pic:cNvPr id="1673332771" name="Imagen 1" descr="Imagen que contiene Texto&#10;&#10;El contenido generado por IA puede ser incorrecto."/>
                     <pic:cNvPicPr/>
                   </pic:nvPicPr>
                   <pic:blipFill>
@@ -4781,7 +4990,7 @@
                   <pic:spPr>
                     <a:xfrm>
                       <a:off x="0" y="0"/>
-                      <a:ext cx="1968500" cy="1511300"/>
+                      <a:ext cx="1766713" cy="680682"/>
                     </a:xfrm>
                     <a:prstGeom prst="rect">
                       <a:avLst/>
@@ -4796,6 +5005,662 @@
     </w:p>
     <w:p>
       <w:pPr>
+        <w:pStyle w:val="NormalWeb"/>
+        <w:rPr>
+          <w:rFonts w:asciiTheme="majorHAnsi" w:hAnsiTheme="majorHAnsi"/>
+          <w:lang w:val="es-ES_tradnl"/>
+        </w:rPr>
+      </w:pPr>
+      <w:r>
+        <w:rPr>
+          <w:rFonts w:asciiTheme="majorHAnsi" w:hAnsiTheme="majorHAnsi"/>
+          <w:lang w:val="es-ES_tradnl"/>
+        </w:rPr>
+        <w:t xml:space="preserve">COLOR DE LOS BOTONES </w:t>
+      </w:r>
+    </w:p>
+    <w:p>
+      <w:pPr>
+        <w:pStyle w:val="NormalWeb"/>
+        <w:rPr>
+          <w:rFonts w:asciiTheme="majorHAnsi" w:hAnsiTheme="majorHAnsi"/>
+          <w:lang w:val="es-ES_tradnl"/>
+        </w:rPr>
+      </w:pPr>
+      <w:r>
+        <w:rPr>
+          <w:rFonts w:asciiTheme="majorHAnsi" w:hAnsiTheme="majorHAnsi"/>
+          <w:lang w:val="es-ES_tradnl"/>
+        </w:rPr>
+        <w:t xml:space="preserve">Hay diferentes estilos en los botones de la </w:t>
+      </w:r>
+      <w:proofErr w:type="spellStart"/>
+      <w:r>
+        <w:rPr>
+          <w:rFonts w:asciiTheme="majorHAnsi" w:hAnsiTheme="majorHAnsi"/>
+          <w:lang w:val="es-ES_tradnl"/>
+        </w:rPr>
+        <w:t>pagina</w:t>
+      </w:r>
+      <w:proofErr w:type="spellEnd"/>
+      <w:r>
+        <w:rPr>
+          <w:rFonts w:asciiTheme="majorHAnsi" w:hAnsiTheme="majorHAnsi"/>
+          <w:lang w:val="es-ES_tradnl"/>
+        </w:rPr>
+        <w:t xml:space="preserve"> dependiendo de su funcionamiento:</w:t>
+      </w:r>
+    </w:p>
+    <w:p>
+      <w:pPr>
+        <w:pStyle w:val="NormalWeb"/>
+        <w:rPr>
+          <w:rFonts w:asciiTheme="majorHAnsi" w:hAnsiTheme="majorHAnsi"/>
+          <w:lang w:val="es-ES_tradnl"/>
+        </w:rPr>
+      </w:pPr>
+      <w:r>
+        <w:rPr>
+          <w:rFonts w:asciiTheme="majorHAnsi" w:hAnsiTheme="majorHAnsi"/>
+          <w:lang w:val="es-ES_tradnl"/>
+        </w:rPr>
+        <w:t>Botones generales:</w:t>
+      </w:r>
+    </w:p>
+    <w:p>
+      <w:pPr>
+        <w:pStyle w:val="NormalWeb"/>
+        <w:numPr>
+          <w:ilvl w:val="0"/>
+          <w:numId w:val="12"/>
+        </w:numPr>
+        <w:rPr>
+          <w:rFonts w:asciiTheme="majorHAnsi" w:hAnsiTheme="majorHAnsi"/>
+        </w:rPr>
+      </w:pPr>
+      <w:r>
+        <w:rPr>
+          <w:rFonts w:asciiTheme="majorHAnsi" w:hAnsiTheme="majorHAnsi"/>
+          <w:lang w:val="es-ES_tradnl"/>
+        </w:rPr>
+        <w:t xml:space="preserve">La mayoría de los botones de la </w:t>
+      </w:r>
+      <w:proofErr w:type="spellStart"/>
+      <w:r>
+        <w:rPr>
+          <w:rFonts w:asciiTheme="majorHAnsi" w:hAnsiTheme="majorHAnsi"/>
+          <w:lang w:val="es-ES_tradnl"/>
+        </w:rPr>
+        <w:t>pagina</w:t>
+      </w:r>
+      <w:proofErr w:type="spellEnd"/>
+      <w:r>
+        <w:rPr>
+          <w:rFonts w:asciiTheme="majorHAnsi" w:hAnsiTheme="majorHAnsi"/>
+          <w:lang w:val="es-ES_tradnl"/>
+        </w:rPr>
+        <w:t xml:space="preserve"> usaran este color, formularios, botones de paginación… </w:t>
+      </w:r>
+      <w:r>
+        <w:rPr>
+          <w:rFonts w:asciiTheme="majorHAnsi" w:hAnsiTheme="majorHAnsi"/>
+          <w:lang w:val="es-ES_tradnl"/>
+        </w:rPr>
+        <w:t>se ha elegido el color</w:t>
+      </w:r>
+      <w:r>
+        <w:rPr>
+          <w:rFonts w:asciiTheme="majorHAnsi" w:hAnsiTheme="majorHAnsi"/>
+          <w:lang w:val="es-ES_tradnl"/>
+        </w:rPr>
+        <w:t xml:space="preserve"> gris oscuro</w:t>
+      </w:r>
+      <w:r>
+        <w:rPr>
+          <w:rFonts w:asciiTheme="majorHAnsi" w:hAnsiTheme="majorHAnsi"/>
+          <w:lang w:val="es-ES_tradnl"/>
+        </w:rPr>
+        <w:t xml:space="preserve"> </w:t>
+      </w:r>
+      <w:r>
+        <w:rPr>
+          <w:rFonts w:asciiTheme="majorHAnsi" w:hAnsiTheme="majorHAnsi"/>
+          <w:lang w:val="es-ES_tradnl"/>
+        </w:rPr>
+        <w:t xml:space="preserve">#343a40, hemos elegido este color porque genera un contraste alto sobre el fondo de la </w:t>
+      </w:r>
+      <w:proofErr w:type="spellStart"/>
+      <w:r>
+        <w:rPr>
+          <w:rFonts w:asciiTheme="majorHAnsi" w:hAnsiTheme="majorHAnsi"/>
+          <w:lang w:val="es-ES_tradnl"/>
+        </w:rPr>
+        <w:t>pagina</w:t>
+      </w:r>
+      <w:proofErr w:type="spellEnd"/>
+      <w:r>
+        <w:rPr>
+          <w:rFonts w:asciiTheme="majorHAnsi" w:hAnsiTheme="majorHAnsi"/>
+          <w:lang w:val="es-ES_tradnl"/>
+        </w:rPr>
+        <w:t xml:space="preserve">, ya que es un color oscuro sobre un fondo claro </w:t>
+      </w:r>
+    </w:p>
+    <w:p>
+      <w:pPr>
+        <w:pStyle w:val="NormalWeb"/>
+        <w:ind w:left="708"/>
+        <w:rPr>
+          <w:rFonts w:asciiTheme="majorHAnsi" w:hAnsiTheme="majorHAnsi"/>
+        </w:rPr>
+      </w:pPr>
+      <w:r>
+        <w:rPr>
+          <w:rFonts w:asciiTheme="majorHAnsi" w:hAnsiTheme="majorHAnsi"/>
+          <w:noProof/>
+        </w:rPr>
+        <w:drawing>
+          <wp:inline distT="0" distB="0" distL="0" distR="0" wp14:anchorId="38841A74" wp14:editId="4B622DAE">
+            <wp:extent cx="1408176" cy="540206"/>
+            <wp:effectExtent l="0" t="0" r="1905" b="6350"/>
+            <wp:docPr id="1380874189" name="Imagen 1" descr="Interfaz de usuario gráfica, Aplicación&#10;&#10;El contenido generado por IA puede ser incorrecto."/>
+            <wp:cNvGraphicFramePr>
+              <a:graphicFrameLocks xmlns:a="http://schemas.openxmlformats.org/drawingml/2006/main" noChangeAspect="1"/>
+            </wp:cNvGraphicFramePr>
+            <a:graphic xmlns:a="http://schemas.openxmlformats.org/drawingml/2006/main">
+              <a:graphicData uri="http://schemas.openxmlformats.org/drawingml/2006/picture">
+                <pic:pic xmlns:pic="http://schemas.openxmlformats.org/drawingml/2006/picture">
+                  <pic:nvPicPr>
+                    <pic:cNvPr id="1380874189" name="Imagen 1" descr="Interfaz de usuario gráfica, Aplicación&#10;&#10;El contenido generado por IA puede ser incorrecto."/>
+                    <pic:cNvPicPr/>
+                  </pic:nvPicPr>
+                  <pic:blipFill>
+                    <a:blip r:embed="rId41"/>
+                    <a:stretch>
+                      <a:fillRect/>
+                    </a:stretch>
+                  </pic:blipFill>
+                  <pic:spPr>
+                    <a:xfrm>
+                      <a:off x="0" y="0"/>
+                      <a:ext cx="1440159" cy="552475"/>
+                    </a:xfrm>
+                    <a:prstGeom prst="rect">
+                      <a:avLst/>
+                    </a:prstGeom>
+                  </pic:spPr>
+                </pic:pic>
+              </a:graphicData>
+            </a:graphic>
+          </wp:inline>
+        </w:drawing>
+      </w:r>
+    </w:p>
+    <w:p>
+      <w:pPr>
+        <w:pStyle w:val="NormalWeb"/>
+        <w:rPr>
+          <w:rFonts w:asciiTheme="majorHAnsi" w:hAnsiTheme="majorHAnsi"/>
+          <w:lang w:val="es-ES_tradnl"/>
+        </w:rPr>
+      </w:pPr>
+      <w:r>
+        <w:rPr>
+          <w:rFonts w:asciiTheme="majorHAnsi" w:hAnsiTheme="majorHAnsi"/>
+          <w:lang w:val="es-ES_tradnl"/>
+        </w:rPr>
+        <w:lastRenderedPageBreak/>
+        <w:t>Botones de eliminar:</w:t>
+      </w:r>
+    </w:p>
+    <w:p>
+      <w:pPr>
+        <w:pStyle w:val="NormalWeb"/>
+        <w:numPr>
+          <w:ilvl w:val="0"/>
+          <w:numId w:val="12"/>
+        </w:numPr>
+        <w:rPr>
+          <w:rFonts w:asciiTheme="majorHAnsi" w:hAnsiTheme="majorHAnsi"/>
+        </w:rPr>
+      </w:pPr>
+      <w:r>
+        <w:rPr>
+          <w:rFonts w:asciiTheme="majorHAnsi" w:hAnsiTheme="majorHAnsi"/>
+          <w:lang w:val="es-ES_tradnl"/>
+        </w:rPr>
+        <w:t xml:space="preserve">Para los botones de eliminar se ha elegido el color rojo, ya que representa una advertencia </w:t>
+      </w:r>
+    </w:p>
+    <w:p>
+      <w:pPr>
+        <w:pStyle w:val="NormalWeb"/>
+        <w:rPr>
+          <w:rFonts w:asciiTheme="majorHAnsi" w:hAnsiTheme="majorHAnsi"/>
+          <w:lang w:val="es-ES_tradnl"/>
+        </w:rPr>
+      </w:pPr>
+      <w:r>
+        <w:rPr>
+          <w:rFonts w:asciiTheme="majorHAnsi" w:hAnsiTheme="majorHAnsi"/>
+          <w:lang w:val="es-ES_tradnl"/>
+        </w:rPr>
+        <w:t>Botones de añadir:</w:t>
+      </w:r>
+    </w:p>
+    <w:p>
+      <w:pPr>
+        <w:pStyle w:val="NormalWeb"/>
+        <w:numPr>
+          <w:ilvl w:val="0"/>
+          <w:numId w:val="12"/>
+        </w:numPr>
+        <w:rPr>
+          <w:rFonts w:asciiTheme="minorHAnsi" w:hAnsiTheme="minorHAnsi"/>
+        </w:rPr>
+      </w:pPr>
+      <w:r>
+        <w:rPr>
+          <w:rFonts w:asciiTheme="minorHAnsi" w:hAnsiTheme="minorHAnsi"/>
+        </w:rPr>
+        <w:t>Para los botones de añadir se ha elegido el color verde, ya que facilita la comprensión de su función. Al compartir la misma página con el color rojo de los botones de eliminar, esta combinación genera un contraste claro e intuitivo.</w:t>
+      </w:r>
+    </w:p>
+    <w:p>
+      <w:pPr>
+        <w:pStyle w:val="NormalWeb"/>
+        <w:rPr>
+          <w:rFonts w:asciiTheme="minorHAnsi" w:hAnsiTheme="minorHAnsi"/>
+        </w:rPr>
+      </w:pPr>
+      <w:r>
+        <w:rPr>
+          <w:rFonts w:asciiTheme="minorHAnsi" w:hAnsiTheme="minorHAnsi"/>
+        </w:rPr>
+        <w:t>Botón de iniciar sesión</w:t>
+      </w:r>
+    </w:p>
+    <w:p>
+      <w:pPr>
+        <w:pStyle w:val="Prrafodelista"/>
+        <w:numPr>
+          <w:ilvl w:val="0"/>
+          <w:numId w:val="12"/>
+        </w:numPr>
+        <w:spacing w:before="100" w:beforeAutospacing="1" w:after="100" w:afterAutospacing="1"/>
+        <w:rPr>
+          <w:rFonts w:eastAsia="Times New Roman" w:cs="Arial"/>
+          <w:kern w:val="0"/>
+          <w:lang w:eastAsia="es-ES_tradnl"/>
+          <w14:ligatures w14:val="none"/>
+        </w:rPr>
+      </w:pPr>
+      <w:r>
+        <w:rPr>
+          <w:rFonts w:eastAsia="Times New Roman" w:cs="Arial"/>
+          <w:kern w:val="0"/>
+          <w:lang w:eastAsia="es-ES_tradnl"/>
+          <w14:ligatures w14:val="none"/>
+        </w:rPr>
+        <w:t>El botón de iniciar sesión tendrá color únicamente en el hover, lo que permite integrarlo con el nav y, al mismo tiempo, diferenciar su función al interactuar. El color será blanco, ya que el fondo oscuro del nav impide usar el gris oscuro de los demás botones.</w:t>
+      </w:r>
+    </w:p>
+    <w:p>
+      <w:pPr>
+        <w:spacing w:before="100" w:beforeAutospacing="1" w:after="100" w:afterAutospacing="1"/>
+        <w:rPr>
+          <w:rFonts w:eastAsia="Times New Roman" w:cs="Arial"/>
+          <w:kern w:val="0"/>
+          <w:lang w:eastAsia="es-ES_tradnl"/>
+          <w14:ligatures w14:val="none"/>
+        </w:rPr>
+      </w:pPr>
+    </w:p>
+    <w:p>
+      <w:pPr>
+        <w:pStyle w:val="NormalWeb"/>
+        <w:rPr>
+          <w:rFonts w:asciiTheme="minorHAnsi" w:hAnsiTheme="minorHAnsi"/>
+          <w:lang w:val="es-ES_tradnl"/>
+        </w:rPr>
+      </w:pPr>
+      <w:r>
+        <w:rPr>
+          <w:rFonts w:asciiTheme="minorHAnsi" w:hAnsiTheme="minorHAnsi"/>
+          <w:lang w:val="es-ES_tradnl"/>
+        </w:rPr>
+        <w:t xml:space="preserve">COLOR DEL TEXTO </w:t>
+      </w:r>
+    </w:p>
+    <w:p>
+      <w:pPr>
+        <w:autoSpaceDE w:val="0"/>
+        <w:autoSpaceDN w:val="0"/>
+        <w:adjustRightInd w:val="0"/>
+        <w:rPr>
+          <w:rFonts w:cs="AppleSystemUIFont"/>
+          <w:kern w:val="0"/>
+          <w:lang w:val="es-ES_tradnl"/>
+        </w:rPr>
+      </w:pPr>
+      <w:r>
+        <w:rPr>
+          <w:rFonts w:cs="AppleSystemUIFont"/>
+          <w:kern w:val="0"/>
+          <w:lang w:val="es-ES_tradnl"/>
+        </w:rPr>
+        <w:t>Se ha elegido usar el color negro predeterminado para el texto, ya que ofrece un </w:t>
+      </w:r>
+      <w:r>
+        <w:rPr>
+          <w:rFonts w:cs="AppleSystemUIFont"/>
+          <w:kern w:val="0"/>
+          <w:lang w:val="es-ES_tradnl"/>
+        </w:rPr>
+        <w:t xml:space="preserve">buen </w:t>
+      </w:r>
+      <w:r>
+        <w:rPr>
+          <w:rFonts w:cs="AppleSystemUIFont"/>
+          <w:kern w:val="0"/>
+          <w:lang w:val="es-ES_tradnl"/>
+        </w:rPr>
+        <w:t>contraste</w:t>
+      </w:r>
+      <w:r>
+        <w:rPr>
+          <w:rFonts w:cs="AppleSystemUIFont"/>
+          <w:b/>
+          <w:bCs/>
+          <w:kern w:val="0"/>
+          <w:lang w:val="es-ES_tradnl"/>
+        </w:rPr>
+        <w:t xml:space="preserve"> </w:t>
+      </w:r>
+      <w:r>
+        <w:rPr>
+          <w:rFonts w:cs="AppleSystemUIFont"/>
+          <w:kern w:val="0"/>
+          <w:lang w:val="es-ES_tradnl"/>
+        </w:rPr>
+        <w:t>con el fondo, garantizando que el contenido sea fácilmente legible y accesible para todos los usuarios.</w:t>
+      </w:r>
+    </w:p>
+    <w:p>
+      <w:pPr>
+        <w:autoSpaceDE w:val="0"/>
+        <w:autoSpaceDN w:val="0"/>
+        <w:adjustRightInd w:val="0"/>
+        <w:rPr>
+          <w:rFonts w:cs="AppleSystemUIFont"/>
+          <w:kern w:val="0"/>
+          <w:lang w:val="es-ES_tradnl"/>
+        </w:rPr>
+      </w:pPr>
+    </w:p>
+    <w:p>
+      <w:pPr>
+        <w:autoSpaceDE w:val="0"/>
+        <w:autoSpaceDN w:val="0"/>
+        <w:adjustRightInd w:val="0"/>
+        <w:rPr>
+          <w:rFonts w:cs="AppleSystemUIFont"/>
+          <w:kern w:val="0"/>
+          <w:lang w:val="es-ES_tradnl"/>
+        </w:rPr>
+      </w:pPr>
+      <w:r>
+        <w:rPr>
+          <w:rFonts w:cs="AppleSystemUIFont"/>
+          <w:kern w:val="0"/>
+          <w:lang w:val="es-ES_tradnl"/>
+        </w:rPr>
+        <w:t>Este color transmite las siguientes ventajas:</w:t>
+      </w:r>
+    </w:p>
+    <w:p>
+      <w:pPr>
+        <w:pStyle w:val="Prrafodelista"/>
+        <w:numPr>
+          <w:ilvl w:val="0"/>
+          <w:numId w:val="9"/>
+        </w:numPr>
+        <w:autoSpaceDE w:val="0"/>
+        <w:autoSpaceDN w:val="0"/>
+        <w:adjustRightInd w:val="0"/>
+        <w:rPr>
+          <w:rFonts w:cs="AppleSystemUIFont"/>
+          <w:kern w:val="0"/>
+          <w:lang w:val="es-ES_tradnl"/>
+        </w:rPr>
+      </w:pPr>
+      <w:r>
+        <w:rPr>
+          <w:rFonts w:cs="AppleSystemUIFont"/>
+          <w:b/>
+          <w:bCs/>
+          <w:kern w:val="0"/>
+          <w:lang w:val="es-ES_tradnl"/>
+        </w:rPr>
+        <w:t>Claridad y legibilidad</w:t>
+      </w:r>
+      <w:r>
+        <w:rPr>
+          <w:rFonts w:cs="AppleSystemUIFont"/>
+          <w:kern w:val="0"/>
+          <w:lang w:val="es-ES_tradnl"/>
+        </w:rPr>
+        <w:t xml:space="preserve">: </w:t>
+      </w:r>
+      <w:r>
+        <w:rPr>
+          <w:rFonts w:cs="AppleSystemUIFont"/>
+          <w:kern w:val="0"/>
+          <w:lang w:val="es-ES_tradnl"/>
+        </w:rPr>
+        <w:t>El color negro</w:t>
+      </w:r>
+      <w:r>
+        <w:rPr>
+          <w:rFonts w:cs="AppleSystemUIFont"/>
+          <w:kern w:val="0"/>
+          <w:lang w:val="es-ES_tradnl"/>
+        </w:rPr>
+        <w:t xml:space="preserve"> permite una lectura cómoda y sin esfuerzo</w:t>
+      </w:r>
+      <w:r>
+        <w:rPr>
+          <w:rFonts w:cs="AppleSystemUIFont"/>
+          <w:kern w:val="0"/>
+          <w:lang w:val="es-ES_tradnl"/>
+        </w:rPr>
+        <w:t>.</w:t>
+      </w:r>
+    </w:p>
+    <w:p>
+      <w:pPr>
+        <w:autoSpaceDE w:val="0"/>
+        <w:autoSpaceDN w:val="0"/>
+        <w:adjustRightInd w:val="0"/>
+        <w:rPr>
+          <w:rFonts w:cs="AppleSystemUIFont"/>
+          <w:kern w:val="0"/>
+          <w:lang w:val="es-ES_tradnl"/>
+        </w:rPr>
+      </w:pPr>
+    </w:p>
+    <w:p>
+      <w:pPr>
+        <w:pStyle w:val="Prrafodelista"/>
+        <w:numPr>
+          <w:ilvl w:val="0"/>
+          <w:numId w:val="9"/>
+        </w:numPr>
+        <w:autoSpaceDE w:val="0"/>
+        <w:autoSpaceDN w:val="0"/>
+        <w:adjustRightInd w:val="0"/>
+        <w:rPr>
+          <w:rFonts w:cs="AppleSystemUIFont"/>
+          <w:kern w:val="0"/>
+          <w:lang w:val="es-ES_tradnl"/>
+        </w:rPr>
+      </w:pPr>
+      <w:r>
+        <w:rPr>
+          <w:rFonts w:cs="AppleSystemUIFont"/>
+          <w:b/>
+          <w:bCs/>
+          <w:kern w:val="0"/>
+          <w:lang w:val="es-ES_tradnl"/>
+        </w:rPr>
+        <w:t>Contraste equilibrado</w:t>
+      </w:r>
+      <w:r>
+        <w:rPr>
+          <w:rFonts w:cs="AppleSystemUIFont"/>
+          <w:kern w:val="0"/>
+          <w:lang w:val="es-ES_tradnl"/>
+        </w:rPr>
+        <w:t>: Al ser un color oscuro sobre un fondo claro, el texto destaca sin generar fatiga visual, lo que mejora la experiencia de usuario.</w:t>
+      </w:r>
+    </w:p>
+    <w:p>
+      <w:pPr>
+        <w:autoSpaceDE w:val="0"/>
+        <w:autoSpaceDN w:val="0"/>
+        <w:adjustRightInd w:val="0"/>
+        <w:rPr>
+          <w:rFonts w:cs="AppleSystemUIFont"/>
+          <w:kern w:val="0"/>
+          <w:lang w:val="es-ES_tradnl"/>
+        </w:rPr>
+      </w:pPr>
+    </w:p>
+    <w:p>
+      <w:pPr>
+        <w:pStyle w:val="Prrafodelista"/>
+        <w:numPr>
+          <w:ilvl w:val="0"/>
+          <w:numId w:val="9"/>
+        </w:numPr>
+        <w:autoSpaceDE w:val="0"/>
+        <w:autoSpaceDN w:val="0"/>
+        <w:adjustRightInd w:val="0"/>
+        <w:rPr>
+          <w:rFonts w:cs="AppleSystemUIFont"/>
+          <w:kern w:val="0"/>
+          <w:lang w:val="es-ES_tradnl"/>
+        </w:rPr>
+      </w:pPr>
+      <w:r>
+        <w:rPr>
+          <w:rFonts w:cs="AppleSystemUIFont"/>
+          <w:b/>
+          <w:bCs/>
+          <w:kern w:val="0"/>
+          <w:lang w:val="es-ES_tradnl"/>
+        </w:rPr>
+        <w:t>Profesionalismo y elegancia</w:t>
+      </w:r>
+      <w:r>
+        <w:rPr>
+          <w:rFonts w:cs="AppleSystemUIFont"/>
+          <w:kern w:val="0"/>
+          <w:lang w:val="es-ES_tradnl"/>
+        </w:rPr>
+        <w:t>: El negro es un color asociado con la seriedad y la sofisticación, lo que refuerza la imagen de una clínica estética profesional y confiable.</w:t>
+      </w:r>
+    </w:p>
+    <w:p>
+      <w:pPr>
+        <w:autoSpaceDE w:val="0"/>
+        <w:autoSpaceDN w:val="0"/>
+        <w:adjustRightInd w:val="0"/>
+        <w:rPr>
+          <w:rFonts w:cs="AppleSystemUIFont"/>
+          <w:kern w:val="0"/>
+          <w:lang w:val="es-ES_tradnl"/>
+        </w:rPr>
+      </w:pPr>
+    </w:p>
+    <w:p>
+      <w:pPr>
+        <w:pStyle w:val="Prrafodelista"/>
+        <w:numPr>
+          <w:ilvl w:val="0"/>
+          <w:numId w:val="9"/>
+        </w:numPr>
+        <w:autoSpaceDE w:val="0"/>
+        <w:autoSpaceDN w:val="0"/>
+        <w:adjustRightInd w:val="0"/>
+        <w:rPr>
+          <w:rFonts w:cs="AppleSystemUIFont"/>
+          <w:kern w:val="0"/>
+          <w:lang w:val="es-ES_tradnl"/>
+        </w:rPr>
+      </w:pPr>
+      <w:r>
+        <w:rPr>
+          <w:rFonts w:cs="AppleSystemUIFont"/>
+          <w:b/>
+          <w:bCs/>
+          <w:kern w:val="0"/>
+          <w:lang w:val="es-ES_tradnl"/>
+        </w:rPr>
+        <w:t>Versatilidad</w:t>
+      </w:r>
+      <w:r>
+        <w:rPr>
+          <w:rFonts w:cs="AppleSystemUIFont"/>
+          <w:kern w:val="0"/>
+          <w:lang w:val="es-ES_tradnl"/>
+        </w:rPr>
+        <w:t>: Funciona bien con cualquier otro color de la paleta, permitiendo que otros elementos visuales, como botones o imágenes, destaquen sin interferir con la lectura.</w:t>
+      </w:r>
+    </w:p>
+    <w:p>
+      <w:pPr>
+        <w:autoSpaceDE w:val="0"/>
+        <w:autoSpaceDN w:val="0"/>
+        <w:adjustRightInd w:val="0"/>
+        <w:rPr>
+          <w:rFonts w:cs="AppleSystemUIFont"/>
+          <w:kern w:val="0"/>
+          <w:lang w:val="es-ES_tradnl"/>
+        </w:rPr>
+      </w:pPr>
+    </w:p>
+    <w:p>
+      <w:pPr>
+        <w:autoSpaceDE w:val="0"/>
+        <w:autoSpaceDN w:val="0"/>
+        <w:adjustRightInd w:val="0"/>
+        <w:rPr>
+          <w:rFonts w:cs="AppleSystemUIFont"/>
+          <w:kern w:val="0"/>
+          <w:lang w:val="es-ES_tradnl"/>
+        </w:rPr>
+      </w:pPr>
+      <w:r>
+        <w:rPr>
+          <w:rFonts w:cs="AppleSystemUIFont"/>
+          <w:kern w:val="0"/>
+          <w:lang w:val="es-ES_tradnl"/>
+        </w:rPr>
+        <w:t>Además, el uso del negro para el texto es una elección segura y efectiva, ya que cumple con los estándares de accesibilidad web WCAG, asegurando que el contenido sea accesible para personas con dificultades visuales o daltonismo.</w:t>
+      </w:r>
+    </w:p>
+    <w:p>
+      <w:pPr>
+        <w:pStyle w:val="NormalWeb"/>
+        <w:rPr>
+          <w:rFonts w:asciiTheme="majorHAnsi" w:hAnsiTheme="majorHAnsi"/>
+          <w:lang w:val="es-ES_tradnl"/>
+        </w:rPr>
+      </w:pPr>
+    </w:p>
+    <w:p>
+      <w:pPr>
         <w:pStyle w:val="Ttulo2"/>
         <w:jc w:val="center"/>
         <w:rPr>
@@ -4803,10 +5668,12 @@
           <w:szCs w:val="24"/>
         </w:rPr>
       </w:pPr>
+      <w:bookmarkStart w:id="7" w:name="_Toc191136223"/>
       <w:r>
         <w:lastRenderedPageBreak/>
         <w:t>CABECERA</w:t>
       </w:r>
+      <w:bookmarkEnd w:id="7"/>
     </w:p>
     <w:p/>
     <w:p>
@@ -4908,7 +5775,7 @@
                     <pic:cNvPicPr/>
                   </pic:nvPicPr>
                   <pic:blipFill>
-                    <a:blip r:embed="rId41"/>
+                    <a:blip r:embed="rId42"/>
                     <a:stretch>
                       <a:fillRect/>
                     </a:stretch>
@@ -4937,9 +5804,11 @@
         <w:pStyle w:val="Ttulo2"/>
         <w:jc w:val="center"/>
       </w:pPr>
+      <w:bookmarkStart w:id="8" w:name="_Toc191136224"/>
       <w:r>
         <w:t>LOGOS Y IMÁGENES</w:t>
       </w:r>
+      <w:bookmarkEnd w:id="8"/>
     </w:p>
     <w:p/>
     <w:p>
@@ -4947,7 +5816,7 @@
         <w:jc w:val="both"/>
       </w:pPr>
       <w:r>
-        <w:t xml:space="preserve">Las imágenes usadas en la </w:t>
+        <w:t xml:space="preserve">Las imágenes de la </w:t>
       </w:r>
       <w:proofErr w:type="spellStart"/>
       <w:r>
@@ -4955,7 +5824,15 @@
       </w:r>
       <w:proofErr w:type="spellEnd"/>
       <w:r>
-        <w:t xml:space="preserve"> tienen copyright, ya que han sido extraídas de internet, la única imagen que no tiene copyright es la del logo ya que ha sido generada mediante una IA</w:t>
+        <w:t xml:space="preserve"> no contienen copyright ya que han sido sacadas de </w:t>
+      </w:r>
+      <w:proofErr w:type="spellStart"/>
+      <w:r>
+        <w:t>paginas</w:t>
+      </w:r>
+      <w:proofErr w:type="spellEnd"/>
+      <w:r>
+        <w:t xml:space="preserve"> que ofrecen imágenes gratuitas sin copyright</w:t>
       </w:r>
     </w:p>
     <w:p>
@@ -4979,73 +5856,332 @@
     <w:p>
       <w:pPr>
         <w:jc w:val="both"/>
-        <w:rPr>
-          <w:color w:val="FF0000"/>
-        </w:rPr>
-      </w:pPr>
+      </w:pPr>
+      <w:r>
+        <w:t>Footer</w:t>
+      </w:r>
+      <w:r>
+        <w:t>:</w:t>
+      </w:r>
+    </w:p>
+    <w:p>
+      <w:pPr>
+        <w:pStyle w:val="Prrafodelista"/>
+        <w:numPr>
+          <w:ilvl w:val="0"/>
+          <w:numId w:val="9"/>
+        </w:numPr>
+        <w:jc w:val="both"/>
+      </w:pPr>
+      <w:r>
+        <w:t>Logo</w:t>
+      </w:r>
+      <w:r>
+        <w:t>:</w:t>
+      </w:r>
+      <w:r>
+        <w:t xml:space="preserve"> 200</w:t>
+      </w:r>
+      <w:r>
+        <w:t>px</w:t>
+      </w:r>
+      <w:r>
+        <w:t xml:space="preserve"> * 120</w:t>
+      </w:r>
+      <w:r>
+        <w:t>px</w:t>
+      </w:r>
+    </w:p>
+    <w:p>
+      <w:pPr>
+        <w:jc w:val="both"/>
+      </w:pPr>
+    </w:p>
+    <w:p>
+      <w:pPr>
+        <w:jc w:val="both"/>
+      </w:pPr>
+      <w:r>
+        <w:t>Navbar(inicio):</w:t>
+      </w:r>
+    </w:p>
+    <w:p>
+      <w:pPr>
+        <w:pStyle w:val="Prrafodelista"/>
+        <w:numPr>
+          <w:ilvl w:val="0"/>
+          <w:numId w:val="9"/>
+        </w:numPr>
+        <w:jc w:val="both"/>
+      </w:pPr>
+      <w:r>
+        <w:t>Logo: 400px * 250px</w:t>
+      </w:r>
+    </w:p>
+    <w:p>
+      <w:pPr>
+        <w:jc w:val="both"/>
+      </w:pPr>
+    </w:p>
+    <w:p>
+      <w:pPr>
+        <w:jc w:val="both"/>
+      </w:pPr>
+      <w:proofErr w:type="spellStart"/>
       <w:proofErr w:type="gramStart"/>
       <w:r>
-        <w:rPr>
-          <w:color w:val="FF0000"/>
-        </w:rPr>
-        <w:t>COMPLETAR!!!!!!!!!!!!!!!!!!!!!!!</w:t>
+        <w:t>Navbar</w:t>
+      </w:r>
+      <w:proofErr w:type="spellEnd"/>
+      <w:r>
+        <w:t>(</w:t>
       </w:r>
       <w:proofErr w:type="gramEnd"/>
+      <w:r>
+        <w:t xml:space="preserve">Resto de </w:t>
+      </w:r>
+      <w:proofErr w:type="spellStart"/>
+      <w:r>
+        <w:t>paginas</w:t>
+      </w:r>
+      <w:proofErr w:type="spellEnd"/>
+      <w:r>
+        <w:t>):</w:t>
+      </w:r>
     </w:p>
     <w:p>
       <w:pPr>
         <w:jc w:val="both"/>
-        <w:rPr>
-          <w:color w:val="FF0000"/>
-        </w:rPr>
-      </w:pPr>
-    </w:p>
-    <w:p>
-      <w:pPr>
+      </w:pPr>
+      <w:r>
+        <w:t xml:space="preserve">El alto del logo se aplica de forma automática </w:t>
+      </w:r>
+    </w:p>
+    <w:p>
+      <w:pPr>
+        <w:pStyle w:val="Prrafodelista"/>
+        <w:numPr>
+          <w:ilvl w:val="0"/>
+          <w:numId w:val="9"/>
+        </w:numPr>
         <w:jc w:val="both"/>
-        <w:rPr>
-          <w:color w:val="FF0000"/>
-        </w:rPr>
-      </w:pPr>
-    </w:p>
-    <w:p>
-      <w:pPr>
+      </w:pPr>
+      <w:r>
+        <w:t>Logo: 400px * auto</w:t>
+      </w:r>
+    </w:p>
+    <w:p>
+      <w:pPr>
+        <w:pStyle w:val="Prrafodelista"/>
+        <w:numPr>
+          <w:ilvl w:val="0"/>
+          <w:numId w:val="9"/>
+        </w:numPr>
         <w:jc w:val="both"/>
-        <w:rPr>
-          <w:color w:val="FF0000"/>
-        </w:rPr>
-      </w:pPr>
+      </w:pPr>
+      <w:r>
+        <w:t>Icono usuario:  30px * 30px</w:t>
+      </w:r>
     </w:p>
     <w:p>
       <w:pPr>
         <w:jc w:val="both"/>
-        <w:rPr>
-          <w:color w:val="FF0000"/>
-        </w:rPr>
-      </w:pPr>
+      </w:pPr>
+      <w:r>
+        <w:lastRenderedPageBreak/>
+        <w:t>Cards:</w:t>
+      </w:r>
     </w:p>
     <w:p>
       <w:pPr>
         <w:jc w:val="both"/>
-        <w:rPr>
-          <w:color w:val="FF0000"/>
-        </w:rPr>
-      </w:pPr>
-    </w:p>
-    <w:p>
-      <w:pPr>
+      </w:pPr>
+      <w:r>
+        <w:t>Se aplican a todas las cards que contengan imágenes</w:t>
+      </w:r>
+    </w:p>
+    <w:p>
+      <w:pPr>
+        <w:pStyle w:val="Prrafodelista"/>
+        <w:numPr>
+          <w:ilvl w:val="0"/>
+          <w:numId w:val="9"/>
+        </w:numPr>
         <w:jc w:val="both"/>
-        <w:rPr>
-          <w:color w:val="FF0000"/>
-        </w:rPr>
-      </w:pPr>
+      </w:pPr>
+      <w:r>
+        <w:t xml:space="preserve">Imagen: </w:t>
+      </w:r>
+      <w:r>
+        <w:t>300px</w:t>
+      </w:r>
+      <w:r>
+        <w:t xml:space="preserve"> * </w:t>
+      </w:r>
+      <w:r>
+        <w:t>180px</w:t>
+      </w:r>
     </w:p>
     <w:p>
       <w:pPr>
         <w:jc w:val="both"/>
-        <w:rPr>
-          <w:color w:val="FF0000"/>
-        </w:rPr>
+      </w:pPr>
+    </w:p>
+    <w:p>
+      <w:pPr>
+        <w:jc w:val="both"/>
+      </w:pPr>
+      <w:r>
+        <w:t>Imágenes:</w:t>
+      </w:r>
+    </w:p>
+    <w:p>
+      <w:pPr>
+        <w:jc w:val="both"/>
+      </w:pPr>
+      <w:r>
+        <w:t xml:space="preserve">Estas imágenes están en la </w:t>
+      </w:r>
+      <w:proofErr w:type="spellStart"/>
+      <w:r>
+        <w:t>pagina</w:t>
+      </w:r>
+      <w:proofErr w:type="spellEnd"/>
+      <w:r>
+        <w:t xml:space="preserve"> de centro</w:t>
+      </w:r>
+    </w:p>
+    <w:p>
+      <w:pPr>
+        <w:pStyle w:val="Prrafodelista"/>
+        <w:numPr>
+          <w:ilvl w:val="0"/>
+          <w:numId w:val="9"/>
+        </w:numPr>
+        <w:rPr>
+          <w:rFonts w:eastAsia="Times New Roman" w:cs="Times New Roman"/>
+          <w:kern w:val="0"/>
+          <w:lang w:eastAsia="es-ES_tradnl"/>
+          <w14:ligatures w14:val="none"/>
+        </w:rPr>
+      </w:pPr>
+      <w:r>
+        <w:rPr>
+          <w:rFonts w:eastAsia="Times New Roman" w:cs="Times New Roman"/>
+          <w:kern w:val="0"/>
+          <w:lang w:eastAsia="es-ES_tradnl"/>
+          <w14:ligatures w14:val="none"/>
+        </w:rPr>
+        <w:t>Img1</w:t>
+      </w:r>
+      <w:r>
+        <w:rPr>
+          <w:rFonts w:eastAsia="Times New Roman" w:cs="Times New Roman"/>
+          <w:b/>
+          <w:bCs/>
+          <w:kern w:val="0"/>
+          <w:lang w:eastAsia="es-ES_tradnl"/>
+          <w14:ligatures w14:val="none"/>
+        </w:rPr>
+        <w:t>:</w:t>
+      </w:r>
+      <w:r>
+        <w:rPr>
+          <w:rFonts w:eastAsia="Times New Roman" w:cs="Times New Roman"/>
+          <w:kern w:val="0"/>
+          <w:lang w:eastAsia="es-ES_tradnl"/>
+          <w14:ligatures w14:val="none"/>
+        </w:rPr>
+        <w:t xml:space="preserve"> 1140px × 600px</w:t>
+      </w:r>
+    </w:p>
+    <w:p>
+      <w:pPr>
+        <w:pStyle w:val="Prrafodelista"/>
+        <w:numPr>
+          <w:ilvl w:val="0"/>
+          <w:numId w:val="9"/>
+        </w:numPr>
+        <w:rPr>
+          <w:rFonts w:eastAsia="Times New Roman" w:cs="Times New Roman"/>
+          <w:kern w:val="0"/>
+          <w:lang w:eastAsia="es-ES_tradnl"/>
+          <w14:ligatures w14:val="none"/>
+        </w:rPr>
+      </w:pPr>
+      <w:r>
+        <w:rPr>
+          <w:rFonts w:eastAsia="Times New Roman" w:cs="Times New Roman"/>
+          <w:kern w:val="0"/>
+          <w:lang w:eastAsia="es-ES_tradnl"/>
+          <w14:ligatures w14:val="none"/>
+        </w:rPr>
+        <w:t>Img2</w:t>
+      </w:r>
+      <w:r>
+        <w:rPr>
+          <w:rFonts w:eastAsia="Times New Roman" w:cs="Times New Roman"/>
+          <w:b/>
+          <w:bCs/>
+          <w:kern w:val="0"/>
+          <w:lang w:eastAsia="es-ES_tradnl"/>
+          <w14:ligatures w14:val="none"/>
+        </w:rPr>
+        <w:t>:</w:t>
+      </w:r>
+      <w:r>
+        <w:rPr>
+          <w:rFonts w:eastAsia="Times New Roman" w:cs="Times New Roman"/>
+          <w:kern w:val="0"/>
+          <w:lang w:eastAsia="es-ES_tradnl"/>
+          <w14:ligatures w14:val="none"/>
+        </w:rPr>
+        <w:t xml:space="preserve"> 840px × hasta 400px (altura automática, máximo 400px)</w:t>
+      </w:r>
+    </w:p>
+    <w:p>
+      <w:pPr>
+        <w:pStyle w:val="Prrafodelista"/>
+        <w:numPr>
+          <w:ilvl w:val="0"/>
+          <w:numId w:val="9"/>
+        </w:numPr>
+        <w:jc w:val="both"/>
+      </w:pPr>
+      <w:r>
+        <w:rPr>
+          <w:rFonts w:eastAsia="Times New Roman" w:cs="Times New Roman"/>
+          <w:kern w:val="0"/>
+          <w:lang w:eastAsia="es-ES_tradnl"/>
+          <w14:ligatures w14:val="none"/>
+        </w:rPr>
+        <w:t>Img3</w:t>
+      </w:r>
+      <w:r>
+        <w:rPr>
+          <w:rFonts w:eastAsia="Times New Roman" w:cs="Times New Roman"/>
+          <w:b/>
+          <w:bCs/>
+          <w:kern w:val="0"/>
+          <w:lang w:eastAsia="es-ES_tradnl"/>
+          <w14:ligatures w14:val="none"/>
+        </w:rPr>
+        <w:t>:</w:t>
+      </w:r>
+      <w:r>
+        <w:rPr>
+          <w:rFonts w:eastAsia="Times New Roman" w:cs="Times New Roman"/>
+          <w:kern w:val="0"/>
+          <w:lang w:eastAsia="es-ES_tradnl"/>
+          <w14:ligatures w14:val="none"/>
+        </w:rPr>
+        <w:t xml:space="preserve"> 840px × hasta 400px (altura automática, máximo 400px)</w:t>
+      </w:r>
+    </w:p>
+    <w:p>
+      <w:pPr>
+        <w:pStyle w:val="Prrafodelista"/>
+        <w:jc w:val="both"/>
       </w:pPr>
     </w:p>
     <w:p>
@@ -5061,10 +6197,11 @@
         <w:pStyle w:val="Ttulo2"/>
         <w:jc w:val="center"/>
       </w:pPr>
-      <w:r>
-        <w:lastRenderedPageBreak/>
+      <w:bookmarkStart w:id="9" w:name="_Toc191136225"/>
+      <w:r>
         <w:t>ESTRUCTURA DE LA WEB</w:t>
       </w:r>
+      <w:bookmarkEnd w:id="9"/>
     </w:p>
     <w:p/>
     <w:p>
@@ -5185,6 +6322,7 @@
     <w:p/>
     <w:p>
       <w:r>
+        <w:lastRenderedPageBreak/>
         <w:t xml:space="preserve">Tienda: Pagina donde se encuentran los productos en venta de la web, constara de una paginación para poder visualizar todos los productos </w:t>
       </w:r>
     </w:p>
@@ -5230,10 +6368,11 @@
         <w:pStyle w:val="Ttulo2"/>
         <w:jc w:val="center"/>
       </w:pPr>
-      <w:r>
-        <w:lastRenderedPageBreak/>
+      <w:bookmarkStart w:id="10" w:name="_Toc191136226"/>
+      <w:r>
         <w:t>CUMPLIMIENTO DE LAS PAUTAS DEL W3C</w:t>
       </w:r>
+      <w:bookmarkEnd w:id="10"/>
     </w:p>
     <w:p>
       <w:pPr>
@@ -5411,44 +6550,844 @@
         </w:rPr>
       </w:pPr>
     </w:p>
-    <w:p>
-      <w:pPr>
-        <w:pStyle w:val="NormalWeb"/>
-        <w:rPr>
-          <w:rFonts w:asciiTheme="minorHAnsi" w:hAnsiTheme="minorHAnsi"/>
-        </w:rPr>
-      </w:pPr>
-    </w:p>
-    <w:p>
-      <w:pPr>
-        <w:pStyle w:val="NormalWeb"/>
-        <w:rPr>
-          <w:rFonts w:asciiTheme="minorHAnsi" w:hAnsiTheme="minorHAnsi"/>
-        </w:rPr>
-      </w:pPr>
-    </w:p>
-    <w:p>
-      <w:pPr>
-        <w:pStyle w:val="NormalWeb"/>
-        <w:rPr>
-          <w:rFonts w:asciiTheme="minorHAnsi" w:hAnsiTheme="minorHAnsi"/>
-        </w:rPr>
-      </w:pPr>
-    </w:p>
-    <w:p>
-      <w:pPr>
-        <w:pStyle w:val="NormalWeb"/>
-        <w:rPr>
-          <w:rFonts w:asciiTheme="minorHAnsi" w:hAnsiTheme="minorHAnsi"/>
-        </w:rPr>
-      </w:pPr>
-    </w:p>
-    <w:p>
-      <w:pPr>
-        <w:rPr>
-          <w:rStyle w:val="Textoennegrita"/>
-          <w:b w:val="0"/>
-          <w:bCs w:val="0"/>
+    <w:p/>
+    <w:p/>
+    <w:p/>
+    <w:p>
+      <w:pPr>
+        <w:pStyle w:val="Ttulo2"/>
+        <w:jc w:val="center"/>
+      </w:pPr>
+      <w:bookmarkStart w:id="11" w:name="_Toc191136227"/>
+      <w:r>
+        <w:lastRenderedPageBreak/>
+        <w:t>ESTRUCTURA DE LA PAGINA</w:t>
+      </w:r>
+      <w:bookmarkEnd w:id="11"/>
+    </w:p>
+    <w:p/>
+    <w:p>
+      <w:r>
+        <w:t xml:space="preserve">Todas las </w:t>
+      </w:r>
+      <w:proofErr w:type="spellStart"/>
+      <w:r>
+        <w:t>paginas</w:t>
+      </w:r>
+      <w:proofErr w:type="spellEnd"/>
+      <w:r>
+        <w:t xml:space="preserve"> compartirán el mismo footer y la misma barra de </w:t>
+      </w:r>
+      <w:proofErr w:type="gramStart"/>
+      <w:r>
+        <w:t>navegación(</w:t>
+      </w:r>
+      <w:proofErr w:type="gramEnd"/>
+      <w:r>
+        <w:t xml:space="preserve">menos la primera </w:t>
+      </w:r>
+      <w:proofErr w:type="spellStart"/>
+      <w:r>
+        <w:t>pagina</w:t>
+      </w:r>
+      <w:proofErr w:type="spellEnd"/>
+      <w:r>
+        <w:t>, a esta no se le aplica el mismo navbar)</w:t>
+      </w:r>
+    </w:p>
+    <w:p/>
+    <w:p>
+      <w:r>
+        <w:t>INICIO</w:t>
+      </w:r>
+    </w:p>
+    <w:p/>
+    <w:p>
+      <w:r>
+        <w:t xml:space="preserve">Menú de </w:t>
+      </w:r>
+      <w:proofErr w:type="gramStart"/>
+      <w:r>
+        <w:t>navegación</w:t>
+      </w:r>
+      <w:r>
+        <w:t>(</w:t>
+      </w:r>
+      <w:proofErr w:type="gramEnd"/>
+      <w:r>
+        <w:t>el único que es diferente a los demás)</w:t>
+      </w:r>
+      <w:r>
+        <w:t xml:space="preserve">: </w:t>
+      </w:r>
+    </w:p>
+    <w:p>
+      <w:pPr>
+        <w:pStyle w:val="Prrafodelista"/>
+        <w:numPr>
+          <w:ilvl w:val="0"/>
+          <w:numId w:val="9"/>
+        </w:numPr>
+      </w:pPr>
+      <w:r>
+        <w:t xml:space="preserve">El menú de navegación será un navbar, y </w:t>
+      </w:r>
+      <w:proofErr w:type="gramStart"/>
+      <w:r>
+        <w:t>contara</w:t>
+      </w:r>
+      <w:proofErr w:type="gramEnd"/>
+      <w:r>
+        <w:t xml:space="preserve"> con los siguientes elementos:</w:t>
+      </w:r>
+    </w:p>
+    <w:p>
+      <w:pPr>
+        <w:pStyle w:val="Prrafodelista"/>
+        <w:numPr>
+          <w:ilvl w:val="1"/>
+          <w:numId w:val="9"/>
+        </w:numPr>
+      </w:pPr>
+      <w:r>
+        <w:t>Logo</w:t>
+      </w:r>
+    </w:p>
+    <w:p>
+      <w:pPr>
+        <w:pStyle w:val="Prrafodelista"/>
+        <w:numPr>
+          <w:ilvl w:val="1"/>
+          <w:numId w:val="9"/>
+        </w:numPr>
+      </w:pPr>
+      <w:r>
+        <w:t xml:space="preserve">Bonotes de las </w:t>
+      </w:r>
+      <w:proofErr w:type="spellStart"/>
+      <w:proofErr w:type="gramStart"/>
+      <w:r>
+        <w:t>paginas</w:t>
+      </w:r>
+      <w:proofErr w:type="spellEnd"/>
+      <w:r>
+        <w:t>(</w:t>
+      </w:r>
+      <w:proofErr w:type="gramEnd"/>
+      <w:r>
+        <w:t>inicio, centro, tienda, reserva y contacto)</w:t>
+      </w:r>
+    </w:p>
+    <w:p>
+      <w:pPr>
+        <w:pStyle w:val="Prrafodelista"/>
+        <w:numPr>
+          <w:ilvl w:val="1"/>
+          <w:numId w:val="9"/>
+        </w:numPr>
+      </w:pPr>
+      <w:r>
+        <w:t xml:space="preserve">Imagen con enlace </w:t>
+      </w:r>
+    </w:p>
+    <w:p/>
+    <w:p>
+      <w:r>
+        <w:t>Cuerpo principal:</w:t>
+      </w:r>
+    </w:p>
+    <w:p>
+      <w:pPr>
+        <w:pStyle w:val="Prrafodelista"/>
+        <w:numPr>
+          <w:ilvl w:val="0"/>
+          <w:numId w:val="9"/>
+        </w:numPr>
+      </w:pPr>
+      <w:r>
+        <w:t xml:space="preserve">En el cuerpo principal de la </w:t>
+      </w:r>
+      <w:proofErr w:type="spellStart"/>
+      <w:r>
+        <w:t>pagina</w:t>
+      </w:r>
+      <w:proofErr w:type="spellEnd"/>
+      <w:r>
+        <w:t xml:space="preserve"> se </w:t>
+      </w:r>
+      <w:proofErr w:type="gramStart"/>
+      <w:r>
+        <w:t>llamara</w:t>
+      </w:r>
+      <w:proofErr w:type="gramEnd"/>
+      <w:r>
+        <w:t xml:space="preserve"> a las </w:t>
+      </w:r>
+      <w:proofErr w:type="spellStart"/>
+      <w:r>
+        <w:t>cards</w:t>
+      </w:r>
+      <w:proofErr w:type="spellEnd"/>
+      <w:r>
+        <w:t xml:space="preserve"> y el </w:t>
+      </w:r>
+      <w:proofErr w:type="spellStart"/>
+      <w:r>
+        <w:t>carousel</w:t>
+      </w:r>
+      <w:proofErr w:type="spellEnd"/>
+      <w:r>
+        <w:t>, y contara con un jumbotron</w:t>
+      </w:r>
+    </w:p>
+    <w:p>
+      <w:pPr>
+        <w:pStyle w:val="Prrafodelista"/>
+        <w:numPr>
+          <w:ilvl w:val="1"/>
+          <w:numId w:val="9"/>
+        </w:numPr>
+      </w:pPr>
+      <w:r>
+        <w:t>Elementos &lt;h2&gt;</w:t>
+      </w:r>
+    </w:p>
+    <w:p>
+      <w:pPr>
+        <w:pStyle w:val="Prrafodelista"/>
+        <w:numPr>
+          <w:ilvl w:val="1"/>
+          <w:numId w:val="9"/>
+        </w:numPr>
+      </w:pPr>
+      <w:r>
+        <w:t>Dos botones con imagen para cambiar entre servicio y producto</w:t>
+      </w:r>
+    </w:p>
+    <w:p>
+      <w:pPr>
+        <w:pStyle w:val="Prrafodelista"/>
+        <w:numPr>
+          <w:ilvl w:val="1"/>
+          <w:numId w:val="9"/>
+        </w:numPr>
+      </w:pPr>
+      <w:r>
+        <w:t>Un botón para abrir y cerrar un formulario</w:t>
+      </w:r>
+    </w:p>
+    <w:p>
+      <w:pPr>
+        <w:pStyle w:val="Prrafodelista"/>
+        <w:numPr>
+          <w:ilvl w:val="1"/>
+          <w:numId w:val="9"/>
+        </w:numPr>
+      </w:pPr>
+      <w:r>
+        <w:t>Tres cards</w:t>
+      </w:r>
+    </w:p>
+    <w:p>
+      <w:pPr>
+        <w:pStyle w:val="Prrafodelista"/>
+        <w:numPr>
+          <w:ilvl w:val="1"/>
+          <w:numId w:val="9"/>
+        </w:numPr>
+      </w:pPr>
+      <w:r>
+        <w:t xml:space="preserve">Un jumbotron que contara con un botón a otra pagina </w:t>
+      </w:r>
+    </w:p>
+    <w:p/>
+    <w:p>
+      <w:r>
+        <w:t>Footer:</w:t>
+      </w:r>
+    </w:p>
+    <w:p>
+      <w:pPr>
+        <w:pStyle w:val="Prrafodelista"/>
+        <w:numPr>
+          <w:ilvl w:val="0"/>
+          <w:numId w:val="9"/>
+        </w:numPr>
+      </w:pPr>
+      <w:r>
+        <w:t xml:space="preserve">Dos imágenes con enlace a las redes sociales </w:t>
+      </w:r>
+    </w:p>
+    <w:p>
+      <w:pPr>
+        <w:pStyle w:val="Prrafodelista"/>
+        <w:numPr>
+          <w:ilvl w:val="0"/>
+          <w:numId w:val="9"/>
+        </w:numPr>
+      </w:pPr>
+      <w:r>
+        <w:t>Teléfono de contacto</w:t>
+      </w:r>
+    </w:p>
+    <w:p>
+      <w:pPr>
+        <w:pStyle w:val="Prrafodelista"/>
+        <w:numPr>
+          <w:ilvl w:val="0"/>
+          <w:numId w:val="9"/>
+        </w:numPr>
+      </w:pPr>
+      <w:r>
+        <w:t>Gmail</w:t>
+      </w:r>
+    </w:p>
+    <w:p>
+      <w:pPr>
+        <w:pStyle w:val="Prrafodelista"/>
+        <w:numPr>
+          <w:ilvl w:val="0"/>
+          <w:numId w:val="9"/>
+        </w:numPr>
+      </w:pPr>
+      <w:r>
+        <w:t>Enlace a la ubicación de la clínica</w:t>
+      </w:r>
+    </w:p>
+    <w:p>
+      <w:pPr>
+        <w:pStyle w:val="Prrafodelista"/>
+        <w:numPr>
+          <w:ilvl w:val="0"/>
+          <w:numId w:val="9"/>
+        </w:numPr>
+      </w:pPr>
+      <w:r>
+        <w:t>Logo</w:t>
+      </w:r>
+    </w:p>
+    <w:p>
+      <w:pPr>
+        <w:pStyle w:val="Prrafodelista"/>
+        <w:numPr>
+          <w:ilvl w:val="0"/>
+          <w:numId w:val="9"/>
+        </w:numPr>
+      </w:pPr>
+      <w:r>
+        <w:t>Párrafos con información&lt;p&gt;</w:t>
+      </w:r>
+    </w:p>
+    <w:p/>
+    <w:p>
+      <w:r>
+        <w:t>Resumen de funcionalidad:</w:t>
+      </w:r>
+    </w:p>
+    <w:p>
+      <w:r>
+        <w:t xml:space="preserve">Es la página principal de la web, en ella se pueden encontrar servicios y productos además de poder ver las opiniones de los clientes y dejar una opinión </w:t>
+      </w:r>
+    </w:p>
+    <w:p/>
+    <w:p/>
+    <w:p>
+      <w:r>
+        <w:t>CENTRO</w:t>
+      </w:r>
+    </w:p>
+    <w:p/>
+    <w:p>
+      <w:r>
+        <w:t xml:space="preserve">Menú de navegación: </w:t>
+      </w:r>
+    </w:p>
+    <w:p>
+      <w:pPr>
+        <w:pStyle w:val="Prrafodelista"/>
+        <w:numPr>
+          <w:ilvl w:val="0"/>
+          <w:numId w:val="9"/>
+        </w:numPr>
+      </w:pPr>
+      <w:r>
+        <w:t xml:space="preserve">El menú de navegación será un navbar, y </w:t>
+      </w:r>
+      <w:proofErr w:type="gramStart"/>
+      <w:r>
+        <w:t>contara</w:t>
+      </w:r>
+      <w:proofErr w:type="gramEnd"/>
+      <w:r>
+        <w:t xml:space="preserve"> con los siguientes elementos:</w:t>
+      </w:r>
+    </w:p>
+    <w:p>
+      <w:pPr>
+        <w:pStyle w:val="Prrafodelista"/>
+        <w:numPr>
+          <w:ilvl w:val="1"/>
+          <w:numId w:val="9"/>
+        </w:numPr>
+      </w:pPr>
+      <w:r>
+        <w:t>Logo</w:t>
+      </w:r>
+    </w:p>
+    <w:p>
+      <w:pPr>
+        <w:pStyle w:val="Prrafodelista"/>
+        <w:numPr>
+          <w:ilvl w:val="1"/>
+          <w:numId w:val="9"/>
+        </w:numPr>
+      </w:pPr>
+      <w:r>
+        <w:t xml:space="preserve">Bonotes de las </w:t>
+      </w:r>
+      <w:proofErr w:type="spellStart"/>
+      <w:proofErr w:type="gramStart"/>
+      <w:r>
+        <w:t>paginas</w:t>
+      </w:r>
+      <w:proofErr w:type="spellEnd"/>
+      <w:r>
+        <w:t>(</w:t>
+      </w:r>
+      <w:proofErr w:type="gramEnd"/>
+      <w:r>
+        <w:t>inicio, centro, tienda, reserva y contacto)</w:t>
+      </w:r>
+    </w:p>
+    <w:p>
+      <w:pPr>
+        <w:pStyle w:val="Prrafodelista"/>
+        <w:numPr>
+          <w:ilvl w:val="1"/>
+          <w:numId w:val="9"/>
+        </w:numPr>
+      </w:pPr>
+      <w:r>
+        <w:t>Botón de inicio de sesión</w:t>
+      </w:r>
+    </w:p>
+    <w:p>
+      <w:pPr>
+        <w:pStyle w:val="Prrafodelista"/>
+        <w:numPr>
+          <w:ilvl w:val="1"/>
+          <w:numId w:val="9"/>
+        </w:numPr>
+      </w:pPr>
+      <w:r>
+        <w:t>Botón de perfil de usuario</w:t>
+      </w:r>
+    </w:p>
+    <w:p/>
+    <w:p/>
+    <w:p>
+      <w:r>
+        <w:lastRenderedPageBreak/>
+        <w:t>Cuerpo principal:</w:t>
+      </w:r>
+    </w:p>
+    <w:p>
+      <w:pPr>
+        <w:pStyle w:val="Prrafodelista"/>
+        <w:numPr>
+          <w:ilvl w:val="0"/>
+          <w:numId w:val="9"/>
+        </w:numPr>
+      </w:pPr>
+      <w:r>
+        <w:t>Elementos &lt;p&gt;</w:t>
+      </w:r>
+    </w:p>
+    <w:p>
+      <w:pPr>
+        <w:pStyle w:val="Prrafodelista"/>
+        <w:numPr>
+          <w:ilvl w:val="0"/>
+          <w:numId w:val="9"/>
+        </w:numPr>
+      </w:pPr>
+      <w:r>
+        <w:t>Elementos &lt;h2&gt;</w:t>
+      </w:r>
+    </w:p>
+    <w:p>
+      <w:pPr>
+        <w:pStyle w:val="Prrafodelista"/>
+        <w:numPr>
+          <w:ilvl w:val="0"/>
+          <w:numId w:val="9"/>
+        </w:numPr>
+      </w:pPr>
+      <w:r>
+        <w:t xml:space="preserve">Tres imágenes </w:t>
+      </w:r>
+    </w:p>
+    <w:p/>
+    <w:p>
+      <w:r>
+        <w:t>Footer:</w:t>
+      </w:r>
+    </w:p>
+    <w:p>
+      <w:pPr>
+        <w:pStyle w:val="Prrafodelista"/>
+        <w:numPr>
+          <w:ilvl w:val="0"/>
+          <w:numId w:val="9"/>
+        </w:numPr>
+      </w:pPr>
+      <w:r>
+        <w:t xml:space="preserve">Dos imágenes con enlace a las redes sociales </w:t>
+      </w:r>
+    </w:p>
+    <w:p>
+      <w:pPr>
+        <w:pStyle w:val="Prrafodelista"/>
+        <w:numPr>
+          <w:ilvl w:val="0"/>
+          <w:numId w:val="9"/>
+        </w:numPr>
+      </w:pPr>
+      <w:r>
+        <w:t>Teléfono de contacto</w:t>
+      </w:r>
+    </w:p>
+    <w:p>
+      <w:pPr>
+        <w:pStyle w:val="Prrafodelista"/>
+        <w:numPr>
+          <w:ilvl w:val="0"/>
+          <w:numId w:val="9"/>
+        </w:numPr>
+      </w:pPr>
+      <w:r>
+        <w:t>Gmail</w:t>
+      </w:r>
+    </w:p>
+    <w:p>
+      <w:pPr>
+        <w:pStyle w:val="Prrafodelista"/>
+        <w:numPr>
+          <w:ilvl w:val="0"/>
+          <w:numId w:val="9"/>
+        </w:numPr>
+      </w:pPr>
+      <w:r>
+        <w:t>Enlace a la ubicación de la clínica</w:t>
+      </w:r>
+    </w:p>
+    <w:p>
+      <w:pPr>
+        <w:pStyle w:val="Prrafodelista"/>
+        <w:numPr>
+          <w:ilvl w:val="0"/>
+          <w:numId w:val="9"/>
+        </w:numPr>
+      </w:pPr>
+      <w:r>
+        <w:t>Logo</w:t>
+      </w:r>
+    </w:p>
+    <w:p>
+      <w:pPr>
+        <w:pStyle w:val="Prrafodelista"/>
+        <w:numPr>
+          <w:ilvl w:val="0"/>
+          <w:numId w:val="9"/>
+        </w:numPr>
+      </w:pPr>
+      <w:r>
+        <w:t>Párrafos con información&lt;p&gt;</w:t>
+      </w:r>
+    </w:p>
+    <w:p/>
+    <w:p>
+      <w:r>
+        <w:t>Resumen de funcionalidad:</w:t>
+      </w:r>
+    </w:p>
+    <w:p>
+      <w:r>
+        <w:t xml:space="preserve">La </w:t>
+      </w:r>
+      <w:proofErr w:type="spellStart"/>
+      <w:r>
+        <w:t>pagina</w:t>
+      </w:r>
+      <w:proofErr w:type="spellEnd"/>
+      <w:r>
+        <w:t xml:space="preserve"> de centro tiene la finalidad de proporcionar </w:t>
+      </w:r>
+      <w:r>
+        <w:t>información</w:t>
+      </w:r>
+      <w:r>
+        <w:t xml:space="preserve"> a los usuarios mediante imágenes y textos </w:t>
+      </w:r>
+    </w:p>
+    <w:p/>
+    <w:p>
+      <w:r>
+        <w:t>TIENDA</w:t>
+      </w:r>
+    </w:p>
+    <w:p/>
+    <w:p>
+      <w:r>
+        <w:t xml:space="preserve">Esta </w:t>
+      </w:r>
+      <w:r>
+        <w:t>página</w:t>
+      </w:r>
+      <w:r>
+        <w:t xml:space="preserve"> cambia según estes logeado con un usuario trabajador o con un usuario cliente</w:t>
+      </w:r>
+    </w:p>
+    <w:p/>
+    <w:p>
+      <w:r>
+        <w:t xml:space="preserve">Menú de navegación: </w:t>
+      </w:r>
+    </w:p>
+    <w:p>
+      <w:pPr>
+        <w:pStyle w:val="Prrafodelista"/>
+        <w:numPr>
+          <w:ilvl w:val="0"/>
+          <w:numId w:val="9"/>
+        </w:numPr>
+      </w:pPr>
+      <w:r>
+        <w:t xml:space="preserve">El menú de navegación será un navbar, y </w:t>
+      </w:r>
+      <w:proofErr w:type="gramStart"/>
+      <w:r>
+        <w:t>contara</w:t>
+      </w:r>
+      <w:proofErr w:type="gramEnd"/>
+      <w:r>
+        <w:t xml:space="preserve"> con los siguientes elementos:</w:t>
+      </w:r>
+    </w:p>
+    <w:p>
+      <w:pPr>
+        <w:pStyle w:val="Prrafodelista"/>
+        <w:numPr>
+          <w:ilvl w:val="1"/>
+          <w:numId w:val="9"/>
+        </w:numPr>
+      </w:pPr>
+      <w:r>
+        <w:t>Logo</w:t>
+      </w:r>
+    </w:p>
+    <w:p>
+      <w:pPr>
+        <w:pStyle w:val="Prrafodelista"/>
+        <w:numPr>
+          <w:ilvl w:val="1"/>
+          <w:numId w:val="9"/>
+        </w:numPr>
+      </w:pPr>
+      <w:r>
+        <w:t xml:space="preserve">Bonotes de las </w:t>
+      </w:r>
+      <w:proofErr w:type="spellStart"/>
+      <w:proofErr w:type="gramStart"/>
+      <w:r>
+        <w:t>paginas</w:t>
+      </w:r>
+      <w:proofErr w:type="spellEnd"/>
+      <w:r>
+        <w:t>(</w:t>
+      </w:r>
+      <w:proofErr w:type="gramEnd"/>
+      <w:r>
+        <w:t>inicio, centro, tienda, reserva y contacto)</w:t>
+      </w:r>
+    </w:p>
+    <w:p>
+      <w:pPr>
+        <w:pStyle w:val="Prrafodelista"/>
+        <w:numPr>
+          <w:ilvl w:val="1"/>
+          <w:numId w:val="9"/>
+        </w:numPr>
+      </w:pPr>
+      <w:r>
+        <w:t>Botón de inicio de sesión</w:t>
+      </w:r>
+    </w:p>
+    <w:p>
+      <w:pPr>
+        <w:pStyle w:val="Prrafodelista"/>
+        <w:numPr>
+          <w:ilvl w:val="1"/>
+          <w:numId w:val="9"/>
+        </w:numPr>
+      </w:pPr>
+      <w:r>
+        <w:t>Botón de perfil de usuario</w:t>
+      </w:r>
+    </w:p>
+    <w:p/>
+    <w:p>
+      <w:r>
+        <w:t>Cuerpo principal:</w:t>
+      </w:r>
+    </w:p>
+    <w:p>
+      <w:pPr>
+        <w:pStyle w:val="Prrafodelista"/>
+        <w:numPr>
+          <w:ilvl w:val="0"/>
+          <w:numId w:val="9"/>
+        </w:numPr>
+      </w:pPr>
+      <w:r>
+        <w:t xml:space="preserve">En esta </w:t>
+      </w:r>
+      <w:proofErr w:type="spellStart"/>
+      <w:r>
+        <w:t>pagina</w:t>
+      </w:r>
+      <w:proofErr w:type="spellEnd"/>
+      <w:r>
+        <w:t xml:space="preserve"> se llama al componente de </w:t>
+      </w:r>
+      <w:proofErr w:type="spellStart"/>
+      <w:r>
+        <w:t>card</w:t>
+      </w:r>
+      <w:proofErr w:type="spellEnd"/>
+    </w:p>
+    <w:p>
+      <w:pPr>
+        <w:pStyle w:val="Prrafodelista"/>
+        <w:numPr>
+          <w:ilvl w:val="1"/>
+          <w:numId w:val="9"/>
+        </w:numPr>
+      </w:pPr>
+      <w:r>
+        <w:t xml:space="preserve">Cards: </w:t>
+      </w:r>
+      <w:proofErr w:type="gramStart"/>
+      <w:r>
+        <w:t>Pueden</w:t>
+      </w:r>
+      <w:proofErr w:type="gramEnd"/>
+      <w:r>
+        <w:t xml:space="preserve"> haber tantas como se quiera y cuenta con lo siguiente</w:t>
+      </w:r>
+    </w:p>
+    <w:p>
+      <w:pPr>
+        <w:pStyle w:val="Prrafodelista"/>
+        <w:numPr>
+          <w:ilvl w:val="2"/>
+          <w:numId w:val="9"/>
+        </w:numPr>
+      </w:pPr>
+      <w:r>
+        <w:t>Imagen</w:t>
+      </w:r>
+    </w:p>
+    <w:p>
+      <w:pPr>
+        <w:pStyle w:val="Prrafodelista"/>
+        <w:numPr>
+          <w:ilvl w:val="2"/>
+          <w:numId w:val="9"/>
+        </w:numPr>
+      </w:pPr>
+      <w:r>
+        <w:t>Elementos &lt;p&gt;</w:t>
+      </w:r>
+    </w:p>
+    <w:p>
+      <w:pPr>
+        <w:pStyle w:val="Prrafodelista"/>
+        <w:numPr>
+          <w:ilvl w:val="2"/>
+          <w:numId w:val="9"/>
+        </w:numPr>
+      </w:pPr>
+      <w:proofErr w:type="gramStart"/>
+      <w:r>
+        <w:t>Botón(</w:t>
+      </w:r>
+      <w:proofErr w:type="gramEnd"/>
+      <w:r>
+        <w:t>solo trabajador)</w:t>
+      </w:r>
+    </w:p>
+    <w:p>
+      <w:pPr>
+        <w:pStyle w:val="Prrafodelista"/>
+        <w:numPr>
+          <w:ilvl w:val="1"/>
+          <w:numId w:val="9"/>
+        </w:numPr>
+      </w:pPr>
+      <w:r>
+        <w:t>Dos botones para la navegación</w:t>
+      </w:r>
+    </w:p>
+    <w:p>
+      <w:pPr>
+        <w:pStyle w:val="Prrafodelista"/>
+        <w:numPr>
+          <w:ilvl w:val="1"/>
+          <w:numId w:val="9"/>
+        </w:numPr>
+      </w:pPr>
+      <w:r>
+        <w:t xml:space="preserve">Un botón para añadir </w:t>
+      </w:r>
+      <w:proofErr w:type="gramStart"/>
+      <w:r>
+        <w:t>cards(</w:t>
+      </w:r>
+      <w:proofErr w:type="gramEnd"/>
+      <w:r>
+        <w:t>solo trabajador)</w:t>
+      </w:r>
+    </w:p>
+    <w:p>
+      <w:pPr>
+        <w:pStyle w:val="Prrafodelista"/>
+        <w:numPr>
+          <w:ilvl w:val="1"/>
+          <w:numId w:val="9"/>
+        </w:numPr>
+      </w:pPr>
+      <w:r>
+        <w:t>Elemento &lt;h1&gt;</w:t>
+      </w:r>
+    </w:p>
+    <w:p>
+      <w:pPr>
+        <w:pStyle w:val="Prrafodelista"/>
+        <w:numPr>
+          <w:ilvl w:val="1"/>
+          <w:numId w:val="9"/>
+        </w:numPr>
+      </w:pPr>
+      <w:r>
+        <w:t>Elemento &lt;span&gt;</w:t>
+      </w:r>
+    </w:p>
+    <w:p>
+      <w:pPr>
+        <w:rPr>
+          <w:sz w:val="22"/>
+          <w:szCs w:val="22"/>
         </w:rPr>
       </w:pPr>
     </w:p>
@@ -5456,111 +7395,1065 @@
     <w:p/>
     <w:p/>
     <w:p/>
+    <w:p/>
+    <w:p>
+      <w:r>
+        <w:lastRenderedPageBreak/>
+        <w:t>Footer:</w:t>
+      </w:r>
+    </w:p>
+    <w:p>
+      <w:pPr>
+        <w:pStyle w:val="Prrafodelista"/>
+        <w:numPr>
+          <w:ilvl w:val="0"/>
+          <w:numId w:val="9"/>
+        </w:numPr>
+      </w:pPr>
+      <w:r>
+        <w:t xml:space="preserve">Dos imágenes con enlace a las redes sociales </w:t>
+      </w:r>
+    </w:p>
+    <w:p>
+      <w:pPr>
+        <w:pStyle w:val="Prrafodelista"/>
+        <w:numPr>
+          <w:ilvl w:val="0"/>
+          <w:numId w:val="9"/>
+        </w:numPr>
+      </w:pPr>
+      <w:r>
+        <w:t>Teléfono de contacto</w:t>
+      </w:r>
+    </w:p>
+    <w:p>
+      <w:pPr>
+        <w:pStyle w:val="Prrafodelista"/>
+        <w:numPr>
+          <w:ilvl w:val="0"/>
+          <w:numId w:val="9"/>
+        </w:numPr>
+      </w:pPr>
+      <w:r>
+        <w:t>Gmail</w:t>
+      </w:r>
+    </w:p>
+    <w:p>
+      <w:pPr>
+        <w:pStyle w:val="Prrafodelista"/>
+        <w:numPr>
+          <w:ilvl w:val="0"/>
+          <w:numId w:val="9"/>
+        </w:numPr>
+      </w:pPr>
+      <w:r>
+        <w:t>Enlace a la ubicación de la clínica</w:t>
+      </w:r>
+    </w:p>
+    <w:p>
+      <w:pPr>
+        <w:pStyle w:val="Prrafodelista"/>
+        <w:numPr>
+          <w:ilvl w:val="0"/>
+          <w:numId w:val="9"/>
+        </w:numPr>
+      </w:pPr>
+      <w:r>
+        <w:t>Logo</w:t>
+      </w:r>
+    </w:p>
+    <w:p>
+      <w:pPr>
+        <w:pStyle w:val="Prrafodelista"/>
+        <w:numPr>
+          <w:ilvl w:val="0"/>
+          <w:numId w:val="9"/>
+        </w:numPr>
+      </w:pPr>
+      <w:r>
+        <w:t>Párrafos con información&lt;p&gt;</w:t>
+      </w:r>
+    </w:p>
+    <w:p/>
+    <w:p>
+      <w:r>
+        <w:t>Resumen de funcionalidad:</w:t>
+      </w:r>
+    </w:p>
+    <w:p>
+      <w:r>
+        <w:t xml:space="preserve">La </w:t>
+      </w:r>
+      <w:proofErr w:type="spellStart"/>
+      <w:r>
+        <w:t>pagina</w:t>
+      </w:r>
+      <w:proofErr w:type="spellEnd"/>
+      <w:r>
+        <w:t xml:space="preserve"> de tienda tiene diferentes funciones, permite a los clientes ver los productos que pueden comprar en la clínica y permite a los trabajadores gestionar estos productos</w:t>
+      </w:r>
+    </w:p>
+    <w:p/>
+    <w:p>
+      <w:r>
+        <w:t>RESERVA</w:t>
+      </w:r>
+    </w:p>
+    <w:p>
+      <w:r>
+        <w:t xml:space="preserve">Esta página cambia radicalmente dependiendo de si estas logeado como trabajador o como cliente, de forma que si estas como cliente te aparecerá un formulario de reserva y si estas como trabajador te aparecerán los datos de estas reservas </w:t>
+      </w:r>
+    </w:p>
+    <w:p/>
+    <w:p>
+      <w:r>
+        <w:t xml:space="preserve">Menú de navegación: </w:t>
+      </w:r>
+    </w:p>
+    <w:p>
+      <w:pPr>
+        <w:pStyle w:val="Prrafodelista"/>
+        <w:numPr>
+          <w:ilvl w:val="0"/>
+          <w:numId w:val="9"/>
+        </w:numPr>
+      </w:pPr>
+      <w:r>
+        <w:t xml:space="preserve">El menú de navegación será un navbar, y </w:t>
+      </w:r>
+      <w:proofErr w:type="gramStart"/>
+      <w:r>
+        <w:t>contara</w:t>
+      </w:r>
+      <w:proofErr w:type="gramEnd"/>
+      <w:r>
+        <w:t xml:space="preserve"> con los siguientes elementos:</w:t>
+      </w:r>
+    </w:p>
+    <w:p>
+      <w:pPr>
+        <w:pStyle w:val="Prrafodelista"/>
+        <w:numPr>
+          <w:ilvl w:val="1"/>
+          <w:numId w:val="9"/>
+        </w:numPr>
+      </w:pPr>
+      <w:r>
+        <w:t>Logo</w:t>
+      </w:r>
+    </w:p>
+    <w:p>
+      <w:pPr>
+        <w:pStyle w:val="Prrafodelista"/>
+        <w:numPr>
+          <w:ilvl w:val="1"/>
+          <w:numId w:val="9"/>
+        </w:numPr>
+      </w:pPr>
+      <w:r>
+        <w:t xml:space="preserve">Bonotes de las </w:t>
+      </w:r>
+      <w:proofErr w:type="spellStart"/>
+      <w:proofErr w:type="gramStart"/>
+      <w:r>
+        <w:t>paginas</w:t>
+      </w:r>
+      <w:proofErr w:type="spellEnd"/>
+      <w:r>
+        <w:t>(</w:t>
+      </w:r>
+      <w:proofErr w:type="gramEnd"/>
+      <w:r>
+        <w:t>inicio, centro, tienda, reserva y contacto)</w:t>
+      </w:r>
+    </w:p>
+    <w:p>
+      <w:pPr>
+        <w:pStyle w:val="Prrafodelista"/>
+        <w:numPr>
+          <w:ilvl w:val="1"/>
+          <w:numId w:val="9"/>
+        </w:numPr>
+      </w:pPr>
+      <w:r>
+        <w:t>Botón de inicio de sesión</w:t>
+      </w:r>
+    </w:p>
+    <w:p>
+      <w:pPr>
+        <w:pStyle w:val="Prrafodelista"/>
+        <w:numPr>
+          <w:ilvl w:val="1"/>
+          <w:numId w:val="9"/>
+        </w:numPr>
+      </w:pPr>
+      <w:r>
+        <w:t>Botón de perfil de usuario</w:t>
+      </w:r>
+    </w:p>
+    <w:p/>
+    <w:p>
+      <w:r>
+        <w:t>Cuerpo principal(trabajador)</w:t>
+      </w:r>
+    </w:p>
+    <w:p>
+      <w:pPr>
+        <w:pStyle w:val="Prrafodelista"/>
+        <w:numPr>
+          <w:ilvl w:val="0"/>
+          <w:numId w:val="9"/>
+        </w:numPr>
+      </w:pPr>
+      <w:r>
+        <w:t>Se llama al componente trabajador que contiene lo siguiente</w:t>
+      </w:r>
+      <w:r>
+        <w:t>:</w:t>
+      </w:r>
+    </w:p>
+    <w:p>
+      <w:pPr>
+        <w:pStyle w:val="Prrafodelista"/>
+        <w:numPr>
+          <w:ilvl w:val="1"/>
+          <w:numId w:val="9"/>
+        </w:numPr>
+      </w:pPr>
+      <w:r>
+        <w:t>Desplegable con &lt;select&gt; y &lt;option&gt;</w:t>
+      </w:r>
+    </w:p>
+    <w:p>
+      <w:pPr>
+        <w:pStyle w:val="Prrafodelista"/>
+        <w:numPr>
+          <w:ilvl w:val="1"/>
+          <w:numId w:val="9"/>
+        </w:numPr>
+      </w:pPr>
+      <w:r>
+        <w:t>Tablas con &lt;tr</w:t>
+      </w:r>
+      <w:proofErr w:type="gramStart"/>
+      <w:r>
+        <w:t xml:space="preserve">&gt; </w:t>
+      </w:r>
+      <w:r>
+        <w:t>,</w:t>
+      </w:r>
+      <w:proofErr w:type="gramEnd"/>
+      <w:r>
+        <w:t>&lt;th&gt;</w:t>
+      </w:r>
+      <w:r>
+        <w:t xml:space="preserve"> y &lt;td&gt;</w:t>
+      </w:r>
+    </w:p>
+    <w:p>
+      <w:pPr>
+        <w:pStyle w:val="Prrafodelista"/>
+        <w:numPr>
+          <w:ilvl w:val="1"/>
+          <w:numId w:val="9"/>
+        </w:numPr>
+      </w:pPr>
+      <w:r>
+        <w:t>Botón</w:t>
+      </w:r>
+    </w:p>
+    <w:p/>
+    <w:p>
+      <w:r>
+        <w:t xml:space="preserve">Cuerpo </w:t>
+      </w:r>
+      <w:proofErr w:type="gramStart"/>
+      <w:r>
+        <w:t>principal(</w:t>
+      </w:r>
+      <w:proofErr w:type="gramEnd"/>
+      <w:r>
+        <w:t>Cliente)</w:t>
+      </w:r>
+    </w:p>
+    <w:p>
+      <w:pPr>
+        <w:pStyle w:val="Prrafodelista"/>
+        <w:numPr>
+          <w:ilvl w:val="0"/>
+          <w:numId w:val="9"/>
+        </w:numPr>
+      </w:pPr>
+      <w:r>
+        <w:t>Se llama al componente cliente que cuenta con lo siguiente:</w:t>
+      </w:r>
+    </w:p>
+    <w:p>
+      <w:pPr>
+        <w:pStyle w:val="Prrafodelista"/>
+        <w:numPr>
+          <w:ilvl w:val="1"/>
+          <w:numId w:val="9"/>
+        </w:numPr>
+      </w:pPr>
+      <w:r>
+        <w:t>Elemento &lt;h2&gt;</w:t>
+      </w:r>
+    </w:p>
+    <w:p>
+      <w:pPr>
+        <w:pStyle w:val="Prrafodelista"/>
+        <w:numPr>
+          <w:ilvl w:val="1"/>
+          <w:numId w:val="9"/>
+        </w:numPr>
+      </w:pPr>
+      <w:r>
+        <w:t>Formulario con los siguientes campos:</w:t>
+      </w:r>
+    </w:p>
+    <w:p>
+      <w:pPr>
+        <w:pStyle w:val="Prrafodelista"/>
+        <w:numPr>
+          <w:ilvl w:val="2"/>
+          <w:numId w:val="9"/>
+        </w:numPr>
+      </w:pPr>
+      <w:r>
+        <w:t xml:space="preserve">Tres desplegables </w:t>
+      </w:r>
+    </w:p>
+    <w:p>
+      <w:pPr>
+        <w:pStyle w:val="Prrafodelista"/>
+        <w:numPr>
+          <w:ilvl w:val="2"/>
+          <w:numId w:val="9"/>
+        </w:numPr>
+      </w:pPr>
+      <w:r>
+        <w:t xml:space="preserve">Un </w:t>
+      </w:r>
+      <w:r>
+        <w:t>checkbox</w:t>
+      </w:r>
+    </w:p>
+    <w:p>
+      <w:pPr>
+        <w:pStyle w:val="Prrafodelista"/>
+        <w:numPr>
+          <w:ilvl w:val="2"/>
+          <w:numId w:val="9"/>
+        </w:numPr>
+      </w:pPr>
+      <w:r>
+        <w:t>Un campo de tipo calendario</w:t>
+      </w:r>
+    </w:p>
+    <w:p>
+      <w:pPr>
+        <w:pStyle w:val="Prrafodelista"/>
+        <w:numPr>
+          <w:ilvl w:val="2"/>
+          <w:numId w:val="9"/>
+        </w:numPr>
+      </w:pPr>
+      <w:r>
+        <w:t>Un botón</w:t>
+      </w:r>
+    </w:p>
+    <w:p/>
+    <w:p/>
+    <w:p/>
+    <w:p/>
+    <w:p/>
+    <w:p/>
+    <w:p>
+      <w:r>
+        <w:lastRenderedPageBreak/>
+        <w:t>Footer:</w:t>
+      </w:r>
+    </w:p>
+    <w:p>
+      <w:pPr>
+        <w:pStyle w:val="Prrafodelista"/>
+        <w:numPr>
+          <w:ilvl w:val="0"/>
+          <w:numId w:val="9"/>
+        </w:numPr>
+      </w:pPr>
+      <w:r>
+        <w:t xml:space="preserve">Dos imágenes con enlace a las redes sociales </w:t>
+      </w:r>
+    </w:p>
+    <w:p>
+      <w:pPr>
+        <w:pStyle w:val="Prrafodelista"/>
+        <w:numPr>
+          <w:ilvl w:val="0"/>
+          <w:numId w:val="9"/>
+        </w:numPr>
+      </w:pPr>
+      <w:r>
+        <w:t>Teléfono de contacto</w:t>
+      </w:r>
+    </w:p>
+    <w:p>
+      <w:pPr>
+        <w:pStyle w:val="Prrafodelista"/>
+        <w:numPr>
+          <w:ilvl w:val="0"/>
+          <w:numId w:val="9"/>
+        </w:numPr>
+      </w:pPr>
+      <w:r>
+        <w:t>Gmail</w:t>
+      </w:r>
+    </w:p>
+    <w:p>
+      <w:pPr>
+        <w:pStyle w:val="Prrafodelista"/>
+        <w:numPr>
+          <w:ilvl w:val="0"/>
+          <w:numId w:val="9"/>
+        </w:numPr>
+      </w:pPr>
+      <w:r>
+        <w:t>Enlace a la ubicación de la clínica</w:t>
+      </w:r>
+    </w:p>
+    <w:p>
+      <w:pPr>
+        <w:pStyle w:val="Prrafodelista"/>
+        <w:numPr>
+          <w:ilvl w:val="0"/>
+          <w:numId w:val="9"/>
+        </w:numPr>
+      </w:pPr>
+      <w:r>
+        <w:t>Logo</w:t>
+      </w:r>
+    </w:p>
+    <w:p>
+      <w:pPr>
+        <w:pStyle w:val="Prrafodelista"/>
+        <w:numPr>
+          <w:ilvl w:val="0"/>
+          <w:numId w:val="9"/>
+        </w:numPr>
+      </w:pPr>
+      <w:r>
+        <w:t>Párrafos con información&lt;p&gt;</w:t>
+      </w:r>
+    </w:p>
+    <w:p/>
+    <w:p/>
+    <w:p>
+      <w:r>
+        <w:t>Resumen de funcionalidad:</w:t>
+      </w:r>
+    </w:p>
+    <w:p>
+      <w:r>
+        <w:t xml:space="preserve"> La </w:t>
+      </w:r>
+      <w:proofErr w:type="spellStart"/>
+      <w:r>
+        <w:t>pagina</w:t>
+      </w:r>
+      <w:proofErr w:type="spellEnd"/>
+      <w:r>
+        <w:t xml:space="preserve"> de reserva tiene varias funciones, permitir reservar una cita a los clientes y permitir a los empleados ver la información de las citas y gestionarlas </w:t>
+      </w:r>
+    </w:p>
+    <w:p/>
+    <w:p/>
+    <w:p/>
+    <w:p>
+      <w:r>
+        <w:t>CONTACTO</w:t>
+      </w:r>
+    </w:p>
+    <w:p/>
+    <w:p>
+      <w:r>
+        <w:t xml:space="preserve">Menú de navegación: </w:t>
+      </w:r>
+    </w:p>
+    <w:p>
+      <w:pPr>
+        <w:pStyle w:val="Prrafodelista"/>
+        <w:numPr>
+          <w:ilvl w:val="0"/>
+          <w:numId w:val="9"/>
+        </w:numPr>
+      </w:pPr>
+      <w:r>
+        <w:t xml:space="preserve">El menú de navegación será un navbar, y </w:t>
+      </w:r>
+      <w:proofErr w:type="gramStart"/>
+      <w:r>
+        <w:t>contara</w:t>
+      </w:r>
+      <w:proofErr w:type="gramEnd"/>
+      <w:r>
+        <w:t xml:space="preserve"> con los siguientes elementos:</w:t>
+      </w:r>
+    </w:p>
+    <w:p>
+      <w:pPr>
+        <w:pStyle w:val="Prrafodelista"/>
+        <w:numPr>
+          <w:ilvl w:val="1"/>
+          <w:numId w:val="9"/>
+        </w:numPr>
+      </w:pPr>
+      <w:r>
+        <w:t>Logo</w:t>
+      </w:r>
+    </w:p>
+    <w:p>
+      <w:pPr>
+        <w:pStyle w:val="Prrafodelista"/>
+        <w:numPr>
+          <w:ilvl w:val="1"/>
+          <w:numId w:val="9"/>
+        </w:numPr>
+      </w:pPr>
+      <w:r>
+        <w:t xml:space="preserve">Bonotes de las </w:t>
+      </w:r>
+      <w:proofErr w:type="spellStart"/>
+      <w:proofErr w:type="gramStart"/>
+      <w:r>
+        <w:t>paginas</w:t>
+      </w:r>
+      <w:proofErr w:type="spellEnd"/>
+      <w:r>
+        <w:t>(</w:t>
+      </w:r>
+      <w:proofErr w:type="gramEnd"/>
+      <w:r>
+        <w:t>inicio, centro, tienda, reserva y contacto)</w:t>
+      </w:r>
+    </w:p>
+    <w:p>
+      <w:pPr>
+        <w:pStyle w:val="Prrafodelista"/>
+        <w:numPr>
+          <w:ilvl w:val="1"/>
+          <w:numId w:val="9"/>
+        </w:numPr>
+      </w:pPr>
+      <w:r>
+        <w:t>Botón de inicio de sesión</w:t>
+      </w:r>
+    </w:p>
+    <w:p>
+      <w:pPr>
+        <w:pStyle w:val="Prrafodelista"/>
+        <w:numPr>
+          <w:ilvl w:val="1"/>
+          <w:numId w:val="9"/>
+        </w:numPr>
+      </w:pPr>
+      <w:r>
+        <w:t>Botón de perfil de usuario</w:t>
+      </w:r>
+    </w:p>
+    <w:p/>
+    <w:p>
+      <w:r>
+        <w:t>Cuerpo principal(trabajador)</w:t>
+      </w:r>
+    </w:p>
+    <w:p>
+      <w:pPr>
+        <w:pStyle w:val="Prrafodelista"/>
+        <w:numPr>
+          <w:ilvl w:val="0"/>
+          <w:numId w:val="9"/>
+        </w:numPr>
+      </w:pPr>
+      <w:r>
+        <w:t xml:space="preserve">Mapa interactivo </w:t>
+      </w:r>
+    </w:p>
+    <w:p>
+      <w:pPr>
+        <w:pStyle w:val="Prrafodelista"/>
+        <w:numPr>
+          <w:ilvl w:val="0"/>
+          <w:numId w:val="9"/>
+        </w:numPr>
+      </w:pPr>
+      <w:r>
+        <w:t>Formulario con los siguientes campos:</w:t>
+      </w:r>
+    </w:p>
+    <w:p>
+      <w:pPr>
+        <w:pStyle w:val="Prrafodelista"/>
+        <w:numPr>
+          <w:ilvl w:val="1"/>
+          <w:numId w:val="9"/>
+        </w:numPr>
+      </w:pPr>
+      <w:r>
+        <w:t>Dos campos de tipo text</w:t>
+      </w:r>
+    </w:p>
+    <w:p>
+      <w:pPr>
+        <w:pStyle w:val="Prrafodelista"/>
+        <w:numPr>
+          <w:ilvl w:val="1"/>
+          <w:numId w:val="9"/>
+        </w:numPr>
+      </w:pPr>
+      <w:r>
+        <w:t xml:space="preserve">Un </w:t>
+      </w:r>
+      <w:proofErr w:type="spellStart"/>
+      <w:r>
+        <w:t>camp</w:t>
+      </w:r>
+      <w:proofErr w:type="spellEnd"/>
+      <w:r>
+        <w:t xml:space="preserve"> de tipo email</w:t>
+      </w:r>
+    </w:p>
+    <w:p>
+      <w:pPr>
+        <w:pStyle w:val="Prrafodelista"/>
+        <w:numPr>
+          <w:ilvl w:val="1"/>
+          <w:numId w:val="9"/>
+        </w:numPr>
+      </w:pPr>
+      <w:r>
+        <w:t xml:space="preserve">Un campo de tipo number </w:t>
+      </w:r>
+    </w:p>
+    <w:p>
+      <w:pPr>
+        <w:pStyle w:val="Prrafodelista"/>
+        <w:numPr>
+          <w:ilvl w:val="1"/>
+          <w:numId w:val="9"/>
+        </w:numPr>
+      </w:pPr>
+      <w:r>
+        <w:t>Un campo de tipo textarea</w:t>
+      </w:r>
+    </w:p>
+    <w:p>
+      <w:pPr>
+        <w:pStyle w:val="Prrafodelista"/>
+        <w:numPr>
+          <w:ilvl w:val="0"/>
+          <w:numId w:val="9"/>
+        </w:numPr>
+      </w:pPr>
+      <w:r>
+        <w:t>Elementos &lt;p&gt;</w:t>
+      </w:r>
+    </w:p>
+    <w:p>
+      <w:pPr>
+        <w:pStyle w:val="Prrafodelista"/>
+        <w:numPr>
+          <w:ilvl w:val="0"/>
+          <w:numId w:val="9"/>
+        </w:numPr>
+      </w:pPr>
+      <w:r>
+        <w:t xml:space="preserve">Dos imágenes con enlaces </w:t>
+      </w:r>
+    </w:p>
+    <w:p>
+      <w:pPr>
+        <w:pStyle w:val="Prrafodelista"/>
+        <w:numPr>
+          <w:ilvl w:val="0"/>
+          <w:numId w:val="9"/>
+        </w:numPr>
+      </w:pPr>
+      <w:r>
+        <w:t>Elementos &lt;h3&gt;</w:t>
+      </w:r>
+    </w:p>
+    <w:p/>
+    <w:p>
+      <w:r>
+        <w:t>Footer:</w:t>
+      </w:r>
+    </w:p>
+    <w:p>
+      <w:pPr>
+        <w:pStyle w:val="Prrafodelista"/>
+        <w:numPr>
+          <w:ilvl w:val="0"/>
+          <w:numId w:val="9"/>
+        </w:numPr>
+      </w:pPr>
+      <w:r>
+        <w:t xml:space="preserve">Dos imágenes con enlace a las redes sociales </w:t>
+      </w:r>
+    </w:p>
+    <w:p>
+      <w:pPr>
+        <w:pStyle w:val="Prrafodelista"/>
+        <w:numPr>
+          <w:ilvl w:val="0"/>
+          <w:numId w:val="9"/>
+        </w:numPr>
+      </w:pPr>
+      <w:r>
+        <w:t>Teléfono de contacto</w:t>
+      </w:r>
+    </w:p>
+    <w:p>
+      <w:pPr>
+        <w:pStyle w:val="Prrafodelista"/>
+        <w:numPr>
+          <w:ilvl w:val="0"/>
+          <w:numId w:val="9"/>
+        </w:numPr>
+      </w:pPr>
+      <w:r>
+        <w:t>Gmail</w:t>
+      </w:r>
+    </w:p>
+    <w:p>
+      <w:pPr>
+        <w:pStyle w:val="Prrafodelista"/>
+        <w:numPr>
+          <w:ilvl w:val="0"/>
+          <w:numId w:val="9"/>
+        </w:numPr>
+      </w:pPr>
+      <w:r>
+        <w:t>Enlace a la ubicación de la clínica</w:t>
+      </w:r>
+    </w:p>
+    <w:p>
+      <w:pPr>
+        <w:pStyle w:val="Prrafodelista"/>
+        <w:numPr>
+          <w:ilvl w:val="0"/>
+          <w:numId w:val="9"/>
+        </w:numPr>
+      </w:pPr>
+      <w:r>
+        <w:t>Logo</w:t>
+      </w:r>
+    </w:p>
+    <w:p>
+      <w:pPr>
+        <w:pStyle w:val="Prrafodelista"/>
+        <w:numPr>
+          <w:ilvl w:val="0"/>
+          <w:numId w:val="9"/>
+        </w:numPr>
+      </w:pPr>
+      <w:r>
+        <w:t>Párrafos con información&lt;p&gt;</w:t>
+      </w:r>
+    </w:p>
+    <w:p>
+      <w:pPr>
+        <w:rPr>
+          <w:sz w:val="22"/>
+          <w:szCs w:val="22"/>
+        </w:rPr>
+      </w:pPr>
+    </w:p>
+    <w:p>
+      <w:pPr>
+        <w:rPr>
+          <w:sz w:val="22"/>
+          <w:szCs w:val="22"/>
+        </w:rPr>
+      </w:pPr>
+      <w:r>
+        <w:rPr>
+          <w:sz w:val="22"/>
+          <w:szCs w:val="22"/>
+        </w:rPr>
+        <w:t>Resumen de funcionalidad:</w:t>
+      </w:r>
+    </w:p>
+    <w:p>
+      <w:pPr>
+        <w:rPr>
+          <w:sz w:val="22"/>
+          <w:szCs w:val="22"/>
+        </w:rPr>
+      </w:pPr>
+      <w:r>
+        <w:rPr>
+          <w:sz w:val="22"/>
+          <w:szCs w:val="22"/>
+        </w:rPr>
+        <w:t xml:space="preserve">El objetivo de la </w:t>
+      </w:r>
+      <w:proofErr w:type="spellStart"/>
+      <w:r>
+        <w:rPr>
+          <w:sz w:val="22"/>
+          <w:szCs w:val="22"/>
+        </w:rPr>
+        <w:t>pagina</w:t>
+      </w:r>
+      <w:proofErr w:type="spellEnd"/>
+      <w:r>
+        <w:rPr>
+          <w:sz w:val="22"/>
+          <w:szCs w:val="22"/>
+        </w:rPr>
+        <w:t xml:space="preserve"> de contacto es que el usuario pueda ver donde se encuentra la clínica a través del mapa interactivo así como poder ver toda la información de contacto de la clínica como </w:t>
+      </w:r>
+      <w:proofErr w:type="gramStart"/>
+      <w:r>
+        <w:rPr>
+          <w:sz w:val="22"/>
+          <w:szCs w:val="22"/>
+        </w:rPr>
+        <w:t>el  teléfono</w:t>
+      </w:r>
+      <w:proofErr w:type="gramEnd"/>
+      <w:r>
+        <w:rPr>
+          <w:sz w:val="22"/>
+          <w:szCs w:val="22"/>
+        </w:rPr>
+        <w:t xml:space="preserve"> y email y poder enviar un formulario de contacto</w:t>
+      </w:r>
+    </w:p>
     <w:p>
       <w:pPr>
         <w:pStyle w:val="Ttulo2"/>
         <w:jc w:val="center"/>
       </w:pPr>
+      <w:bookmarkStart w:id="12" w:name="_Toc191136228"/>
       <w:r>
         <w:lastRenderedPageBreak/>
-        <w:t>ESTRUCTURA DE LA PAGINA</w:t>
-      </w:r>
+        <w:t>LOGO</w:t>
+      </w:r>
+      <w:bookmarkEnd w:id="12"/>
     </w:p>
     <w:p/>
     <w:p>
-      <w:pPr>
-        <w:rPr>
-          <w:color w:val="FF0000"/>
-          <w:sz w:val="22"/>
-          <w:szCs w:val="22"/>
-        </w:rPr>
-      </w:pPr>
+      <w:r>
+        <w:t>Se ha elegido el siguiente logo para la web:</w:t>
+      </w:r>
+    </w:p>
+    <w:p>
+      <w:r>
+        <w:rPr>
+          <w:noProof/>
+        </w:rPr>
+        <w:drawing>
+          <wp:inline distT="0" distB="0" distL="0" distR="0" wp14:anchorId="72C5400A" wp14:editId="75BB59AD">
+            <wp:extent cx="2167128" cy="1449489"/>
+            <wp:effectExtent l="0" t="0" r="0" b="0"/>
+            <wp:docPr id="1391007536" name="Imagen 1" descr="Logotipo&#10;&#10;El contenido generado por IA puede ser incorrecto."/>
+            <wp:cNvGraphicFramePr>
+              <a:graphicFrameLocks xmlns:a="http://schemas.openxmlformats.org/drawingml/2006/main" noChangeAspect="1"/>
+            </wp:cNvGraphicFramePr>
+            <a:graphic xmlns:a="http://schemas.openxmlformats.org/drawingml/2006/main">
+              <a:graphicData uri="http://schemas.openxmlformats.org/drawingml/2006/picture">
+                <pic:pic xmlns:pic="http://schemas.openxmlformats.org/drawingml/2006/picture">
+                  <pic:nvPicPr>
+                    <pic:cNvPr id="1391007536" name="Imagen 1" descr="Logotipo&#10;&#10;El contenido generado por IA puede ser incorrecto."/>
+                    <pic:cNvPicPr/>
+                  </pic:nvPicPr>
+                  <pic:blipFill>
+                    <a:blip r:embed="rId43"/>
+                    <a:stretch>
+                      <a:fillRect/>
+                    </a:stretch>
+                  </pic:blipFill>
+                  <pic:spPr>
+                    <a:xfrm>
+                      <a:off x="0" y="0"/>
+                      <a:ext cx="2189975" cy="1464770"/>
+                    </a:xfrm>
+                    <a:prstGeom prst="rect">
+                      <a:avLst/>
+                    </a:prstGeom>
+                  </pic:spPr>
+                </pic:pic>
+              </a:graphicData>
+            </a:graphic>
+          </wp:inline>
+        </w:drawing>
+      </w:r>
+    </w:p>
+    <w:p/>
+    <w:p>
+      <w:r>
+        <w:t>Razones por las que se ha escogido este logo:</w:t>
+      </w:r>
+    </w:p>
+    <w:p/>
+    <w:p>
+      <w:r>
+        <w:t xml:space="preserve">Color: El color es perfecto para realizar un contraste con el fondo oscuro donde se </w:t>
+      </w:r>
       <w:proofErr w:type="gramStart"/>
       <w:r>
-        <w:rPr>
-          <w:color w:val="FF0000"/>
-          <w:sz w:val="22"/>
-          <w:szCs w:val="22"/>
-        </w:rPr>
-        <w:t>TERMINAR!!!!!!!!!!!!!!!!!!!!!!!!!!</w:t>
+        <w:t>situara</w:t>
       </w:r>
       <w:proofErr w:type="gramEnd"/>
-    </w:p>
-    <w:p>
-      <w:pPr>
-        <w:rPr>
-          <w:color w:val="FF0000"/>
-          <w:sz w:val="22"/>
-          <w:szCs w:val="22"/>
-        </w:rPr>
-      </w:pPr>
-    </w:p>
-    <w:p>
-      <w:pPr>
-        <w:pStyle w:val="Ttulo2"/>
-        <w:jc w:val="center"/>
-      </w:pPr>
-      <w:r>
-        <w:t>LOGO</w:t>
+      <w:r>
+        <w:t xml:space="preserve"> y así llamar la atención del usuario </w:t>
       </w:r>
     </w:p>
     <w:p/>
     <w:p>
-      <w:pPr>
-        <w:rPr>
-          <w:color w:val="FF0000"/>
-          <w:sz w:val="22"/>
-          <w:szCs w:val="22"/>
-        </w:rPr>
-      </w:pPr>
-      <w:proofErr w:type="gramStart"/>
-      <w:r>
-        <w:rPr>
-          <w:color w:val="FF0000"/>
-          <w:sz w:val="22"/>
-          <w:szCs w:val="22"/>
-        </w:rPr>
-        <w:t>TERMINAR!!!!!!!!!!!!!!!!!!!!!!!!!!</w:t>
-      </w:r>
-      <w:proofErr w:type="gramEnd"/>
+      <w:bookmarkStart w:id="13" w:name="_Toc188553805"/>
+      <w:r>
+        <w:t>Elección del isologo: Se ha elegido un isologo porque representa mejor a la clínica. Separar el nombre de la imagen no sería efectivo, ya que la imagen por sí sola no es intuitiva y no refleja el sector. Al combinarla con el nombre, se soluciona este problema. Por otro lado, usar solo el nombre resultaría demasiado simple, por lo que el isologo es la opción más equilibrada.</w:t>
+      </w:r>
     </w:p>
     <w:p/>
     <w:p>
-      <w:pPr>
-        <w:pStyle w:val="Ttulo2"/>
-        <w:jc w:val="center"/>
-      </w:pPr>
-      <w:bookmarkStart w:id="1" w:name="_Toc188553805"/>
-      <w:r>
-        <w:t>TEXTOS</w:t>
-      </w:r>
-      <w:bookmarkEnd w:id="1"/>
+      <w:r>
+        <w:rPr>
+          <w:rStyle w:val="Textoennegrita"/>
+          <w:b w:val="0"/>
+          <w:bCs w:val="0"/>
+        </w:rPr>
+        <w:t>T</w:t>
+      </w:r>
+      <w:r>
+        <w:rPr>
+          <w:rStyle w:val="Textoennegrita"/>
+          <w:b w:val="0"/>
+          <w:bCs w:val="0"/>
+        </w:rPr>
+        <w:t>amaño y Proporciones:</w:t>
+      </w:r>
+      <w:r>
+        <w:t xml:space="preserve"> </w:t>
+      </w:r>
+      <w:r>
+        <w:t>El logo se ha diseñado con unas proporciones que garantizan su correcta visualización en diferentes dispositivos y resoluciones. Su tamaño se adapta sin perder legibilidad ni calidad.</w:t>
+      </w:r>
     </w:p>
     <w:p/>
     <w:p>
-      <w:pPr>
-        <w:rPr>
-          <w:color w:val="FF0000"/>
-          <w:sz w:val="22"/>
-          <w:szCs w:val="22"/>
-        </w:rPr>
-      </w:pPr>
-      <w:proofErr w:type="gramStart"/>
-      <w:r>
-        <w:rPr>
-          <w:color w:val="FF0000"/>
-          <w:sz w:val="22"/>
-          <w:szCs w:val="22"/>
-        </w:rPr>
-        <w:t>TERMINAR!!!!!!!!!!!!!!!!!!!!!!!!!!</w:t>
-      </w:r>
-      <w:proofErr w:type="gramEnd"/>
-    </w:p>
+      <w:r>
+        <w:t xml:space="preserve">Tipografía: La tipografía del logo presenta un </w:t>
+      </w:r>
+      <w:r>
+        <w:rPr>
+          <w:rStyle w:val="Textoennegrita"/>
+        </w:rPr>
+        <w:t>e</w:t>
+      </w:r>
+      <w:r>
+        <w:rPr>
+          <w:rStyle w:val="Textoennegrita"/>
+          <w:b w:val="0"/>
+          <w:bCs w:val="0"/>
+        </w:rPr>
+        <w:t>stilo elegante,</w:t>
+      </w:r>
+      <w:r>
+        <w:t xml:space="preserve"> con líneas limpias y formas bien definidas. Este tipo de letra transmite una sensación de </w:t>
+      </w:r>
+      <w:r>
+        <w:rPr>
+          <w:rStyle w:val="Textoennegrita"/>
+          <w:b w:val="0"/>
+          <w:bCs w:val="0"/>
+        </w:rPr>
+        <w:t>profesionalismo y confianza</w:t>
+      </w:r>
+      <w:r>
+        <w:rPr>
+          <w:b/>
+          <w:bCs/>
+        </w:rPr>
+        <w:t>,</w:t>
+      </w:r>
+      <w:r>
+        <w:t xml:space="preserve"> valores clave para una clínica estética.</w:t>
+      </w:r>
+    </w:p>
+    <w:p/>
+    <w:p>
+      <w:r>
+        <w:t xml:space="preserve">También se ha hecho una versión monocromática del logo para poder utilizarlo en caso de que el logo original no tenga una buena visibilidad </w:t>
+      </w:r>
+    </w:p>
+    <w:p/>
+    <w:p>
+      <w:r>
+        <w:rPr>
+          <w:noProof/>
+        </w:rPr>
+        <w:drawing>
+          <wp:inline distT="0" distB="0" distL="0" distR="0" wp14:anchorId="0806E6E9" wp14:editId="43846F8B">
+            <wp:extent cx="1709928" cy="1145366"/>
+            <wp:effectExtent l="0" t="0" r="0" b="0"/>
+            <wp:docPr id="206944531" name="Imagen 1" descr="Imagen que contiene Logotipo&#10;&#10;El contenido generado por IA puede ser incorrecto."/>
+            <wp:cNvGraphicFramePr>
+              <a:graphicFrameLocks xmlns:a="http://schemas.openxmlformats.org/drawingml/2006/main" noChangeAspect="1"/>
+            </wp:cNvGraphicFramePr>
+            <a:graphic xmlns:a="http://schemas.openxmlformats.org/drawingml/2006/main">
+              <a:graphicData uri="http://schemas.openxmlformats.org/drawingml/2006/picture">
+                <pic:pic xmlns:pic="http://schemas.openxmlformats.org/drawingml/2006/picture">
+                  <pic:nvPicPr>
+                    <pic:cNvPr id="206944531" name="Imagen 1" descr="Imagen que contiene Logotipo&#10;&#10;El contenido generado por IA puede ser incorrecto."/>
+                    <pic:cNvPicPr>
+                      <a:picLocks noChangeAspect="1" noChangeArrowheads="1"/>
+                    </pic:cNvPicPr>
+                  </pic:nvPicPr>
+                  <pic:blipFill>
+                    <a:blip r:embed="rId44" cstate="print">
+                      <a:extLst>
+                        <a:ext uri="{28A0092B-C50C-407E-A947-70E740481C1C}">
+                          <a14:useLocalDpi xmlns:a14="http://schemas.microsoft.com/office/drawing/2010/main" val="0"/>
+                        </a:ext>
+                      </a:extLst>
+                    </a:blip>
+                    <a:srcRect/>
+                    <a:stretch>
+                      <a:fillRect/>
+                    </a:stretch>
+                  </pic:blipFill>
+                  <pic:spPr bwMode="auto">
+                    <a:xfrm>
+                      <a:off x="0" y="0"/>
+                      <a:ext cx="1735763" cy="1162671"/>
+                    </a:xfrm>
+                    <a:prstGeom prst="rect">
+                      <a:avLst/>
+                    </a:prstGeom>
+                    <a:noFill/>
+                    <a:ln>
+                      <a:noFill/>
+                    </a:ln>
+                  </pic:spPr>
+                </pic:pic>
+              </a:graphicData>
+            </a:graphic>
+          </wp:inline>
+        </w:drawing>
+      </w:r>
+    </w:p>
+    <w:p/>
+    <w:bookmarkEnd w:id="13"/>
     <w:p/>
     <w:sectPr>
-      <w:footerReference w:type="even" r:id="rId42"/>
-      <w:footerReference w:type="default" r:id="rId43"/>
-      <w:footerReference w:type="first" r:id="rId44"/>
+      <w:footerReference w:type="even" r:id="rId45"/>
+      <w:footerReference w:type="default" r:id="rId46"/>
+      <w:footerReference w:type="first" r:id="rId47"/>
       <w:pgSz w:w="11906" w:h="16838"/>
       <w:pgMar w:top="1417" w:right="1701" w:bottom="1417" w:left="1701" w:header="708" w:footer="708" w:gutter="0"/>
       <w:pgNumType w:start="1" w:chapStyle="1"/>
@@ -6207,6 +9100,119 @@
     </w:lvl>
   </w:abstractNum>
   <w:abstractNum w:abstractNumId="5" w15:restartNumberingAfterBreak="0">
+    <w:nsid w:val="0F6377C9"/>
+    <w:multiLevelType w:val="hybridMultilevel"/>
+    <w:tmpl w:val="4FE214F6"/>
+    <w:lvl w:ilvl="0" w:tplc="A0903204">
+      <w:numFmt w:val="bullet"/>
+      <w:lvlText w:val="-"/>
+      <w:lvlJc w:val="left"/>
+      <w:pPr>
+        <w:ind w:left="720" w:hanging="360"/>
+      </w:pPr>
+      <w:rPr>
+        <w:rFonts w:ascii="Aptos" w:eastAsiaTheme="majorEastAsia" w:hAnsi="Aptos" w:cs="Times New Roman" w:hint="default"/>
+        <w:b/>
+      </w:rPr>
+    </w:lvl>
+    <w:lvl w:ilvl="1" w:tplc="040A0003">
+      <w:start w:val="1"/>
+      <w:numFmt w:val="bullet"/>
+      <w:lvlText w:val="o"/>
+      <w:lvlJc w:val="left"/>
+      <w:pPr>
+        <w:ind w:left="1440" w:hanging="360"/>
+      </w:pPr>
+      <w:rPr>
+        <w:rFonts w:ascii="Courier New" w:hAnsi="Courier New" w:cs="Courier New" w:hint="default"/>
+      </w:rPr>
+    </w:lvl>
+    <w:lvl w:ilvl="2" w:tplc="040A0005" w:tentative="1">
+      <w:start w:val="1"/>
+      <w:numFmt w:val="bullet"/>
+      <w:lvlText w:val=""/>
+      <w:lvlJc w:val="left"/>
+      <w:pPr>
+        <w:ind w:left="2160" w:hanging="360"/>
+      </w:pPr>
+      <w:rPr>
+        <w:rFonts w:ascii="Wingdings" w:hAnsi="Wingdings" w:hint="default"/>
+      </w:rPr>
+    </w:lvl>
+    <w:lvl w:ilvl="3" w:tplc="040A0001" w:tentative="1">
+      <w:start w:val="1"/>
+      <w:numFmt w:val="bullet"/>
+      <w:lvlText w:val=""/>
+      <w:lvlJc w:val="left"/>
+      <w:pPr>
+        <w:ind w:left="2880" w:hanging="360"/>
+      </w:pPr>
+      <w:rPr>
+        <w:rFonts w:ascii="Symbol" w:hAnsi="Symbol" w:hint="default"/>
+      </w:rPr>
+    </w:lvl>
+    <w:lvl w:ilvl="4" w:tplc="040A0003" w:tentative="1">
+      <w:start w:val="1"/>
+      <w:numFmt w:val="bullet"/>
+      <w:lvlText w:val="o"/>
+      <w:lvlJc w:val="left"/>
+      <w:pPr>
+        <w:ind w:left="3600" w:hanging="360"/>
+      </w:pPr>
+      <w:rPr>
+        <w:rFonts w:ascii="Courier New" w:hAnsi="Courier New" w:cs="Courier New" w:hint="default"/>
+      </w:rPr>
+    </w:lvl>
+    <w:lvl w:ilvl="5" w:tplc="040A0005" w:tentative="1">
+      <w:start w:val="1"/>
+      <w:numFmt w:val="bullet"/>
+      <w:lvlText w:val=""/>
+      <w:lvlJc w:val="left"/>
+      <w:pPr>
+        <w:ind w:left="4320" w:hanging="360"/>
+      </w:pPr>
+      <w:rPr>
+        <w:rFonts w:ascii="Wingdings" w:hAnsi="Wingdings" w:hint="default"/>
+      </w:rPr>
+    </w:lvl>
+    <w:lvl w:ilvl="6" w:tplc="040A0001" w:tentative="1">
+      <w:start w:val="1"/>
+      <w:numFmt w:val="bullet"/>
+      <w:lvlText w:val=""/>
+      <w:lvlJc w:val="left"/>
+      <w:pPr>
+        <w:ind w:left="5040" w:hanging="360"/>
+      </w:pPr>
+      <w:rPr>
+        <w:rFonts w:ascii="Symbol" w:hAnsi="Symbol" w:hint="default"/>
+      </w:rPr>
+    </w:lvl>
+    <w:lvl w:ilvl="7" w:tplc="040A0003" w:tentative="1">
+      <w:start w:val="1"/>
+      <w:numFmt w:val="bullet"/>
+      <w:lvlText w:val="o"/>
+      <w:lvlJc w:val="left"/>
+      <w:pPr>
+        <w:ind w:left="5760" w:hanging="360"/>
+      </w:pPr>
+      <w:rPr>
+        <w:rFonts w:ascii="Courier New" w:hAnsi="Courier New" w:cs="Courier New" w:hint="default"/>
+      </w:rPr>
+    </w:lvl>
+    <w:lvl w:ilvl="8" w:tplc="040A0005" w:tentative="1">
+      <w:start w:val="1"/>
+      <w:numFmt w:val="bullet"/>
+      <w:lvlText w:val=""/>
+      <w:lvlJc w:val="left"/>
+      <w:pPr>
+        <w:ind w:left="6480" w:hanging="360"/>
+      </w:pPr>
+      <w:rPr>
+        <w:rFonts w:ascii="Wingdings" w:hAnsi="Wingdings" w:hint="default"/>
+      </w:rPr>
+    </w:lvl>
+  </w:abstractNum>
+  <w:abstractNum w:abstractNumId="6" w15:restartNumberingAfterBreak="0">
     <w:nsid w:val="14FB1031"/>
     <w:multiLevelType w:val="hybridMultilevel"/>
     <w:tmpl w:val="4C12CD5C"/>
@@ -6318,7 +9324,119 @@
       </w:rPr>
     </w:lvl>
   </w:abstractNum>
-  <w:abstractNum w:abstractNumId="6" w15:restartNumberingAfterBreak="0">
+  <w:abstractNum w:abstractNumId="7" w15:restartNumberingAfterBreak="0">
+    <w:nsid w:val="15AE5751"/>
+    <w:multiLevelType w:val="hybridMultilevel"/>
+    <w:tmpl w:val="E284737E"/>
+    <w:lvl w:ilvl="0" w:tplc="460C9B72">
+      <w:numFmt w:val="bullet"/>
+      <w:lvlText w:val=""/>
+      <w:lvlJc w:val="left"/>
+      <w:pPr>
+        <w:ind w:left="720" w:hanging="360"/>
+      </w:pPr>
+      <w:rPr>
+        <w:rFonts w:ascii="Wingdings" w:eastAsiaTheme="minorHAnsi" w:hAnsi="Wingdings" w:cstheme="minorBidi" w:hint="default"/>
+      </w:rPr>
+    </w:lvl>
+    <w:lvl w:ilvl="1" w:tplc="040A0003" w:tentative="1">
+      <w:start w:val="1"/>
+      <w:numFmt w:val="bullet"/>
+      <w:lvlText w:val="o"/>
+      <w:lvlJc w:val="left"/>
+      <w:pPr>
+        <w:ind w:left="1440" w:hanging="360"/>
+      </w:pPr>
+      <w:rPr>
+        <w:rFonts w:ascii="Courier New" w:hAnsi="Courier New" w:cs="Courier New" w:hint="default"/>
+      </w:rPr>
+    </w:lvl>
+    <w:lvl w:ilvl="2" w:tplc="040A0005" w:tentative="1">
+      <w:start w:val="1"/>
+      <w:numFmt w:val="bullet"/>
+      <w:lvlText w:val=""/>
+      <w:lvlJc w:val="left"/>
+      <w:pPr>
+        <w:ind w:left="2160" w:hanging="360"/>
+      </w:pPr>
+      <w:rPr>
+        <w:rFonts w:ascii="Wingdings" w:hAnsi="Wingdings" w:hint="default"/>
+      </w:rPr>
+    </w:lvl>
+    <w:lvl w:ilvl="3" w:tplc="040A0001" w:tentative="1">
+      <w:start w:val="1"/>
+      <w:numFmt w:val="bullet"/>
+      <w:lvlText w:val=""/>
+      <w:lvlJc w:val="left"/>
+      <w:pPr>
+        <w:ind w:left="2880" w:hanging="360"/>
+      </w:pPr>
+      <w:rPr>
+        <w:rFonts w:ascii="Symbol" w:hAnsi="Symbol" w:hint="default"/>
+      </w:rPr>
+    </w:lvl>
+    <w:lvl w:ilvl="4" w:tplc="040A0003" w:tentative="1">
+      <w:start w:val="1"/>
+      <w:numFmt w:val="bullet"/>
+      <w:lvlText w:val="o"/>
+      <w:lvlJc w:val="left"/>
+      <w:pPr>
+        <w:ind w:left="3600" w:hanging="360"/>
+      </w:pPr>
+      <w:rPr>
+        <w:rFonts w:ascii="Courier New" w:hAnsi="Courier New" w:cs="Courier New" w:hint="default"/>
+      </w:rPr>
+    </w:lvl>
+    <w:lvl w:ilvl="5" w:tplc="040A0005" w:tentative="1">
+      <w:start w:val="1"/>
+      <w:numFmt w:val="bullet"/>
+      <w:lvlText w:val=""/>
+      <w:lvlJc w:val="left"/>
+      <w:pPr>
+        <w:ind w:left="4320" w:hanging="360"/>
+      </w:pPr>
+      <w:rPr>
+        <w:rFonts w:ascii="Wingdings" w:hAnsi="Wingdings" w:hint="default"/>
+      </w:rPr>
+    </w:lvl>
+    <w:lvl w:ilvl="6" w:tplc="040A0001" w:tentative="1">
+      <w:start w:val="1"/>
+      <w:numFmt w:val="bullet"/>
+      <w:lvlText w:val=""/>
+      <w:lvlJc w:val="left"/>
+      <w:pPr>
+        <w:ind w:left="5040" w:hanging="360"/>
+      </w:pPr>
+      <w:rPr>
+        <w:rFonts w:ascii="Symbol" w:hAnsi="Symbol" w:hint="default"/>
+      </w:rPr>
+    </w:lvl>
+    <w:lvl w:ilvl="7" w:tplc="040A0003" w:tentative="1">
+      <w:start w:val="1"/>
+      <w:numFmt w:val="bullet"/>
+      <w:lvlText w:val="o"/>
+      <w:lvlJc w:val="left"/>
+      <w:pPr>
+        <w:ind w:left="5760" w:hanging="360"/>
+      </w:pPr>
+      <w:rPr>
+        <w:rFonts w:ascii="Courier New" w:hAnsi="Courier New" w:cs="Courier New" w:hint="default"/>
+      </w:rPr>
+    </w:lvl>
+    <w:lvl w:ilvl="8" w:tplc="040A0005" w:tentative="1">
+      <w:start w:val="1"/>
+      <w:numFmt w:val="bullet"/>
+      <w:lvlText w:val=""/>
+      <w:lvlJc w:val="left"/>
+      <w:pPr>
+        <w:ind w:left="6480" w:hanging="360"/>
+      </w:pPr>
+      <w:rPr>
+        <w:rFonts w:ascii="Wingdings" w:hAnsi="Wingdings" w:hint="default"/>
+      </w:rPr>
+    </w:lvl>
+  </w:abstractNum>
+  <w:abstractNum w:abstractNumId="8" w15:restartNumberingAfterBreak="0">
     <w:nsid w:val="23F05B66"/>
     <w:multiLevelType w:val="hybridMultilevel"/>
     <w:tmpl w:val="44FE51CE"/>
@@ -6430,7 +9548,7 @@
       </w:rPr>
     </w:lvl>
   </w:abstractNum>
-  <w:abstractNum w:abstractNumId="7" w15:restartNumberingAfterBreak="0">
+  <w:abstractNum w:abstractNumId="9" w15:restartNumberingAfterBreak="0">
     <w:nsid w:val="3894488E"/>
     <w:multiLevelType w:val="hybridMultilevel"/>
     <w:tmpl w:val="A844A38C"/>
@@ -6542,7 +9660,156 @@
       </w:rPr>
     </w:lvl>
   </w:abstractNum>
-  <w:abstractNum w:abstractNumId="8" w15:restartNumberingAfterBreak="0">
+  <w:abstractNum w:abstractNumId="10" w15:restartNumberingAfterBreak="0">
+    <w:nsid w:val="45342B26"/>
+    <w:multiLevelType w:val="multilevel"/>
+    <w:tmpl w:val="2820B9C8"/>
+    <w:lvl w:ilvl="0">
+      <w:start w:val="1"/>
+      <w:numFmt w:val="bullet"/>
+      <w:lvlText w:val=""/>
+      <w:lvlJc w:val="left"/>
+      <w:pPr>
+        <w:tabs>
+          <w:tab w:val="num" w:pos="720"/>
+        </w:tabs>
+        <w:ind w:left="720" w:hanging="360"/>
+      </w:pPr>
+      <w:rPr>
+        <w:rFonts w:ascii="Symbol" w:hAnsi="Symbol" w:hint="default"/>
+        <w:sz w:val="20"/>
+      </w:rPr>
+    </w:lvl>
+    <w:lvl w:ilvl="1" w:tentative="1">
+      <w:start w:val="1"/>
+      <w:numFmt w:val="bullet"/>
+      <w:lvlText w:val="o"/>
+      <w:lvlJc w:val="left"/>
+      <w:pPr>
+        <w:tabs>
+          <w:tab w:val="num" w:pos="1440"/>
+        </w:tabs>
+        <w:ind w:left="1440" w:hanging="360"/>
+      </w:pPr>
+      <w:rPr>
+        <w:rFonts w:ascii="Courier New" w:hAnsi="Courier New" w:hint="default"/>
+        <w:sz w:val="20"/>
+      </w:rPr>
+    </w:lvl>
+    <w:lvl w:ilvl="2" w:tentative="1">
+      <w:start w:val="1"/>
+      <w:numFmt w:val="bullet"/>
+      <w:lvlText w:val=""/>
+      <w:lvlJc w:val="left"/>
+      <w:pPr>
+        <w:tabs>
+          <w:tab w:val="num" w:pos="2160"/>
+        </w:tabs>
+        <w:ind w:left="2160" w:hanging="360"/>
+      </w:pPr>
+      <w:rPr>
+        <w:rFonts w:ascii="Wingdings" w:hAnsi="Wingdings" w:hint="default"/>
+        <w:sz w:val="20"/>
+      </w:rPr>
+    </w:lvl>
+    <w:lvl w:ilvl="3" w:tentative="1">
+      <w:start w:val="1"/>
+      <w:numFmt w:val="bullet"/>
+      <w:lvlText w:val=""/>
+      <w:lvlJc w:val="left"/>
+      <w:pPr>
+        <w:tabs>
+          <w:tab w:val="num" w:pos="2880"/>
+        </w:tabs>
+        <w:ind w:left="2880" w:hanging="360"/>
+      </w:pPr>
+      <w:rPr>
+        <w:rFonts w:ascii="Wingdings" w:hAnsi="Wingdings" w:hint="default"/>
+        <w:sz w:val="20"/>
+      </w:rPr>
+    </w:lvl>
+    <w:lvl w:ilvl="4" w:tentative="1">
+      <w:start w:val="1"/>
+      <w:numFmt w:val="bullet"/>
+      <w:lvlText w:val=""/>
+      <w:lvlJc w:val="left"/>
+      <w:pPr>
+        <w:tabs>
+          <w:tab w:val="num" w:pos="3600"/>
+        </w:tabs>
+        <w:ind w:left="3600" w:hanging="360"/>
+      </w:pPr>
+      <w:rPr>
+        <w:rFonts w:ascii="Wingdings" w:hAnsi="Wingdings" w:hint="default"/>
+        <w:sz w:val="20"/>
+      </w:rPr>
+    </w:lvl>
+    <w:lvl w:ilvl="5" w:tentative="1">
+      <w:start w:val="1"/>
+      <w:numFmt w:val="bullet"/>
+      <w:lvlText w:val=""/>
+      <w:lvlJc w:val="left"/>
+      <w:pPr>
+        <w:tabs>
+          <w:tab w:val="num" w:pos="4320"/>
+        </w:tabs>
+        <w:ind w:left="4320" w:hanging="360"/>
+      </w:pPr>
+      <w:rPr>
+        <w:rFonts w:ascii="Wingdings" w:hAnsi="Wingdings" w:hint="default"/>
+        <w:sz w:val="20"/>
+      </w:rPr>
+    </w:lvl>
+    <w:lvl w:ilvl="6" w:tentative="1">
+      <w:start w:val="1"/>
+      <w:numFmt w:val="bullet"/>
+      <w:lvlText w:val=""/>
+      <w:lvlJc w:val="left"/>
+      <w:pPr>
+        <w:tabs>
+          <w:tab w:val="num" w:pos="5040"/>
+        </w:tabs>
+        <w:ind w:left="5040" w:hanging="360"/>
+      </w:pPr>
+      <w:rPr>
+        <w:rFonts w:ascii="Wingdings" w:hAnsi="Wingdings" w:hint="default"/>
+        <w:sz w:val="20"/>
+      </w:rPr>
+    </w:lvl>
+    <w:lvl w:ilvl="7" w:tentative="1">
+      <w:start w:val="1"/>
+      <w:numFmt w:val="bullet"/>
+      <w:lvlText w:val=""/>
+      <w:lvlJc w:val="left"/>
+      <w:pPr>
+        <w:tabs>
+          <w:tab w:val="num" w:pos="5760"/>
+        </w:tabs>
+        <w:ind w:left="5760" w:hanging="360"/>
+      </w:pPr>
+      <w:rPr>
+        <w:rFonts w:ascii="Wingdings" w:hAnsi="Wingdings" w:hint="default"/>
+        <w:sz w:val="20"/>
+      </w:rPr>
+    </w:lvl>
+    <w:lvl w:ilvl="8" w:tentative="1">
+      <w:start w:val="1"/>
+      <w:numFmt w:val="bullet"/>
+      <w:lvlText w:val=""/>
+      <w:lvlJc w:val="left"/>
+      <w:pPr>
+        <w:tabs>
+          <w:tab w:val="num" w:pos="6480"/>
+        </w:tabs>
+        <w:ind w:left="6480" w:hanging="360"/>
+      </w:pPr>
+      <w:rPr>
+        <w:rFonts w:ascii="Wingdings" w:hAnsi="Wingdings" w:hint="default"/>
+        <w:sz w:val="20"/>
+      </w:rPr>
+    </w:lvl>
+  </w:abstractNum>
+  <w:abstractNum w:abstractNumId="11" w15:restartNumberingAfterBreak="0">
     <w:nsid w:val="48907DD2"/>
     <w:multiLevelType w:val="hybridMultilevel"/>
     <w:tmpl w:val="01CC6A8A"/>
@@ -6558,7 +9825,7 @@
         <w:b/>
       </w:rPr>
     </w:lvl>
-    <w:lvl w:ilvl="1" w:tplc="040A0003" w:tentative="1">
+    <w:lvl w:ilvl="1" w:tplc="040A0003">
       <w:start w:val="1"/>
       <w:numFmt w:val="bullet"/>
       <w:lvlText w:val="o"/>
@@ -6570,7 +9837,7 @@
         <w:rFonts w:ascii="Courier New" w:hAnsi="Courier New" w:cs="Courier New" w:hint="default"/>
       </w:rPr>
     </w:lvl>
-    <w:lvl w:ilvl="2" w:tplc="040A0005" w:tentative="1">
+    <w:lvl w:ilvl="2" w:tplc="040A0005">
       <w:start w:val="1"/>
       <w:numFmt w:val="bullet"/>
       <w:lvlText w:val=""/>
@@ -6655,7 +9922,156 @@
       </w:rPr>
     </w:lvl>
   </w:abstractNum>
-  <w:abstractNum w:abstractNumId="9" w15:restartNumberingAfterBreak="0">
+  <w:abstractNum w:abstractNumId="12" w15:restartNumberingAfterBreak="0">
+    <w:nsid w:val="4DB42EDF"/>
+    <w:multiLevelType w:val="multilevel"/>
+    <w:tmpl w:val="C87CE53A"/>
+    <w:lvl w:ilvl="0">
+      <w:start w:val="1"/>
+      <w:numFmt w:val="bullet"/>
+      <w:lvlText w:val=""/>
+      <w:lvlJc w:val="left"/>
+      <w:pPr>
+        <w:tabs>
+          <w:tab w:val="num" w:pos="720"/>
+        </w:tabs>
+        <w:ind w:left="720" w:hanging="360"/>
+      </w:pPr>
+      <w:rPr>
+        <w:rFonts w:ascii="Symbol" w:hAnsi="Symbol" w:hint="default"/>
+        <w:sz w:val="20"/>
+      </w:rPr>
+    </w:lvl>
+    <w:lvl w:ilvl="1" w:tentative="1">
+      <w:start w:val="1"/>
+      <w:numFmt w:val="bullet"/>
+      <w:lvlText w:val="o"/>
+      <w:lvlJc w:val="left"/>
+      <w:pPr>
+        <w:tabs>
+          <w:tab w:val="num" w:pos="1440"/>
+        </w:tabs>
+        <w:ind w:left="1440" w:hanging="360"/>
+      </w:pPr>
+      <w:rPr>
+        <w:rFonts w:ascii="Courier New" w:hAnsi="Courier New" w:hint="default"/>
+        <w:sz w:val="20"/>
+      </w:rPr>
+    </w:lvl>
+    <w:lvl w:ilvl="2" w:tentative="1">
+      <w:start w:val="1"/>
+      <w:numFmt w:val="bullet"/>
+      <w:lvlText w:val=""/>
+      <w:lvlJc w:val="left"/>
+      <w:pPr>
+        <w:tabs>
+          <w:tab w:val="num" w:pos="2160"/>
+        </w:tabs>
+        <w:ind w:left="2160" w:hanging="360"/>
+      </w:pPr>
+      <w:rPr>
+        <w:rFonts w:ascii="Wingdings" w:hAnsi="Wingdings" w:hint="default"/>
+        <w:sz w:val="20"/>
+      </w:rPr>
+    </w:lvl>
+    <w:lvl w:ilvl="3" w:tentative="1">
+      <w:start w:val="1"/>
+      <w:numFmt w:val="bullet"/>
+      <w:lvlText w:val=""/>
+      <w:lvlJc w:val="left"/>
+      <w:pPr>
+        <w:tabs>
+          <w:tab w:val="num" w:pos="2880"/>
+        </w:tabs>
+        <w:ind w:left="2880" w:hanging="360"/>
+      </w:pPr>
+      <w:rPr>
+        <w:rFonts w:ascii="Wingdings" w:hAnsi="Wingdings" w:hint="default"/>
+        <w:sz w:val="20"/>
+      </w:rPr>
+    </w:lvl>
+    <w:lvl w:ilvl="4" w:tentative="1">
+      <w:start w:val="1"/>
+      <w:numFmt w:val="bullet"/>
+      <w:lvlText w:val=""/>
+      <w:lvlJc w:val="left"/>
+      <w:pPr>
+        <w:tabs>
+          <w:tab w:val="num" w:pos="3600"/>
+        </w:tabs>
+        <w:ind w:left="3600" w:hanging="360"/>
+      </w:pPr>
+      <w:rPr>
+        <w:rFonts w:ascii="Wingdings" w:hAnsi="Wingdings" w:hint="default"/>
+        <w:sz w:val="20"/>
+      </w:rPr>
+    </w:lvl>
+    <w:lvl w:ilvl="5" w:tentative="1">
+      <w:start w:val="1"/>
+      <w:numFmt w:val="bullet"/>
+      <w:lvlText w:val=""/>
+      <w:lvlJc w:val="left"/>
+      <w:pPr>
+        <w:tabs>
+          <w:tab w:val="num" w:pos="4320"/>
+        </w:tabs>
+        <w:ind w:left="4320" w:hanging="360"/>
+      </w:pPr>
+      <w:rPr>
+        <w:rFonts w:ascii="Wingdings" w:hAnsi="Wingdings" w:hint="default"/>
+        <w:sz w:val="20"/>
+      </w:rPr>
+    </w:lvl>
+    <w:lvl w:ilvl="6" w:tentative="1">
+      <w:start w:val="1"/>
+      <w:numFmt w:val="bullet"/>
+      <w:lvlText w:val=""/>
+      <w:lvlJc w:val="left"/>
+      <w:pPr>
+        <w:tabs>
+          <w:tab w:val="num" w:pos="5040"/>
+        </w:tabs>
+        <w:ind w:left="5040" w:hanging="360"/>
+      </w:pPr>
+      <w:rPr>
+        <w:rFonts w:ascii="Wingdings" w:hAnsi="Wingdings" w:hint="default"/>
+        <w:sz w:val="20"/>
+      </w:rPr>
+    </w:lvl>
+    <w:lvl w:ilvl="7" w:tentative="1">
+      <w:start w:val="1"/>
+      <w:numFmt w:val="bullet"/>
+      <w:lvlText w:val=""/>
+      <w:lvlJc w:val="left"/>
+      <w:pPr>
+        <w:tabs>
+          <w:tab w:val="num" w:pos="5760"/>
+        </w:tabs>
+        <w:ind w:left="5760" w:hanging="360"/>
+      </w:pPr>
+      <w:rPr>
+        <w:rFonts w:ascii="Wingdings" w:hAnsi="Wingdings" w:hint="default"/>
+        <w:sz w:val="20"/>
+      </w:rPr>
+    </w:lvl>
+    <w:lvl w:ilvl="8" w:tentative="1">
+      <w:start w:val="1"/>
+      <w:numFmt w:val="bullet"/>
+      <w:lvlText w:val=""/>
+      <w:lvlJc w:val="left"/>
+      <w:pPr>
+        <w:tabs>
+          <w:tab w:val="num" w:pos="6480"/>
+        </w:tabs>
+        <w:ind w:left="6480" w:hanging="360"/>
+      </w:pPr>
+      <w:rPr>
+        <w:rFonts w:ascii="Wingdings" w:hAnsi="Wingdings" w:hint="default"/>
+        <w:sz w:val="20"/>
+      </w:rPr>
+    </w:lvl>
+  </w:abstractNum>
+  <w:abstractNum w:abstractNumId="13" w15:restartNumberingAfterBreak="0">
     <w:nsid w:val="682F1C46"/>
     <w:multiLevelType w:val="multilevel"/>
     <w:tmpl w:val="CEC03C0A"/>
@@ -6805,13 +10221,13 @@
     </w:lvl>
   </w:abstractNum>
   <w:num w:numId="1" w16cid:durableId="1172572290">
-    <w:abstractNumId w:val="6"/>
+    <w:abstractNumId w:val="8"/>
   </w:num>
   <w:num w:numId="2" w16cid:durableId="1513370529">
-    <w:abstractNumId w:val="7"/>
+    <w:abstractNumId w:val="9"/>
   </w:num>
   <w:num w:numId="3" w16cid:durableId="1318148384">
-    <w:abstractNumId w:val="5"/>
+    <w:abstractNumId w:val="6"/>
   </w:num>
   <w:num w:numId="4" w16cid:durableId="680473301">
     <w:abstractNumId w:val="0"/>
@@ -6829,10 +10245,22 @@
     <w:abstractNumId w:val="4"/>
   </w:num>
   <w:num w:numId="9" w16cid:durableId="1159537626">
-    <w:abstractNumId w:val="8"/>
+    <w:abstractNumId w:val="11"/>
   </w:num>
   <w:num w:numId="10" w16cid:durableId="1592085776">
-    <w:abstractNumId w:val="9"/>
+    <w:abstractNumId w:val="13"/>
+  </w:num>
+  <w:num w:numId="11" w16cid:durableId="1632861484">
+    <w:abstractNumId w:val="10"/>
+  </w:num>
+  <w:num w:numId="12" w16cid:durableId="1259799129">
+    <w:abstractNumId w:val="5"/>
+  </w:num>
+  <w:num w:numId="13" w16cid:durableId="1382824266">
+    <w:abstractNumId w:val="12"/>
+  </w:num>
+  <w:num w:numId="14" w16cid:durableId="1825782394">
+    <w:abstractNumId w:val="7"/>
   </w:num>
 </w:numbering>
 </file>
@@ -7800,7 +11228,6 @@
     <w:name w:val="Normal (Web)"/>
     <w:basedOn w:val="Normal"/>
     <w:uiPriority w:val="99"/>
-    <w:semiHidden/>
     <w:unhideWhenUsed/>
     <w:rsid w:val="00F75CAE"/>
     <w:pPr>
@@ -7847,6 +11274,195 @@
     <w:rPr>
       <w:i/>
       <w:iCs/>
+    </w:rPr>
+  </w:style>
+  <w:style w:type="paragraph" w:styleId="TtuloTDC">
+    <w:name w:val="TOC Heading"/>
+    <w:basedOn w:val="Ttulo1"/>
+    <w:next w:val="Normal"/>
+    <w:uiPriority w:val="39"/>
+    <w:unhideWhenUsed/>
+    <w:qFormat/>
+    <w:rsid w:val="009879BA"/>
+    <w:pPr>
+      <w:spacing w:before="480" w:after="0" w:line="276" w:lineRule="auto"/>
+      <w:outlineLvl w:val="9"/>
+    </w:pPr>
+    <w:rPr>
+      <w:b/>
+      <w:bCs/>
+      <w:kern w:val="0"/>
+      <w:sz w:val="28"/>
+      <w:szCs w:val="28"/>
+      <w:lang w:eastAsia="es-ES_tradnl"/>
+      <w14:ligatures w14:val="none"/>
+    </w:rPr>
+  </w:style>
+  <w:style w:type="paragraph" w:styleId="TDC1">
+    <w:name w:val="toc 1"/>
+    <w:basedOn w:val="Normal"/>
+    <w:next w:val="Normal"/>
+    <w:autoRedefine/>
+    <w:uiPriority w:val="39"/>
+    <w:unhideWhenUsed/>
+    <w:rsid w:val="009879BA"/>
+    <w:pPr>
+      <w:spacing w:before="120"/>
+    </w:pPr>
+    <w:rPr>
+      <w:b/>
+      <w:bCs/>
+      <w:i/>
+      <w:iCs/>
+    </w:rPr>
+  </w:style>
+  <w:style w:type="paragraph" w:styleId="TDC2">
+    <w:name w:val="toc 2"/>
+    <w:basedOn w:val="Normal"/>
+    <w:next w:val="Normal"/>
+    <w:autoRedefine/>
+    <w:uiPriority w:val="39"/>
+    <w:unhideWhenUsed/>
+    <w:rsid w:val="009879BA"/>
+    <w:pPr>
+      <w:spacing w:before="120"/>
+      <w:ind w:left="240"/>
+    </w:pPr>
+    <w:rPr>
+      <w:b/>
+      <w:bCs/>
+      <w:sz w:val="22"/>
+      <w:szCs w:val="22"/>
+    </w:rPr>
+  </w:style>
+  <w:style w:type="character" w:styleId="Hipervnculo">
+    <w:name w:val="Hyperlink"/>
+    <w:basedOn w:val="Fuentedeprrafopredeter"/>
+    <w:uiPriority w:val="99"/>
+    <w:unhideWhenUsed/>
+    <w:rsid w:val="009879BA"/>
+    <w:rPr>
+      <w:color w:val="467886" w:themeColor="hyperlink"/>
+      <w:u w:val="single"/>
+    </w:rPr>
+  </w:style>
+  <w:style w:type="paragraph" w:styleId="TDC3">
+    <w:name w:val="toc 3"/>
+    <w:basedOn w:val="Normal"/>
+    <w:next w:val="Normal"/>
+    <w:autoRedefine/>
+    <w:uiPriority w:val="39"/>
+    <w:semiHidden/>
+    <w:unhideWhenUsed/>
+    <w:rsid w:val="009879BA"/>
+    <w:pPr>
+      <w:ind w:left="480"/>
+    </w:pPr>
+    <w:rPr>
+      <w:sz w:val="20"/>
+      <w:szCs w:val="20"/>
+    </w:rPr>
+  </w:style>
+  <w:style w:type="paragraph" w:styleId="TDC4">
+    <w:name w:val="toc 4"/>
+    <w:basedOn w:val="Normal"/>
+    <w:next w:val="Normal"/>
+    <w:autoRedefine/>
+    <w:uiPriority w:val="39"/>
+    <w:semiHidden/>
+    <w:unhideWhenUsed/>
+    <w:rsid w:val="009879BA"/>
+    <w:pPr>
+      <w:ind w:left="720"/>
+    </w:pPr>
+    <w:rPr>
+      <w:sz w:val="20"/>
+      <w:szCs w:val="20"/>
+    </w:rPr>
+  </w:style>
+  <w:style w:type="paragraph" w:styleId="TDC5">
+    <w:name w:val="toc 5"/>
+    <w:basedOn w:val="Normal"/>
+    <w:next w:val="Normal"/>
+    <w:autoRedefine/>
+    <w:uiPriority w:val="39"/>
+    <w:semiHidden/>
+    <w:unhideWhenUsed/>
+    <w:rsid w:val="009879BA"/>
+    <w:pPr>
+      <w:ind w:left="960"/>
+    </w:pPr>
+    <w:rPr>
+      <w:sz w:val="20"/>
+      <w:szCs w:val="20"/>
+    </w:rPr>
+  </w:style>
+  <w:style w:type="paragraph" w:styleId="TDC6">
+    <w:name w:val="toc 6"/>
+    <w:basedOn w:val="Normal"/>
+    <w:next w:val="Normal"/>
+    <w:autoRedefine/>
+    <w:uiPriority w:val="39"/>
+    <w:semiHidden/>
+    <w:unhideWhenUsed/>
+    <w:rsid w:val="009879BA"/>
+    <w:pPr>
+      <w:ind w:left="1200"/>
+    </w:pPr>
+    <w:rPr>
+      <w:sz w:val="20"/>
+      <w:szCs w:val="20"/>
+    </w:rPr>
+  </w:style>
+  <w:style w:type="paragraph" w:styleId="TDC7">
+    <w:name w:val="toc 7"/>
+    <w:basedOn w:val="Normal"/>
+    <w:next w:val="Normal"/>
+    <w:autoRedefine/>
+    <w:uiPriority w:val="39"/>
+    <w:semiHidden/>
+    <w:unhideWhenUsed/>
+    <w:rsid w:val="009879BA"/>
+    <w:pPr>
+      <w:ind w:left="1440"/>
+    </w:pPr>
+    <w:rPr>
+      <w:sz w:val="20"/>
+      <w:szCs w:val="20"/>
+    </w:rPr>
+  </w:style>
+  <w:style w:type="paragraph" w:styleId="TDC8">
+    <w:name w:val="toc 8"/>
+    <w:basedOn w:val="Normal"/>
+    <w:next w:val="Normal"/>
+    <w:autoRedefine/>
+    <w:uiPriority w:val="39"/>
+    <w:semiHidden/>
+    <w:unhideWhenUsed/>
+    <w:rsid w:val="009879BA"/>
+    <w:pPr>
+      <w:ind w:left="1680"/>
+    </w:pPr>
+    <w:rPr>
+      <w:sz w:val="20"/>
+      <w:szCs w:val="20"/>
+    </w:rPr>
+  </w:style>
+  <w:style w:type="paragraph" w:styleId="TDC9">
+    <w:name w:val="toc 9"/>
+    <w:basedOn w:val="Normal"/>
+    <w:next w:val="Normal"/>
+    <w:autoRedefine/>
+    <w:uiPriority w:val="39"/>
+    <w:semiHidden/>
+    <w:unhideWhenUsed/>
+    <w:rsid w:val="009879BA"/>
+    <w:pPr>
+      <w:ind w:left="1920"/>
+    </w:pPr>
+    <w:rPr>
+      <w:sz w:val="20"/>
+      <w:szCs w:val="20"/>
     </w:rPr>
   </w:style>
 </w:styles>
@@ -8145,4 +11761,16 @@
     </a:ext>
   </a:extLst>
 </a:theme>
+</file>
+
+<file path=customXml/item1.xml><?xml version="1.0" encoding="utf-8"?>
+<b:Sources xmlns:b="http://schemas.openxmlformats.org/officeDocument/2006/bibliography" xmlns="http://schemas.openxmlformats.org/officeDocument/2006/bibliography" SelectedStyle="/APASixthEditionOfficeOnline.xsl" StyleName="APA" Version="6"/>
+</file>
+
+<file path=customXml/itemProps1.xml><?xml version="1.0" encoding="utf-8"?>
+<ds:datastoreItem xmlns:ds="http://schemas.openxmlformats.org/officeDocument/2006/customXml" ds:itemID="{38C2B888-6235-2A43-8CF3-B60B6004B3AB}">
+  <ds:schemaRefs>
+    <ds:schemaRef ds:uri="http://schemas.openxmlformats.org/officeDocument/2006/bibliography"/>
+  </ds:schemaRefs>
+</ds:datastoreItem>
 </file>